--- a/Практики/Практическая работа 1.docx
+++ b/Практики/Практическая работа 1.docx
@@ -1,6 +1,6 @@
 
 <file path=word/document.xml><?xml version="1.0" encoding="utf-8"?>
-<w:document xmlns:wpc="http://schemas.microsoft.com/office/word/2010/wordprocessingCanvas" xmlns:cx="http://schemas.microsoft.com/office/drawing/2014/chartex" xmlns:mc="http://schemas.openxmlformats.org/markup-compatibility/2006" xmlns:o="urn:schemas-microsoft-com:office:office" xmlns:r="http://schemas.openxmlformats.org/officeDocument/2006/relationships" xmlns:m="http://schemas.openxmlformats.org/officeDocument/2006/math" xmlns:v="urn:schemas-microsoft-com:vml" xmlns:wp14="http://schemas.microsoft.com/office/word/2010/wordprocessingDrawing" xmlns:wp="http://schemas.openxmlformats.org/drawingml/2006/wordprocessingDrawing" xmlns:w10="urn:schemas-microsoft-com:office:word" xmlns:w="http://schemas.openxmlformats.org/wordprocessingml/2006/main" xmlns:w14="http://schemas.microsoft.com/office/word/2010/wordml" xmlns:w15="http://schemas.microsoft.com/office/word/2012/wordml" xmlns:w16se="http://schemas.microsoft.com/office/word/2015/wordml/symex" xmlns:wpg="http://schemas.microsoft.com/office/word/2010/wordprocessingGroup" xmlns:wpi="http://schemas.microsoft.com/office/word/2010/wordprocessingInk" xmlns:wne="http://schemas.microsoft.com/office/word/2006/wordml" xmlns:wps="http://schemas.microsoft.com/office/word/2010/wordprocessingShape" mc:Ignorable="w14 w15 w16se wp14">
+<w:document xmlns:wpc="http://schemas.microsoft.com/office/word/2010/wordprocessingCanvas" xmlns:mc="http://schemas.openxmlformats.org/markup-compatibility/2006" xmlns:o="urn:schemas-microsoft-com:office:office" xmlns:r="http://schemas.openxmlformats.org/officeDocument/2006/relationships" xmlns:m="http://schemas.openxmlformats.org/officeDocument/2006/math" xmlns:v="urn:schemas-microsoft-com:vml" xmlns:wp14="http://schemas.microsoft.com/office/word/2010/wordprocessingDrawing" xmlns:wp="http://schemas.openxmlformats.org/drawingml/2006/wordprocessingDrawing" xmlns:w10="urn:schemas-microsoft-com:office:word" xmlns:w="http://schemas.openxmlformats.org/wordprocessingml/2006/main" xmlns:w14="http://schemas.microsoft.com/office/word/2010/wordml" xmlns:w15="http://schemas.microsoft.com/office/word/2012/wordml" xmlns:wpg="http://schemas.microsoft.com/office/word/2010/wordprocessingGroup" xmlns:wpi="http://schemas.microsoft.com/office/word/2010/wordprocessingInk" xmlns:wne="http://schemas.microsoft.com/office/word/2006/wordml" xmlns:wps="http://schemas.microsoft.com/office/word/2010/wordprocessingShape" mc:Ignorable="w14 w15 wp14">
   <w:body>
     <w:p>
       <w:pPr>
@@ -16,8 +16,6 @@
         </w:rPr>
       </w:pPr>
       <w:bookmarkStart w:id="0" w:name="_Toc163821111"/>
-      <w:bookmarkStart w:id="1" w:name="_GoBack"/>
-      <w:bookmarkEnd w:id="1"/>
       <w:r>
         <w:rPr>
           <w:bCs/>
@@ -185,7 +183,6 @@
           <w:szCs w:val="22"/>
         </w:rPr>
       </w:pPr>
-      <w:proofErr w:type="spellStart"/>
       <w:r>
         <w:rPr>
           <w:b/>
@@ -193,53 +190,15 @@
           <w:sz w:val="22"/>
           <w:szCs w:val="22"/>
         </w:rPr>
-        <w:t>Тести́рование</w:t>
-      </w:r>
-      <w:proofErr w:type="spellEnd"/>
-      <w:r>
-        <w:rPr>
-          <w:b/>
-          <w:bCs/>
-          <w:sz w:val="22"/>
-          <w:szCs w:val="22"/>
-        </w:rPr>
-        <w:t xml:space="preserve"> </w:t>
-      </w:r>
-      <w:proofErr w:type="spellStart"/>
-      <w:r>
-        <w:rPr>
-          <w:bCs/>
-          <w:sz w:val="22"/>
-          <w:szCs w:val="22"/>
-        </w:rPr>
-        <w:t>програ́ммного</w:t>
-      </w:r>
-      <w:proofErr w:type="spellEnd"/>
-      <w:r>
-        <w:rPr>
-          <w:bCs/>
-          <w:sz w:val="22"/>
-          <w:szCs w:val="22"/>
-        </w:rPr>
-        <w:t xml:space="preserve"> </w:t>
-      </w:r>
-      <w:proofErr w:type="spellStart"/>
-      <w:r>
-        <w:rPr>
-          <w:bCs/>
-          <w:sz w:val="22"/>
-          <w:szCs w:val="22"/>
-        </w:rPr>
-        <w:t>обеспе́че́ния</w:t>
-      </w:r>
-      <w:proofErr w:type="spellEnd"/>
-      <w:r>
-        <w:rPr>
-          <w:bCs/>
-          <w:sz w:val="22"/>
-          <w:szCs w:val="22"/>
-        </w:rPr>
-        <w:t xml:space="preserve"> — процесс исследования, испытания программного продукта, имеющий своей целью проверку соответствия между реальным поведением программы и её ожидаемым поведением на конечном наборе тестов, выбранных определённым образом.</w:t>
+        <w:t xml:space="preserve">Тести́рование </w:t>
+      </w:r>
+      <w:r>
+        <w:rPr>
+          <w:bCs/>
+          <w:sz w:val="22"/>
+          <w:szCs w:val="22"/>
+        </w:rPr>
+        <w:t>програ́ммного обеспе́че́ния — процесс исследования, испытания программного продукта, имеющий своей целью проверку соответствия между реальным поведением программы и её ожидаемым поведением на конечном наборе тестов, выбранных определённым образом.</w:t>
       </w:r>
     </w:p>
     <w:p>
@@ -271,27 +230,7 @@
           <w:sz w:val="22"/>
           <w:szCs w:val="22"/>
         </w:rPr>
-        <w:t>Верификация (</w:t>
-      </w:r>
-      <w:proofErr w:type="spellStart"/>
-      <w:r>
-        <w:rPr>
-          <w:b/>
-          <w:bCs/>
-          <w:sz w:val="22"/>
-          <w:szCs w:val="22"/>
-        </w:rPr>
-        <w:t>verification</w:t>
-      </w:r>
-      <w:proofErr w:type="spellEnd"/>
-      <w:r>
-        <w:rPr>
-          <w:b/>
-          <w:bCs/>
-          <w:sz w:val="22"/>
-          <w:szCs w:val="22"/>
-        </w:rPr>
-        <w:t xml:space="preserve">) – </w:t>
+        <w:t xml:space="preserve">Верификация (verification) – </w:t>
       </w:r>
       <w:r>
         <w:rPr>
@@ -336,41 +275,13 @@
           <w:szCs w:val="22"/>
         </w:rPr>
       </w:pPr>
-      <w:proofErr w:type="spellStart"/>
-      <w:r>
-        <w:rPr>
-          <w:bCs/>
-          <w:sz w:val="22"/>
-          <w:szCs w:val="22"/>
-        </w:rPr>
-        <w:t>Валидация</w:t>
-      </w:r>
-      <w:proofErr w:type="spellEnd"/>
-      <w:r>
-        <w:rPr>
-          <w:bCs/>
-          <w:sz w:val="22"/>
-          <w:szCs w:val="22"/>
-        </w:rPr>
-        <w:t xml:space="preserve"> (</w:t>
-      </w:r>
-      <w:proofErr w:type="spellStart"/>
-      <w:r>
-        <w:rPr>
-          <w:bCs/>
-          <w:sz w:val="22"/>
-          <w:szCs w:val="22"/>
-        </w:rPr>
-        <w:t>validation</w:t>
-      </w:r>
-      <w:proofErr w:type="spellEnd"/>
-      <w:r>
-        <w:rPr>
-          <w:bCs/>
-          <w:sz w:val="22"/>
-          <w:szCs w:val="22"/>
-        </w:rPr>
-        <w:t>) – Соответствие продукта потребностям пользователей. Т.е. работа программы устраивает заказчика.</w:t>
+      <w:r>
+        <w:rPr>
+          <w:bCs/>
+          <w:sz w:val="22"/>
+          <w:szCs w:val="22"/>
+        </w:rPr>
+        <w:t>Валидация (validation) – Соответствие продукта потребностям пользователей. Т.е. работа программы устраивает заказчика.</w:t>
       </w:r>
     </w:p>
     <w:p>
@@ -410,43 +321,7 @@
           <w:sz w:val="22"/>
           <w:szCs w:val="22"/>
         </w:rPr>
-        <w:t>(компонентное) тестирование (</w:t>
-      </w:r>
-      <w:proofErr w:type="spellStart"/>
-      <w:r>
-        <w:rPr>
-          <w:bCs/>
-          <w:sz w:val="22"/>
-          <w:szCs w:val="22"/>
-        </w:rPr>
-        <w:t>Unit</w:t>
-      </w:r>
-      <w:proofErr w:type="spellEnd"/>
-      <w:r>
-        <w:rPr>
-          <w:bCs/>
-          <w:sz w:val="22"/>
-          <w:szCs w:val="22"/>
-        </w:rPr>
-        <w:t xml:space="preserve"> </w:t>
-      </w:r>
-      <w:proofErr w:type="spellStart"/>
-      <w:r>
-        <w:rPr>
-          <w:bCs/>
-          <w:sz w:val="22"/>
-          <w:szCs w:val="22"/>
-        </w:rPr>
-        <w:t>Testing</w:t>
-      </w:r>
-      <w:proofErr w:type="spellEnd"/>
-      <w:r>
-        <w:rPr>
-          <w:bCs/>
-          <w:sz w:val="22"/>
-          <w:szCs w:val="22"/>
-        </w:rPr>
-        <w:t>) проводится самими разработчиками, т.к. предполагает полный доступ к коду, для тестирования какого-либо одного логически выделенного и изолированного элемента (модуля) системы в коде, проверяет функциональность и ищет дефекты в частях приложения, которые доступны и могут быть протестированы по-отдельности (модули программ, объекты, классы, функции и т.д.).</w:t>
+        <w:t>(компонентное) тестирование (Unit Testing) проводится самими разработчиками, т.к. предполагает полный доступ к коду, для тестирования какого-либо одного логически выделенного и изолированного элемента (модуля) системы в коде, проверяет функциональность и ищет дефекты в частях приложения, которые доступны и могут быть протестированы по-отдельности (модули программ, объекты, классы, функции и т.д.).</w:t>
       </w:r>
     </w:p>
     <w:p>
@@ -491,8 +366,6 @@
           <w:szCs w:val="22"/>
         </w:rPr>
       </w:pPr>
-      <w:proofErr w:type="spellStart"/>
-      <w:proofErr w:type="gramStart"/>
       <w:r>
         <w:rPr>
           <w:b/>
@@ -502,31 +375,21 @@
         </w:rPr>
         <w:t>Error</w:t>
       </w:r>
-      <w:proofErr w:type="spellEnd"/>
-      <w:r>
-        <w:rPr>
-          <w:bCs/>
-          <w:sz w:val="22"/>
-          <w:szCs w:val="22"/>
-        </w:rPr>
-        <w:t xml:space="preserve"> </w:t>
-      </w:r>
-      <w:r>
-        <w:rPr>
-          <w:bCs/>
-          <w:sz w:val="22"/>
-          <w:szCs w:val="22"/>
-        </w:rPr>
-        <w:t xml:space="preserve"> –</w:t>
-      </w:r>
-      <w:proofErr w:type="gramEnd"/>
-      <w:r>
-        <w:rPr>
-          <w:bCs/>
-          <w:sz w:val="22"/>
-          <w:szCs w:val="22"/>
-        </w:rPr>
-        <w:t xml:space="preserve"> это ошибка</w:t>
+      <w:r>
+        <w:rPr>
+          <w:bCs/>
+          <w:sz w:val="22"/>
+          <w:szCs w:val="22"/>
+        </w:rPr>
+        <w:t xml:space="preserve"> </w:t>
+      </w:r>
+      <w:r>
+        <w:rPr>
+          <w:bCs/>
+          <w:sz w:val="22"/>
+          <w:szCs w:val="22"/>
+        </w:rPr>
+        <w:t xml:space="preserve"> – это ошибка</w:t>
       </w:r>
       <w:r>
         <w:rPr>
@@ -564,7 +427,6 @@
           <w:szCs w:val="22"/>
         </w:rPr>
       </w:pPr>
-      <w:proofErr w:type="spellStart"/>
       <w:r>
         <w:rPr>
           <w:b/>
@@ -574,40 +436,21 @@
         </w:rPr>
         <w:t>Bug</w:t>
       </w:r>
-      <w:proofErr w:type="spellEnd"/>
-      <w:r>
-        <w:rPr>
-          <w:bCs/>
-          <w:sz w:val="22"/>
-          <w:szCs w:val="22"/>
-        </w:rPr>
-        <w:t xml:space="preserve"> </w:t>
-      </w:r>
-      <w:r>
-        <w:rPr>
-          <w:bCs/>
-          <w:sz w:val="22"/>
-          <w:szCs w:val="22"/>
-        </w:rPr>
-        <w:t>(</w:t>
-      </w:r>
-      <w:proofErr w:type="spellStart"/>
-      <w:r>
-        <w:rPr>
-          <w:bCs/>
-          <w:sz w:val="22"/>
-          <w:szCs w:val="22"/>
-        </w:rPr>
-        <w:t>defect</w:t>
-      </w:r>
-      <w:proofErr w:type="spellEnd"/>
-      <w:r>
-        <w:rPr>
-          <w:bCs/>
-          <w:sz w:val="22"/>
-          <w:szCs w:val="22"/>
-        </w:rPr>
-        <w:t>) – это ошибка</w:t>
+      <w:r>
+        <w:rPr>
+          <w:bCs/>
+          <w:sz w:val="22"/>
+          <w:szCs w:val="22"/>
+        </w:rPr>
+        <w:t xml:space="preserve"> </w:t>
+      </w:r>
+      <w:r>
+        <w:rPr>
+          <w:bCs/>
+          <w:sz w:val="22"/>
+          <w:szCs w:val="22"/>
+        </w:rPr>
+        <w:t>(defect) – это ошибка</w:t>
       </w:r>
       <w:r>
         <w:rPr>
@@ -670,8 +513,6 @@
           <w:szCs w:val="22"/>
         </w:rPr>
       </w:pPr>
-      <w:proofErr w:type="spellStart"/>
-      <w:proofErr w:type="gramStart"/>
       <w:r>
         <w:rPr>
           <w:b/>
@@ -681,31 +522,21 @@
         </w:rPr>
         <w:t>Failure</w:t>
       </w:r>
-      <w:proofErr w:type="spellEnd"/>
-      <w:r>
-        <w:rPr>
-          <w:bCs/>
-          <w:sz w:val="22"/>
-          <w:szCs w:val="22"/>
-        </w:rPr>
-        <w:t xml:space="preserve"> </w:t>
-      </w:r>
-      <w:r>
-        <w:rPr>
-          <w:bCs/>
-          <w:sz w:val="22"/>
-          <w:szCs w:val="22"/>
-        </w:rPr>
-        <w:t xml:space="preserve"> –</w:t>
-      </w:r>
-      <w:proofErr w:type="gramEnd"/>
-      <w:r>
-        <w:rPr>
-          <w:bCs/>
-          <w:sz w:val="22"/>
-          <w:szCs w:val="22"/>
-        </w:rPr>
-        <w:t xml:space="preserve"> это</w:t>
+      <w:r>
+        <w:rPr>
+          <w:bCs/>
+          <w:sz w:val="22"/>
+          <w:szCs w:val="22"/>
+        </w:rPr>
+        <w:t xml:space="preserve"> </w:t>
+      </w:r>
+      <w:r>
+        <w:rPr>
+          <w:bCs/>
+          <w:sz w:val="22"/>
+          <w:szCs w:val="22"/>
+        </w:rPr>
+        <w:t xml:space="preserve"> – это</w:t>
       </w:r>
       <w:r>
         <w:rPr>
@@ -797,7 +628,6 @@
         </w:rPr>
         <w:t xml:space="preserve">Создадим </w:t>
       </w:r>
-      <w:proofErr w:type="spellStart"/>
       <w:r>
         <w:rPr>
           <w:bCs/>
@@ -807,7 +637,6 @@
         </w:rPr>
         <w:t>WindowsForms</w:t>
       </w:r>
-      <w:proofErr w:type="spellEnd"/>
       <w:r>
         <w:rPr>
           <w:bCs/>
@@ -880,7 +709,6 @@
         </w:rPr>
         <w:t xml:space="preserve"> </w:t>
       </w:r>
-      <w:proofErr w:type="spellStart"/>
       <w:r>
         <w:rPr>
           <w:rFonts w:ascii="Consolas" w:hAnsi="Consolas"/>
@@ -891,7 +719,6 @@
         </w:rPr>
         <w:t>IntegerEquationSolver</w:t>
       </w:r>
-      <w:proofErr w:type="spellEnd"/>
     </w:p>
     <w:p>
       <w:pPr>
@@ -1012,7 +839,6 @@
         </w:rPr>
         <w:t>&lt;</w:t>
       </w:r>
-      <w:proofErr w:type="spellStart"/>
       <w:r>
         <w:rPr>
           <w:rFonts w:ascii="Consolas" w:hAnsi="Consolas"/>
@@ -1023,7 +849,6 @@
         </w:rPr>
         <w:t>int</w:t>
       </w:r>
-      <w:proofErr w:type="spellEnd"/>
       <w:r>
         <w:rPr>
           <w:rFonts w:ascii="Consolas" w:hAnsi="Consolas"/>
@@ -1034,8 +859,6 @@
         </w:rPr>
         <w:t xml:space="preserve">&gt; </w:t>
       </w:r>
-      <w:proofErr w:type="spellStart"/>
-      <w:proofErr w:type="gramStart"/>
       <w:r>
         <w:rPr>
           <w:rFonts w:ascii="Consolas" w:hAnsi="Consolas"/>
@@ -1046,7 +869,6 @@
         </w:rPr>
         <w:t>GetRootsOnInterval</w:t>
       </w:r>
-      <w:proofErr w:type="spellEnd"/>
       <w:r>
         <w:rPr>
           <w:rFonts w:ascii="Consolas" w:hAnsi="Consolas"/>
@@ -1057,8 +879,6 @@
         </w:rPr>
         <w:t>(</w:t>
       </w:r>
-      <w:proofErr w:type="spellStart"/>
-      <w:proofErr w:type="gramEnd"/>
       <w:r>
         <w:rPr>
           <w:rFonts w:ascii="Consolas" w:hAnsi="Consolas"/>
@@ -1069,7 +889,6 @@
         </w:rPr>
         <w:t>int</w:t>
       </w:r>
-      <w:proofErr w:type="spellEnd"/>
       <w:r>
         <w:rPr>
           <w:rFonts w:ascii="Consolas" w:hAnsi="Consolas"/>
@@ -1100,7 +919,6 @@
         </w:rPr>
         <w:t xml:space="preserve">, </w:t>
       </w:r>
-      <w:proofErr w:type="spellStart"/>
       <w:r>
         <w:rPr>
           <w:rFonts w:ascii="Consolas" w:hAnsi="Consolas"/>
@@ -1111,7 +929,6 @@
         </w:rPr>
         <w:t>int</w:t>
       </w:r>
-      <w:proofErr w:type="spellEnd"/>
       <w:r>
         <w:rPr>
           <w:rFonts w:ascii="Consolas" w:hAnsi="Consolas"/>
@@ -1237,7 +1054,6 @@
         </w:rPr>
         <w:t xml:space="preserve"> </w:t>
       </w:r>
-      <w:proofErr w:type="spellStart"/>
       <w:r>
         <w:rPr>
           <w:rFonts w:ascii="Consolas" w:hAnsi="Consolas"/>
@@ -1248,7 +1064,6 @@
         </w:rPr>
         <w:t>Func</w:t>
       </w:r>
-      <w:proofErr w:type="spellEnd"/>
       <w:r>
         <w:rPr>
           <w:rFonts w:ascii="Consolas" w:hAnsi="Consolas"/>
@@ -1469,7 +1284,6 @@
         </w:rPr>
         <w:t xml:space="preserve"> </w:t>
       </w:r>
-      <w:proofErr w:type="spellStart"/>
       <w:r>
         <w:rPr>
           <w:rFonts w:ascii="Consolas" w:hAnsi="Consolas"/>
@@ -1480,7 +1294,6 @@
         </w:rPr>
         <w:t>var</w:t>
       </w:r>
-      <w:proofErr w:type="spellEnd"/>
       <w:r>
         <w:rPr>
           <w:rFonts w:ascii="Consolas" w:hAnsi="Consolas"/>
@@ -1571,7 +1384,6 @@
         </w:rPr>
         <w:t>&lt;</w:t>
       </w:r>
-      <w:proofErr w:type="spellStart"/>
       <w:r>
         <w:rPr>
           <w:rFonts w:ascii="Consolas" w:hAnsi="Consolas"/>
@@ -1582,8 +1394,6 @@
         </w:rPr>
         <w:t>int</w:t>
       </w:r>
-      <w:proofErr w:type="spellEnd"/>
-      <w:proofErr w:type="gramStart"/>
       <w:r>
         <w:rPr>
           <w:rFonts w:ascii="Consolas" w:hAnsi="Consolas"/>
@@ -1592,18 +1402,7 @@
           <w:szCs w:val="21"/>
           <w:lang w:val="en-US"/>
         </w:rPr>
-        <w:t>&gt;(</w:t>
-      </w:r>
-      <w:proofErr w:type="gramEnd"/>
-      <w:r>
-        <w:rPr>
-          <w:rFonts w:ascii="Consolas" w:hAnsi="Consolas"/>
-          <w:color w:val="3B3B3B"/>
-          <w:sz w:val="18"/>
-          <w:szCs w:val="21"/>
-          <w:lang w:val="en-US"/>
-        </w:rPr>
-        <w:t>);</w:t>
+        <w:t>&gt;();</w:t>
       </w:r>
     </w:p>
     <w:p>
@@ -1720,7 +1519,6 @@
         </w:rPr>
         <w:t xml:space="preserve"> (</w:t>
       </w:r>
-      <w:proofErr w:type="spellStart"/>
       <w:r>
         <w:rPr>
           <w:rFonts w:ascii="Consolas" w:hAnsi="Consolas"/>
@@ -1731,7 +1529,6 @@
         </w:rPr>
         <w:t>int</w:t>
       </w:r>
-      <w:proofErr w:type="spellEnd"/>
       <w:r>
         <w:rPr>
           <w:rFonts w:ascii="Consolas" w:hAnsi="Consolas"/>
@@ -2142,7 +1939,6 @@
         </w:rPr>
         <w:t xml:space="preserve"> (</w:t>
       </w:r>
-      <w:proofErr w:type="spellStart"/>
       <w:r>
         <w:rPr>
           <w:rFonts w:ascii="Consolas" w:hAnsi="Consolas"/>
@@ -2173,7 +1969,6 @@
         </w:rPr>
         <w:t>Abs</w:t>
       </w:r>
-      <w:proofErr w:type="spellEnd"/>
       <w:r>
         <w:rPr>
           <w:rFonts w:ascii="Consolas" w:hAnsi="Consolas"/>
@@ -2439,8 +2234,6 @@
         </w:rPr>
         <w:t xml:space="preserve"> </w:t>
       </w:r>
-      <w:proofErr w:type="spellStart"/>
-      <w:proofErr w:type="gramStart"/>
       <w:r>
         <w:rPr>
           <w:rFonts w:ascii="Consolas" w:hAnsi="Consolas"/>
@@ -2471,8 +2264,6 @@
         </w:rPr>
         <w:t>Add</w:t>
       </w:r>
-      <w:proofErr w:type="spellEnd"/>
-      <w:proofErr w:type="gramEnd"/>
       <w:r>
         <w:rPr>
           <w:rFonts w:ascii="Consolas" w:hAnsi="Consolas"/>
@@ -2878,7 +2669,6 @@
         </w:rPr>
         <w:t xml:space="preserve">#, Все платформы, Тестирование. Из отобразившегося списка проектов выбрать «Тестовый проект </w:t>
       </w:r>
-      <w:proofErr w:type="spellStart"/>
       <w:r>
         <w:rPr>
           <w:bCs/>
@@ -2888,7 +2678,6 @@
         </w:rPr>
         <w:t>NUnit</w:t>
       </w:r>
-      <w:proofErr w:type="spellEnd"/>
       <w:r>
         <w:rPr>
           <w:bCs/>
@@ -2921,7 +2710,6 @@
         </w:rPr>
         <w:t xml:space="preserve">необходимо предварительно скачать </w:t>
       </w:r>
-      <w:proofErr w:type="spellStart"/>
       <w:r>
         <w:rPr>
           <w:bCs/>
@@ -2931,34 +2719,22 @@
         </w:rPr>
         <w:t>NUnit</w:t>
       </w:r>
-      <w:proofErr w:type="spellEnd"/>
-      <w:r>
-        <w:rPr>
-          <w:bCs/>
-          <w:sz w:val="22"/>
-          <w:szCs w:val="22"/>
-        </w:rPr>
-        <w:t xml:space="preserve"> </w:t>
-      </w:r>
-      <w:proofErr w:type="gramStart"/>
-      <w:r>
-        <w:rPr>
-          <w:bCs/>
-          <w:sz w:val="22"/>
-          <w:szCs w:val="22"/>
-        </w:rPr>
-        <w:t>через менеджер</w:t>
-      </w:r>
-      <w:proofErr w:type="gramEnd"/>
-      <w:r>
-        <w:rPr>
-          <w:bCs/>
-          <w:sz w:val="22"/>
-          <w:szCs w:val="22"/>
-        </w:rPr>
-        <w:t xml:space="preserve"> </w:t>
-      </w:r>
-      <w:proofErr w:type="spellStart"/>
+      <w:r>
+        <w:rPr>
+          <w:bCs/>
+          <w:sz w:val="22"/>
+          <w:szCs w:val="22"/>
+        </w:rPr>
+        <w:t xml:space="preserve"> </w:t>
+      </w:r>
+      <w:r>
+        <w:rPr>
+          <w:bCs/>
+          <w:sz w:val="22"/>
+          <w:szCs w:val="22"/>
+        </w:rPr>
+        <w:t xml:space="preserve">через менеджер </w:t>
+      </w:r>
       <w:r>
         <w:rPr>
           <w:bCs/>
@@ -2968,7 +2744,6 @@
         </w:rPr>
         <w:t>Nuget</w:t>
       </w:r>
-      <w:proofErr w:type="spellEnd"/>
       <w:r>
         <w:rPr>
           <w:bCs/>
@@ -3124,7 +2899,6 @@
         </w:rPr>
         <w:t>Создадим экземпляр класса для поиска корней уравнения и напишем тест «</w:t>
       </w:r>
-      <w:proofErr w:type="spellStart"/>
       <w:r>
         <w:rPr>
           <w:bCs/>
@@ -3134,7 +2908,6 @@
         </w:rPr>
         <w:t>OneZeroRoot</w:t>
       </w:r>
-      <w:proofErr w:type="spellEnd"/>
       <w:r>
         <w:rPr>
           <w:bCs/>
@@ -3169,7 +2942,6 @@
           <w:lang w:val="en-US"/>
         </w:rPr>
       </w:pPr>
-      <w:proofErr w:type="spellStart"/>
       <w:r>
         <w:rPr>
           <w:rFonts w:ascii="Consolas" w:hAnsi="Consolas"/>
@@ -3180,7 +2952,6 @@
         </w:rPr>
         <w:t>IntegerEquationSolver</w:t>
       </w:r>
-      <w:proofErr w:type="spellEnd"/>
       <w:r>
         <w:rPr>
           <w:rFonts w:ascii="Consolas" w:hAnsi="Consolas"/>
@@ -3236,7 +3007,6 @@
         </w:rPr>
         <w:t>[</w:t>
       </w:r>
-      <w:proofErr w:type="spellStart"/>
       <w:r>
         <w:rPr>
           <w:rFonts w:ascii="Consolas" w:hAnsi="Consolas"/>
@@ -3247,7 +3017,6 @@
         </w:rPr>
         <w:t>SetUp</w:t>
       </w:r>
-      <w:proofErr w:type="spellEnd"/>
       <w:r>
         <w:rPr>
           <w:rFonts w:ascii="Consolas" w:hAnsi="Consolas"/>
@@ -3313,7 +3082,6 @@
         </w:rPr>
         <w:t xml:space="preserve"> </w:t>
       </w:r>
-      <w:proofErr w:type="gramStart"/>
       <w:r>
         <w:rPr>
           <w:rFonts w:ascii="Consolas" w:hAnsi="Consolas"/>
@@ -3332,18 +3100,7 @@
           <w:szCs w:val="21"/>
           <w:lang w:val="en-US"/>
         </w:rPr>
-        <w:t>(</w:t>
-      </w:r>
-      <w:proofErr w:type="gramEnd"/>
-      <w:r>
-        <w:rPr>
-          <w:rFonts w:ascii="Consolas" w:hAnsi="Consolas"/>
-          <w:color w:val="3B3B3B"/>
-          <w:sz w:val="18"/>
-          <w:szCs w:val="21"/>
-          <w:lang w:val="en-US"/>
-        </w:rPr>
-        <w:t>)</w:t>
+        <w:t>()</w:t>
       </w:r>
     </w:p>
     <w:p>
@@ -3485,8 +3242,6 @@
         </w:rPr>
         <w:t xml:space="preserve"> </w:t>
       </w:r>
-      <w:proofErr w:type="spellStart"/>
-      <w:proofErr w:type="gramStart"/>
       <w:r>
         <w:rPr>
           <w:rFonts w:ascii="Consolas" w:hAnsi="Consolas"/>
@@ -3497,7 +3252,6 @@
         </w:rPr>
         <w:t>IntegerEquationSolver</w:t>
       </w:r>
-      <w:proofErr w:type="spellEnd"/>
       <w:r>
         <w:rPr>
           <w:rFonts w:ascii="Consolas" w:hAnsi="Consolas"/>
@@ -3506,18 +3260,7 @@
           <w:szCs w:val="21"/>
           <w:lang w:val="en-US"/>
         </w:rPr>
-        <w:t>(</w:t>
-      </w:r>
-      <w:proofErr w:type="gramEnd"/>
-      <w:r>
-        <w:rPr>
-          <w:rFonts w:ascii="Consolas" w:hAnsi="Consolas"/>
-          <w:color w:val="3B3B3B"/>
-          <w:sz w:val="18"/>
-          <w:szCs w:val="21"/>
-          <w:lang w:val="en-US"/>
-        </w:rPr>
-        <w:t>);</w:t>
+        <w:t>();</w:t>
       </w:r>
     </w:p>
     <w:p>
@@ -3644,8 +3387,6 @@
         </w:rPr>
         <w:t xml:space="preserve"> </w:t>
       </w:r>
-      <w:proofErr w:type="spellStart"/>
-      <w:proofErr w:type="gramStart"/>
       <w:r>
         <w:rPr>
           <w:rFonts w:ascii="Consolas" w:hAnsi="Consolas"/>
@@ -3656,7 +3397,6 @@
         </w:rPr>
         <w:t>OneZeroRoot</w:t>
       </w:r>
-      <w:proofErr w:type="spellEnd"/>
       <w:r>
         <w:rPr>
           <w:rFonts w:ascii="Consolas" w:hAnsi="Consolas"/>
@@ -3665,18 +3405,7 @@
           <w:szCs w:val="21"/>
           <w:lang w:val="en-US"/>
         </w:rPr>
-        <w:t>(</w:t>
-      </w:r>
-      <w:proofErr w:type="gramEnd"/>
-      <w:r>
-        <w:rPr>
-          <w:rFonts w:ascii="Consolas" w:hAnsi="Consolas"/>
-          <w:color w:val="3B3B3B"/>
-          <w:sz w:val="18"/>
-          <w:szCs w:val="21"/>
-          <w:lang w:val="en-US"/>
-        </w:rPr>
-        <w:t>)</w:t>
+        <w:t>()</w:t>
       </w:r>
     </w:p>
     <w:p>
@@ -3758,7 +3487,6 @@
         </w:rPr>
         <w:t xml:space="preserve"> </w:t>
       </w:r>
-      <w:proofErr w:type="spellStart"/>
       <w:r>
         <w:rPr>
           <w:rFonts w:ascii="Consolas" w:hAnsi="Consolas"/>
@@ -3769,7 +3497,6 @@
         </w:rPr>
         <w:t>var</w:t>
       </w:r>
-      <w:proofErr w:type="spellEnd"/>
       <w:r>
         <w:rPr>
           <w:rFonts w:ascii="Consolas" w:hAnsi="Consolas"/>
@@ -3820,8 +3547,6 @@
         </w:rPr>
         <w:t xml:space="preserve"> </w:t>
       </w:r>
-      <w:proofErr w:type="spellStart"/>
-      <w:proofErr w:type="gramStart"/>
       <w:r>
         <w:rPr>
           <w:rFonts w:ascii="Consolas" w:hAnsi="Consolas"/>
@@ -3852,8 +3577,6 @@
         </w:rPr>
         <w:t>GetRootsOnInterval</w:t>
       </w:r>
-      <w:proofErr w:type="spellEnd"/>
-      <w:proofErr w:type="gramEnd"/>
       <w:r>
         <w:rPr>
           <w:rFonts w:ascii="Consolas" w:hAnsi="Consolas"/>
@@ -4069,7 +3792,6 @@
         </w:rPr>
         <w:t xml:space="preserve"> </w:t>
       </w:r>
-      <w:proofErr w:type="spellStart"/>
       <w:r>
         <w:rPr>
           <w:rFonts w:ascii="Consolas" w:hAnsi="Consolas"/>
@@ -4100,7 +3822,6 @@
         </w:rPr>
         <w:t>AreEqual</w:t>
       </w:r>
-      <w:proofErr w:type="spellEnd"/>
       <w:r>
         <w:rPr>
           <w:rFonts w:ascii="Consolas" w:hAnsi="Consolas"/>
@@ -4131,8 +3852,6 @@
         </w:rPr>
         <w:t xml:space="preserve">, </w:t>
       </w:r>
-      <w:proofErr w:type="spellStart"/>
-      <w:proofErr w:type="gramStart"/>
       <w:r>
         <w:rPr>
           <w:rFonts w:ascii="Consolas" w:hAnsi="Consolas"/>
@@ -4163,8 +3882,6 @@
         </w:rPr>
         <w:t>Count</w:t>
       </w:r>
-      <w:proofErr w:type="spellEnd"/>
-      <w:proofErr w:type="gramEnd"/>
       <w:r>
         <w:rPr>
           <w:rFonts w:ascii="Consolas" w:hAnsi="Consolas"/>
@@ -4230,7 +3947,6 @@
         </w:rPr>
         <w:t xml:space="preserve"> </w:t>
       </w:r>
-      <w:proofErr w:type="spellStart"/>
       <w:r>
         <w:rPr>
           <w:rFonts w:ascii="Consolas" w:hAnsi="Consolas"/>
@@ -4261,7 +3977,6 @@
         </w:rPr>
         <w:t>AreEqual</w:t>
       </w:r>
-      <w:proofErr w:type="spellEnd"/>
       <w:r>
         <w:rPr>
           <w:rFonts w:ascii="Consolas" w:hAnsi="Consolas"/>
@@ -4292,8 +4007,6 @@
         </w:rPr>
         <w:t xml:space="preserve">, </w:t>
       </w:r>
-      <w:proofErr w:type="spellStart"/>
-      <w:proofErr w:type="gramStart"/>
       <w:r>
         <w:rPr>
           <w:rFonts w:ascii="Consolas" w:hAnsi="Consolas"/>
@@ -4324,8 +4037,6 @@
         </w:rPr>
         <w:t>First</w:t>
       </w:r>
-      <w:proofErr w:type="spellEnd"/>
-      <w:proofErr w:type="gramEnd"/>
       <w:r>
         <w:rPr>
           <w:rFonts w:ascii="Consolas" w:hAnsi="Consolas"/>
@@ -4433,7 +4144,6 @@
           <w:lang w:val="en-US"/>
         </w:rPr>
       </w:pPr>
-      <w:proofErr w:type="spellStart"/>
       <w:r>
         <w:rPr>
           <w:rFonts w:ascii="Consolas" w:hAnsi="Consolas"/>
@@ -4464,7 +4174,6 @@
         </w:rPr>
         <w:t>AreEqual</w:t>
       </w:r>
-      <w:proofErr w:type="spellEnd"/>
       <w:r>
         <w:rPr>
           <w:rFonts w:ascii="Consolas" w:hAnsi="Consolas"/>
@@ -4534,7 +4243,6 @@
         </w:rPr>
         <w:t xml:space="preserve">С помощью метода </w:t>
       </w:r>
-      <w:proofErr w:type="spellStart"/>
       <w:r>
         <w:rPr>
           <w:bCs/>
@@ -4544,7 +4252,6 @@
         </w:rPr>
         <w:t>AreEqual</w:t>
       </w:r>
-      <w:proofErr w:type="spellEnd"/>
       <w:r>
         <w:rPr>
           <w:bCs/>
@@ -4611,7 +4318,6 @@
           <w:szCs w:val="22"/>
         </w:rPr>
       </w:pPr>
-      <w:proofErr w:type="spellStart"/>
       <w:r>
         <w:rPr>
           <w:b/>
@@ -4623,7 +4329,6 @@
         <w:lastRenderedPageBreak/>
         <w:t>AllItemsAreInstancesOfType</w:t>
       </w:r>
-      <w:proofErr w:type="spellEnd"/>
       <w:r>
         <w:rPr>
           <w:bCs/>
@@ -4643,7 +4348,6 @@
           <w:szCs w:val="22"/>
         </w:rPr>
       </w:pPr>
-      <w:proofErr w:type="spellStart"/>
       <w:r>
         <w:rPr>
           <w:b/>
@@ -4654,7 +4358,6 @@
         </w:rPr>
         <w:t>AllItemsAreNotNull</w:t>
       </w:r>
-      <w:proofErr w:type="spellEnd"/>
       <w:r>
         <w:rPr>
           <w:bCs/>
@@ -4683,7 +4386,6 @@
           <w:szCs w:val="22"/>
         </w:rPr>
       </w:pPr>
-      <w:proofErr w:type="spellStart"/>
       <w:r>
         <w:rPr>
           <w:b/>
@@ -4694,7 +4396,6 @@
         </w:rPr>
         <w:t>AllItemsAreUnique</w:t>
       </w:r>
-      <w:proofErr w:type="spellEnd"/>
       <w:r>
         <w:rPr>
           <w:b/>
@@ -4723,7 +4424,6 @@
           <w:szCs w:val="22"/>
         </w:rPr>
       </w:pPr>
-      <w:proofErr w:type="spellStart"/>
       <w:r>
         <w:rPr>
           <w:b/>
@@ -4734,7 +4434,6 @@
         </w:rPr>
         <w:t>AreNotEqual</w:t>
       </w:r>
-      <w:proofErr w:type="spellEnd"/>
       <w:r>
         <w:rPr>
           <w:b/>
@@ -4763,7 +4462,6 @@
           <w:szCs w:val="22"/>
         </w:rPr>
       </w:pPr>
-      <w:proofErr w:type="spellStart"/>
       <w:r>
         <w:rPr>
           <w:b/>
@@ -4774,7 +4472,6 @@
         </w:rPr>
         <w:t>AreNotEquivalent</w:t>
       </w:r>
-      <w:proofErr w:type="spellEnd"/>
       <w:r>
         <w:rPr>
           <w:bCs/>
@@ -4823,7 +4520,6 @@
           <w:szCs w:val="22"/>
         </w:rPr>
       </w:pPr>
-      <w:proofErr w:type="spellStart"/>
       <w:r>
         <w:rPr>
           <w:b/>
@@ -4834,7 +4530,6 @@
         </w:rPr>
         <w:t>DoesNotContain</w:t>
       </w:r>
-      <w:proofErr w:type="spellEnd"/>
       <w:r>
         <w:rPr>
           <w:bCs/>
@@ -4854,7 +4549,6 @@
           <w:szCs w:val="22"/>
         </w:rPr>
       </w:pPr>
-      <w:proofErr w:type="spellStart"/>
       <w:r>
         <w:rPr>
           <w:b/>
@@ -4865,7 +4559,6 @@
         </w:rPr>
         <w:t>IsOrdered</w:t>
       </w:r>
-      <w:proofErr w:type="spellEnd"/>
       <w:r>
         <w:rPr>
           <w:b/>
@@ -4894,7 +4587,6 @@
           <w:szCs w:val="22"/>
         </w:rPr>
       </w:pPr>
-      <w:proofErr w:type="spellStart"/>
       <w:r>
         <w:rPr>
           <w:b/>
@@ -4905,7 +4597,6 @@
         </w:rPr>
         <w:t>IsEmpty</w:t>
       </w:r>
-      <w:proofErr w:type="spellEnd"/>
       <w:r>
         <w:rPr>
           <w:b/>
@@ -4934,7 +4625,6 @@
           <w:szCs w:val="22"/>
         </w:rPr>
       </w:pPr>
-      <w:proofErr w:type="spellStart"/>
       <w:r>
         <w:rPr>
           <w:b/>
@@ -4945,7 +4635,6 @@
         </w:rPr>
         <w:t>IsNotEmpty</w:t>
       </w:r>
-      <w:proofErr w:type="spellEnd"/>
       <w:r>
         <w:rPr>
           <w:b/>
@@ -4974,7 +4663,6 @@
           <w:szCs w:val="22"/>
         </w:rPr>
       </w:pPr>
-      <w:proofErr w:type="spellStart"/>
       <w:r>
         <w:rPr>
           <w:b/>
@@ -4985,7 +4673,6 @@
         </w:rPr>
         <w:t>IsSubsetOf</w:t>
       </w:r>
-      <w:proofErr w:type="spellEnd"/>
       <w:r>
         <w:rPr>
           <w:bCs/>
@@ -5005,7 +4692,6 @@
           <w:szCs w:val="22"/>
         </w:rPr>
       </w:pPr>
-      <w:proofErr w:type="spellStart"/>
       <w:r>
         <w:rPr>
           <w:b/>
@@ -5016,7 +4702,6 @@
         </w:rPr>
         <w:t>IsNotSubsetOf</w:t>
       </w:r>
-      <w:proofErr w:type="spellEnd"/>
       <w:r>
         <w:rPr>
           <w:bCs/>
@@ -5036,7 +4721,6 @@
           <w:szCs w:val="22"/>
         </w:rPr>
       </w:pPr>
-      <w:proofErr w:type="spellStart"/>
       <w:r>
         <w:rPr>
           <w:b/>
@@ -5047,7 +4731,6 @@
         </w:rPr>
         <w:t>IsSupersetOf</w:t>
       </w:r>
-      <w:proofErr w:type="spellEnd"/>
       <w:r>
         <w:rPr>
           <w:b/>
@@ -5076,7 +4759,6 @@
           <w:szCs w:val="22"/>
         </w:rPr>
       </w:pPr>
-      <w:proofErr w:type="spellStart"/>
       <w:r>
         <w:rPr>
           <w:b/>
@@ -5087,7 +4769,6 @@
         </w:rPr>
         <w:t>IsNotSupersetOf</w:t>
       </w:r>
-      <w:proofErr w:type="spellEnd"/>
       <w:r>
         <w:rPr>
           <w:bCs/>
@@ -5161,8 +4842,6 @@
         </w:rPr>
         <w:t>[</w:t>
       </w:r>
-      <w:proofErr w:type="spellStart"/>
-      <w:proofErr w:type="gramStart"/>
       <w:r>
         <w:rPr>
           <w:rFonts w:ascii="Consolas" w:hAnsi="Consolas"/>
@@ -5173,7 +4852,6 @@
         </w:rPr>
         <w:t>TestCase</w:t>
       </w:r>
-      <w:proofErr w:type="spellEnd"/>
       <w:r>
         <w:rPr>
           <w:rFonts w:ascii="Consolas" w:hAnsi="Consolas"/>
@@ -5184,7 +4862,6 @@
         </w:rPr>
         <w:t>(</w:t>
       </w:r>
-      <w:proofErr w:type="gramEnd"/>
       <w:r>
         <w:rPr>
           <w:rFonts w:ascii="Consolas" w:hAnsi="Consolas"/>
@@ -5280,8 +4957,6 @@
         </w:rPr>
         <w:t>[</w:t>
       </w:r>
-      <w:proofErr w:type="spellStart"/>
-      <w:proofErr w:type="gramStart"/>
       <w:r>
         <w:rPr>
           <w:rFonts w:ascii="Consolas" w:hAnsi="Consolas"/>
@@ -5292,7 +4967,6 @@
         </w:rPr>
         <w:t>TestCase</w:t>
       </w:r>
-      <w:proofErr w:type="spellEnd"/>
       <w:r>
         <w:rPr>
           <w:rFonts w:ascii="Consolas" w:hAnsi="Consolas"/>
@@ -5303,7 +4977,6 @@
         </w:rPr>
         <w:t>(</w:t>
       </w:r>
-      <w:proofErr w:type="gramEnd"/>
       <w:r>
         <w:rPr>
           <w:rFonts w:ascii="Consolas" w:hAnsi="Consolas"/>
@@ -5399,8 +5072,6 @@
         </w:rPr>
         <w:t>[</w:t>
       </w:r>
-      <w:proofErr w:type="spellStart"/>
-      <w:proofErr w:type="gramStart"/>
       <w:r>
         <w:rPr>
           <w:rFonts w:ascii="Consolas" w:hAnsi="Consolas"/>
@@ -5411,7 +5082,6 @@
         </w:rPr>
         <w:t>TestCase</w:t>
       </w:r>
-      <w:proofErr w:type="spellEnd"/>
       <w:r>
         <w:rPr>
           <w:rFonts w:ascii="Consolas" w:hAnsi="Consolas"/>
@@ -5422,7 +5092,6 @@
         </w:rPr>
         <w:t>(</w:t>
       </w:r>
-      <w:proofErr w:type="gramEnd"/>
       <w:r>
         <w:rPr>
           <w:rFonts w:ascii="Consolas" w:hAnsi="Consolas"/>
@@ -5508,8 +5177,6 @@
         </w:rPr>
         <w:t>[</w:t>
       </w:r>
-      <w:proofErr w:type="spellStart"/>
-      <w:proofErr w:type="gramStart"/>
       <w:r>
         <w:rPr>
           <w:rFonts w:ascii="Consolas" w:hAnsi="Consolas"/>
@@ -5520,7 +5187,6 @@
         </w:rPr>
         <w:t>TestCase</w:t>
       </w:r>
-      <w:proofErr w:type="spellEnd"/>
       <w:r>
         <w:rPr>
           <w:rFonts w:ascii="Consolas" w:hAnsi="Consolas"/>
@@ -5531,7 +5197,6 @@
         </w:rPr>
         <w:t>(</w:t>
       </w:r>
-      <w:proofErr w:type="gramEnd"/>
       <w:r>
         <w:rPr>
           <w:rFonts w:ascii="Consolas" w:hAnsi="Consolas"/>
@@ -5657,8 +5322,6 @@
         </w:rPr>
         <w:t xml:space="preserve"> </w:t>
       </w:r>
-      <w:proofErr w:type="spellStart"/>
-      <w:proofErr w:type="gramStart"/>
       <w:r>
         <w:rPr>
           <w:rFonts w:ascii="Consolas" w:hAnsi="Consolas"/>
@@ -5669,7 +5332,6 @@
         </w:rPr>
         <w:t>RootsCount</w:t>
       </w:r>
-      <w:proofErr w:type="spellEnd"/>
       <w:r>
         <w:rPr>
           <w:rFonts w:ascii="Consolas" w:hAnsi="Consolas"/>
@@ -5680,8 +5342,6 @@
         </w:rPr>
         <w:t>(</w:t>
       </w:r>
-      <w:proofErr w:type="spellStart"/>
-      <w:proofErr w:type="gramEnd"/>
       <w:r>
         <w:rPr>
           <w:rFonts w:ascii="Consolas" w:hAnsi="Consolas"/>
@@ -5692,7 +5352,6 @@
         </w:rPr>
         <w:t>int</w:t>
       </w:r>
-      <w:proofErr w:type="spellEnd"/>
       <w:r>
         <w:rPr>
           <w:rFonts w:ascii="Consolas" w:hAnsi="Consolas"/>
@@ -5723,7 +5382,6 @@
         </w:rPr>
         <w:t xml:space="preserve">, </w:t>
       </w:r>
-      <w:proofErr w:type="spellStart"/>
       <w:r>
         <w:rPr>
           <w:rFonts w:ascii="Consolas" w:hAnsi="Consolas"/>
@@ -5734,7 +5392,6 @@
         </w:rPr>
         <w:t>int</w:t>
       </w:r>
-      <w:proofErr w:type="spellEnd"/>
       <w:r>
         <w:rPr>
           <w:rFonts w:ascii="Consolas" w:hAnsi="Consolas"/>
@@ -5765,7 +5422,6 @@
         </w:rPr>
         <w:t xml:space="preserve">, </w:t>
       </w:r>
-      <w:proofErr w:type="spellStart"/>
       <w:r>
         <w:rPr>
           <w:rFonts w:ascii="Consolas" w:hAnsi="Consolas"/>
@@ -5776,7 +5432,6 @@
         </w:rPr>
         <w:t>int</w:t>
       </w:r>
-      <w:proofErr w:type="spellEnd"/>
       <w:r>
         <w:rPr>
           <w:rFonts w:ascii="Consolas" w:hAnsi="Consolas"/>
@@ -5787,7 +5442,6 @@
         </w:rPr>
         <w:t xml:space="preserve"> </w:t>
       </w:r>
-      <w:proofErr w:type="spellStart"/>
       <w:r>
         <w:rPr>
           <w:rFonts w:ascii="Consolas" w:hAnsi="Consolas"/>
@@ -5798,7 +5452,6 @@
         </w:rPr>
         <w:t>expectedRootsCount</w:t>
       </w:r>
-      <w:proofErr w:type="spellEnd"/>
       <w:r>
         <w:rPr>
           <w:rFonts w:ascii="Consolas" w:hAnsi="Consolas"/>
@@ -5849,7 +5502,6 @@
           <w:lang w:val="en-US"/>
         </w:rPr>
       </w:pPr>
-      <w:proofErr w:type="spellStart"/>
       <w:r>
         <w:rPr>
           <w:rFonts w:ascii="Consolas" w:hAnsi="Consolas"/>
@@ -5860,7 +5512,6 @@
         </w:rPr>
         <w:t>var</w:t>
       </w:r>
-      <w:proofErr w:type="spellEnd"/>
       <w:r>
         <w:rPr>
           <w:rFonts w:ascii="Consolas" w:hAnsi="Consolas"/>
@@ -5911,8 +5562,6 @@
         </w:rPr>
         <w:t xml:space="preserve"> </w:t>
       </w:r>
-      <w:proofErr w:type="spellStart"/>
-      <w:proofErr w:type="gramStart"/>
       <w:r>
         <w:rPr>
           <w:rFonts w:ascii="Consolas" w:hAnsi="Consolas"/>
@@ -5943,8 +5592,6 @@
         </w:rPr>
         <w:t>GetRootsOnInterval</w:t>
       </w:r>
-      <w:proofErr w:type="spellEnd"/>
-      <w:proofErr w:type="gramEnd"/>
       <w:r>
         <w:rPr>
           <w:rFonts w:ascii="Consolas" w:hAnsi="Consolas"/>
@@ -5955,7 +5602,6 @@
         </w:rPr>
         <w:t>(</w:t>
       </w:r>
-      <w:proofErr w:type="spellStart"/>
       <w:r>
         <w:rPr>
           <w:rFonts w:ascii="Consolas" w:hAnsi="Consolas"/>
@@ -5986,7 +5632,6 @@
         </w:rPr>
         <w:t>to</w:t>
       </w:r>
-      <w:proofErr w:type="spellEnd"/>
       <w:r>
         <w:rPr>
           <w:rFonts w:ascii="Consolas" w:hAnsi="Consolas"/>
@@ -6152,7 +5797,6 @@
           <w:lang w:val="en-US"/>
         </w:rPr>
       </w:pPr>
-      <w:proofErr w:type="spellStart"/>
       <w:r>
         <w:rPr>
           <w:rFonts w:ascii="Consolas" w:hAnsi="Consolas"/>
@@ -6183,7 +5827,6 @@
         </w:rPr>
         <w:t>AreEqual</w:t>
       </w:r>
-      <w:proofErr w:type="spellEnd"/>
       <w:r>
         <w:rPr>
           <w:rFonts w:ascii="Consolas" w:hAnsi="Consolas"/>
@@ -6194,7 +5837,6 @@
         </w:rPr>
         <w:t>(</w:t>
       </w:r>
-      <w:proofErr w:type="spellStart"/>
       <w:r>
         <w:rPr>
           <w:rFonts w:ascii="Consolas" w:hAnsi="Consolas"/>
@@ -6205,7 +5847,6 @@
         </w:rPr>
         <w:t>expectedRootsCount</w:t>
       </w:r>
-      <w:proofErr w:type="spellEnd"/>
       <w:r>
         <w:rPr>
           <w:rFonts w:ascii="Consolas" w:hAnsi="Consolas"/>
@@ -6216,8 +5857,6 @@
         </w:rPr>
         <w:t xml:space="preserve">, </w:t>
       </w:r>
-      <w:proofErr w:type="spellStart"/>
-      <w:proofErr w:type="gramStart"/>
       <w:r>
         <w:rPr>
           <w:rFonts w:ascii="Consolas" w:hAnsi="Consolas"/>
@@ -6248,8 +5887,6 @@
         </w:rPr>
         <w:t>Count</w:t>
       </w:r>
-      <w:proofErr w:type="spellEnd"/>
-      <w:proofErr w:type="gramEnd"/>
       <w:r>
         <w:rPr>
           <w:rFonts w:ascii="Consolas" w:hAnsi="Consolas"/>
@@ -6354,7 +5991,6 @@
           </w:rPr>
           <w:t>.</w:t>
         </w:r>
-        <w:proofErr w:type="spellStart"/>
         <w:r>
           <w:rPr>
             <w:rStyle w:val="af5"/>
@@ -6365,7 +6001,6 @@
           </w:rPr>
           <w:t>microsoft</w:t>
         </w:r>
-        <w:proofErr w:type="spellEnd"/>
         <w:r>
           <w:rPr>
             <w:rStyle w:val="af5"/>
@@ -6394,7 +6029,6 @@
           </w:rPr>
           <w:t>/</w:t>
         </w:r>
-        <w:proofErr w:type="spellStart"/>
         <w:r>
           <w:rPr>
             <w:rStyle w:val="af5"/>
@@ -6405,7 +6039,6 @@
           </w:rPr>
           <w:t>ru</w:t>
         </w:r>
-        <w:proofErr w:type="spellEnd"/>
         <w:r>
           <w:rPr>
             <w:rStyle w:val="af5"/>
@@ -6415,7 +6048,6 @@
           </w:rPr>
           <w:t>-</w:t>
         </w:r>
-        <w:proofErr w:type="spellStart"/>
         <w:r>
           <w:rPr>
             <w:rStyle w:val="af5"/>
@@ -6426,7 +6058,6 @@
           </w:rPr>
           <w:t>ru</w:t>
         </w:r>
-        <w:proofErr w:type="spellEnd"/>
         <w:r>
           <w:rPr>
             <w:rStyle w:val="af5"/>
@@ -6436,7 +6067,6 @@
           </w:rPr>
           <w:t>/</w:t>
         </w:r>
-        <w:proofErr w:type="spellStart"/>
         <w:r>
           <w:rPr>
             <w:rStyle w:val="af5"/>
@@ -6447,7 +6077,6 @@
           </w:rPr>
           <w:t>dotnet</w:t>
         </w:r>
-        <w:proofErr w:type="spellEnd"/>
         <w:r>
           <w:rPr>
             <w:rStyle w:val="af5"/>
@@ -6677,21 +6306,12 @@
         </w:rPr>
         <w:t>Geo</w:t>
       </w:r>
-      <w:proofErr w:type="spellStart"/>
-      <w:r>
-        <w:rPr>
-          <w:sz w:val="22"/>
-          <w:szCs w:val="22"/>
-        </w:rPr>
-        <w:t>Engine</w:t>
-      </w:r>
-      <w:proofErr w:type="spellEnd"/>
-      <w:r>
-        <w:rPr>
-          <w:sz w:val="22"/>
-          <w:szCs w:val="22"/>
-        </w:rPr>
-        <w:t>, реализующ</w:t>
+      <w:r>
+        <w:rPr>
+          <w:sz w:val="22"/>
+          <w:szCs w:val="22"/>
+        </w:rPr>
+        <w:t>Engine, реализующ</w:t>
       </w:r>
       <w:r>
         <w:rPr>
@@ -6786,32 +6406,6 @@
       </w:pPr>
       <w:r>
         <w:t>вычисления расстояния между отрезками в пространстве;</w:t>
-      </w:r>
-    </w:p>
-    <w:p>
-      <w:pPr>
-        <w:pStyle w:val="af8"/>
-        <w:numPr>
-          <w:ilvl w:val="0"/>
-          <w:numId w:val="34"/>
-        </w:numPr>
-        <w:ind w:left="851" w:hanging="284"/>
-        <w:jc w:val="both"/>
-      </w:pPr>
-      <w:r>
-        <w:t xml:space="preserve">вычисления </w:t>
-      </w:r>
-      <w:r>
-        <w:t xml:space="preserve">осевого (геометрического) </w:t>
-      </w:r>
-      <w:r>
-        <w:t xml:space="preserve">момента инерции </w:t>
-      </w:r>
-      <w:r>
-        <w:t>тела, заданного множеством точек</w:t>
-      </w:r>
-      <w:r>
-        <w:t>.</w:t>
       </w:r>
     </w:p>
     <w:p>
@@ -6830,6 +6424,8 @@
           <w:szCs w:val="22"/>
         </w:rPr>
       </w:pPr>
+      <w:bookmarkStart w:id="1" w:name="_GoBack"/>
+      <w:bookmarkEnd w:id="1"/>
       <w:r>
         <w:rPr>
           <w:sz w:val="22"/>
@@ -6845,7 +6441,6 @@
         </w:rPr>
         <w:t>Geo</w:t>
       </w:r>
-      <w:proofErr w:type="spellStart"/>
       <w:r>
         <w:rPr>
           <w:sz w:val="22"/>
@@ -6853,7 +6448,6 @@
         </w:rPr>
         <w:t>Engine</w:t>
       </w:r>
-      <w:proofErr w:type="spellEnd"/>
       <w:r>
         <w:rPr>
           <w:sz w:val="22"/>
@@ -7034,21 +6628,12 @@
         </w:rPr>
         <w:t>Geo</w:t>
       </w:r>
-      <w:proofErr w:type="spellStart"/>
-      <w:r>
-        <w:rPr>
-          <w:sz w:val="22"/>
-          <w:szCs w:val="22"/>
-        </w:rPr>
-        <w:t>Engine</w:t>
-      </w:r>
-      <w:proofErr w:type="spellEnd"/>
-      <w:r>
-        <w:rPr>
-          <w:sz w:val="22"/>
-          <w:szCs w:val="22"/>
-        </w:rPr>
-        <w:t>, реализующий математические операции для работы с геометрическими объектами. Движок должен обеспечивать:</w:t>
+      <w:r>
+        <w:rPr>
+          <w:sz w:val="22"/>
+          <w:szCs w:val="22"/>
+        </w:rPr>
+        <w:t>Engine, реализующий математические операции для работы с геометрическими объектами. Движок должен обеспечивать:</w:t>
       </w:r>
     </w:p>
     <w:p>
@@ -7225,36 +6810,8 @@
           <w:sz w:val="22"/>
           <w:szCs w:val="22"/>
         </w:rPr>
-        <w:t xml:space="preserve">Откройте </w:t>
-      </w:r>
-      <w:proofErr w:type="spellStart"/>
-      <w:r>
-        <w:rPr>
-          <w:bCs/>
-          <w:sz w:val="22"/>
-          <w:szCs w:val="22"/>
-        </w:rPr>
-        <w:t>Visual</w:t>
-      </w:r>
-      <w:proofErr w:type="spellEnd"/>
-      <w:r>
-        <w:rPr>
-          <w:bCs/>
-          <w:sz w:val="22"/>
-          <w:szCs w:val="22"/>
-        </w:rPr>
-        <w:t xml:space="preserve"> </w:t>
-      </w:r>
-      <w:proofErr w:type="spellStart"/>
-      <w:r>
-        <w:rPr>
-          <w:bCs/>
-          <w:sz w:val="22"/>
-          <w:szCs w:val="22"/>
-        </w:rPr>
-        <w:t>Studio</w:t>
-      </w:r>
-      <w:proofErr w:type="spellEnd"/>
+        <w:t>Откройте Visual Studio</w:t>
+      </w:r>
     </w:p>
     <w:p>
       <w:pPr>
@@ -7275,25 +6832,7 @@
           <w:sz w:val="22"/>
           <w:szCs w:val="22"/>
         </w:rPr>
-        <w:t>Создайте новое решение (</w:t>
-      </w:r>
-      <w:proofErr w:type="spellStart"/>
-      <w:r>
-        <w:rPr>
-          <w:bCs/>
-          <w:sz w:val="22"/>
-          <w:szCs w:val="22"/>
-        </w:rPr>
-        <w:t>Solution</w:t>
-      </w:r>
-      <w:proofErr w:type="spellEnd"/>
-      <w:r>
-        <w:rPr>
-          <w:bCs/>
-          <w:sz w:val="22"/>
-          <w:szCs w:val="22"/>
-        </w:rPr>
-        <w:t>):</w:t>
+        <w:t>Создайте новое решение (Solution):</w:t>
       </w:r>
     </w:p>
     <w:p>
@@ -7315,43 +6854,7 @@
           <w:sz w:val="22"/>
           <w:szCs w:val="22"/>
         </w:rPr>
-        <w:t>Файл → Создать → Проект → Пустое решение (</w:t>
-      </w:r>
-      <w:proofErr w:type="spellStart"/>
-      <w:r>
-        <w:rPr>
-          <w:bCs/>
-          <w:sz w:val="22"/>
-          <w:szCs w:val="22"/>
-        </w:rPr>
-        <w:t>Blank</w:t>
-      </w:r>
-      <w:proofErr w:type="spellEnd"/>
-      <w:r>
-        <w:rPr>
-          <w:bCs/>
-          <w:sz w:val="22"/>
-          <w:szCs w:val="22"/>
-        </w:rPr>
-        <w:t xml:space="preserve"> </w:t>
-      </w:r>
-      <w:proofErr w:type="spellStart"/>
-      <w:r>
-        <w:rPr>
-          <w:bCs/>
-          <w:sz w:val="22"/>
-          <w:szCs w:val="22"/>
-        </w:rPr>
-        <w:t>Solution</w:t>
-      </w:r>
-      <w:proofErr w:type="spellEnd"/>
-      <w:r>
-        <w:rPr>
-          <w:bCs/>
-          <w:sz w:val="22"/>
-          <w:szCs w:val="22"/>
-        </w:rPr>
-        <w:t>)</w:t>
+        <w:t>Файл → Создать → Проект → Пустое решение (Blank Solution)</w:t>
       </w:r>
     </w:p>
     <w:p>
@@ -7373,25 +6876,7 @@
           <w:sz w:val="22"/>
           <w:szCs w:val="22"/>
         </w:rPr>
-        <w:t>Назовите "</w:t>
-      </w:r>
-      <w:proofErr w:type="spellStart"/>
-      <w:r>
-        <w:rPr>
-          <w:bCs/>
-          <w:sz w:val="22"/>
-          <w:szCs w:val="22"/>
-        </w:rPr>
-        <w:t>GeometrySolution</w:t>
-      </w:r>
-      <w:proofErr w:type="spellEnd"/>
-      <w:r>
-        <w:rPr>
-          <w:bCs/>
-          <w:sz w:val="22"/>
-          <w:szCs w:val="22"/>
-        </w:rPr>
-        <w:t>"</w:t>
+        <w:t>Назовите "GeometrySolution"</w:t>
       </w:r>
     </w:p>
     <w:p>
@@ -7435,43 +6920,7 @@
           <w:sz w:val="22"/>
           <w:szCs w:val="22"/>
         </w:rPr>
-        <w:t>ПКМ по решению → Добавить → Новый проект → "</w:t>
-      </w:r>
-      <w:proofErr w:type="spellStart"/>
-      <w:r>
-        <w:rPr>
-          <w:bCs/>
-          <w:sz w:val="22"/>
-          <w:szCs w:val="22"/>
-        </w:rPr>
-        <w:t>Class</w:t>
-      </w:r>
-      <w:proofErr w:type="spellEnd"/>
-      <w:r>
-        <w:rPr>
-          <w:bCs/>
-          <w:sz w:val="22"/>
-          <w:szCs w:val="22"/>
-        </w:rPr>
-        <w:t xml:space="preserve"> </w:t>
-      </w:r>
-      <w:proofErr w:type="spellStart"/>
-      <w:r>
-        <w:rPr>
-          <w:bCs/>
-          <w:sz w:val="22"/>
-          <w:szCs w:val="22"/>
-        </w:rPr>
-        <w:t>Library</w:t>
-      </w:r>
-      <w:proofErr w:type="spellEnd"/>
-      <w:r>
-        <w:rPr>
-          <w:bCs/>
-          <w:sz w:val="22"/>
-          <w:szCs w:val="22"/>
-        </w:rPr>
-        <w:t>" (.NET 8.0)</w:t>
+        <w:t>ПКМ по решению → Добавить → Новый проект → "Class Library" (.NET 8.0)</w:t>
       </w:r>
     </w:p>
     <w:p>
@@ -7493,25 +6942,7 @@
           <w:sz w:val="22"/>
           <w:szCs w:val="22"/>
         </w:rPr>
-        <w:t>Назовите "</w:t>
-      </w:r>
-      <w:proofErr w:type="spellStart"/>
-      <w:r>
-        <w:rPr>
-          <w:bCs/>
-          <w:sz w:val="22"/>
-          <w:szCs w:val="22"/>
-        </w:rPr>
-        <w:t>GeoEngine</w:t>
-      </w:r>
-      <w:proofErr w:type="spellEnd"/>
-      <w:r>
-        <w:rPr>
-          <w:bCs/>
-          <w:sz w:val="22"/>
-          <w:szCs w:val="22"/>
-        </w:rPr>
-        <w:t>"</w:t>
+        <w:t>Назовите "GeoEngine"</w:t>
       </w:r>
     </w:p>
     <w:p>
@@ -7555,61 +6986,7 @@
           <w:sz w:val="22"/>
           <w:szCs w:val="22"/>
         </w:rPr>
-        <w:t>ПКМ по решению → Добавить → Новый проект → "</w:t>
-      </w:r>
-      <w:proofErr w:type="spellStart"/>
-      <w:r>
-        <w:rPr>
-          <w:bCs/>
-          <w:sz w:val="22"/>
-          <w:szCs w:val="22"/>
-        </w:rPr>
-        <w:t>NUnit</w:t>
-      </w:r>
-      <w:proofErr w:type="spellEnd"/>
-      <w:r>
-        <w:rPr>
-          <w:bCs/>
-          <w:sz w:val="22"/>
-          <w:szCs w:val="22"/>
-        </w:rPr>
-        <w:t xml:space="preserve"> </w:t>
-      </w:r>
-      <w:proofErr w:type="spellStart"/>
-      <w:r>
-        <w:rPr>
-          <w:bCs/>
-          <w:sz w:val="22"/>
-          <w:szCs w:val="22"/>
-        </w:rPr>
-        <w:t>Test</w:t>
-      </w:r>
-      <w:proofErr w:type="spellEnd"/>
-      <w:r>
-        <w:rPr>
-          <w:bCs/>
-          <w:sz w:val="22"/>
-          <w:szCs w:val="22"/>
-        </w:rPr>
-        <w:t xml:space="preserve"> </w:t>
-      </w:r>
-      <w:proofErr w:type="spellStart"/>
-      <w:r>
-        <w:rPr>
-          <w:bCs/>
-          <w:sz w:val="22"/>
-          <w:szCs w:val="22"/>
-        </w:rPr>
-        <w:t>Project</w:t>
-      </w:r>
-      <w:proofErr w:type="spellEnd"/>
-      <w:r>
-        <w:rPr>
-          <w:bCs/>
-          <w:sz w:val="22"/>
-          <w:szCs w:val="22"/>
-        </w:rPr>
-        <w:t>" (.NET 8.0)</w:t>
+        <w:t>ПКМ по решению → Добавить → Новый проект → "NUnit Test Project" (.NET 8.0)</w:t>
       </w:r>
     </w:p>
     <w:p>
@@ -7631,25 +7008,7 @@
           <w:sz w:val="22"/>
           <w:szCs w:val="22"/>
         </w:rPr>
-        <w:t>Назовите "</w:t>
-      </w:r>
-      <w:proofErr w:type="spellStart"/>
-      <w:r>
-        <w:rPr>
-          <w:bCs/>
-          <w:sz w:val="22"/>
-          <w:szCs w:val="22"/>
-        </w:rPr>
-        <w:t>GeoEngine.Tests</w:t>
-      </w:r>
-      <w:proofErr w:type="spellEnd"/>
-      <w:r>
-        <w:rPr>
-          <w:bCs/>
-          <w:sz w:val="22"/>
-          <w:szCs w:val="22"/>
-        </w:rPr>
-        <w:t>"</w:t>
+        <w:t>Назовите "GeoEngine.Tests"</w:t>
       </w:r>
     </w:p>
     <w:p>
@@ -7724,43 +7083,7 @@
           <w:sz w:val="22"/>
           <w:szCs w:val="22"/>
         </w:rPr>
-        <w:t>ПКМ по "</w:t>
-      </w:r>
-      <w:proofErr w:type="spellStart"/>
-      <w:r>
-        <w:rPr>
-          <w:bCs/>
-          <w:sz w:val="22"/>
-          <w:szCs w:val="22"/>
-        </w:rPr>
-        <w:t>GeoEngine.Tests</w:t>
-      </w:r>
-      <w:proofErr w:type="spellEnd"/>
-      <w:r>
-        <w:rPr>
-          <w:bCs/>
-          <w:sz w:val="22"/>
-          <w:szCs w:val="22"/>
-        </w:rPr>
-        <w:t>" → Добавить → Ссылка на проект → Выберите "</w:t>
-      </w:r>
-      <w:proofErr w:type="spellStart"/>
-      <w:r>
-        <w:rPr>
-          <w:bCs/>
-          <w:sz w:val="22"/>
-          <w:szCs w:val="22"/>
-        </w:rPr>
-        <w:t>GeoEngine</w:t>
-      </w:r>
-      <w:proofErr w:type="spellEnd"/>
-      <w:r>
-        <w:rPr>
-          <w:bCs/>
-          <w:sz w:val="22"/>
-          <w:szCs w:val="22"/>
-        </w:rPr>
-        <w:t>"</w:t>
+        <w:t>ПКМ по "GeoEngine.Tests" → Добавить → Ссылка на проект → Выберите "GeoEngine"</w:t>
       </w:r>
     </w:p>
     <w:p>
@@ -7808,25 +7131,7 @@
           <w:sz w:val="22"/>
           <w:szCs w:val="22"/>
         </w:rPr>
-        <w:t xml:space="preserve">1. Создадим класс </w:t>
-      </w:r>
-      <w:proofErr w:type="spellStart"/>
-      <w:r>
-        <w:rPr>
-          <w:bCs/>
-          <w:sz w:val="22"/>
-          <w:szCs w:val="22"/>
-        </w:rPr>
-        <w:t>Point</w:t>
-      </w:r>
-      <w:proofErr w:type="spellEnd"/>
-      <w:r>
-        <w:rPr>
-          <w:bCs/>
-          <w:sz w:val="22"/>
-          <w:szCs w:val="22"/>
-        </w:rPr>
-        <w:t xml:space="preserve"> для представления точки в 3D пространстве</w:t>
+        <w:t>1. Создадим класс Point для представления точки в 3D пространстве</w:t>
       </w:r>
     </w:p>
     <w:p>
@@ -7840,7 +7145,6 @@
           <w:lang w:val="en-US"/>
         </w:rPr>
       </w:pPr>
-      <w:proofErr w:type="spellStart"/>
       <w:r>
         <w:rPr>
           <w:b/>
@@ -7849,18 +7153,7 @@
           <w:szCs w:val="22"/>
           <w:lang w:val="en-US"/>
         </w:rPr>
-        <w:t>Point.cs</w:t>
-      </w:r>
-      <w:proofErr w:type="spellEnd"/>
-      <w:r>
-        <w:rPr>
-          <w:b/>
-          <w:bCs/>
-          <w:sz w:val="22"/>
-          <w:szCs w:val="22"/>
-          <w:lang w:val="en-US"/>
-        </w:rPr>
-        <w:t>:</w:t>
+        <w:t>Point.cs:</w:t>
       </w:r>
     </w:p>
     <w:p>
@@ -7911,31 +7204,7 @@
           <w:highlight w:val="white"/>
           <w:lang w:val="en-US"/>
         </w:rPr>
-        <w:t xml:space="preserve"> </w:t>
-      </w:r>
-      <w:proofErr w:type="spellStart"/>
-      <w:r>
-        <w:rPr>
-          <w:rFonts w:ascii="Consolas" w:hAnsi="Consolas" w:cs="Cascadia Mono"/>
-          <w:color w:val="000000"/>
-          <w:sz w:val="18"/>
-          <w:szCs w:val="19"/>
-          <w:highlight w:val="white"/>
-          <w:lang w:val="en-US"/>
-        </w:rPr>
-        <w:t>GeoEngine</w:t>
-      </w:r>
-      <w:proofErr w:type="spellEnd"/>
-      <w:r>
-        <w:rPr>
-          <w:rFonts w:ascii="Consolas" w:hAnsi="Consolas" w:cs="Cascadia Mono"/>
-          <w:color w:val="000000"/>
-          <w:sz w:val="18"/>
-          <w:szCs w:val="19"/>
-          <w:highlight w:val="white"/>
-          <w:lang w:val="en-US"/>
-        </w:rPr>
-        <w:t>;</w:t>
+        <w:t xml:space="preserve"> GeoEngine;</w:t>
       </w:r>
     </w:p>
     <w:p>
@@ -8128,19 +7397,7 @@
           <w:highlight w:val="white"/>
           <w:lang w:val="en-US"/>
         </w:rPr>
-        <w:t xml:space="preserve"> X </w:t>
-      </w:r>
-      <w:proofErr w:type="gramStart"/>
-      <w:r>
-        <w:rPr>
-          <w:rFonts w:ascii="Consolas" w:hAnsi="Consolas" w:cs="Cascadia Mono"/>
-          <w:color w:val="000000"/>
-          <w:sz w:val="18"/>
-          <w:szCs w:val="19"/>
-          <w:highlight w:val="white"/>
-          <w:lang w:val="en-US"/>
-        </w:rPr>
-        <w:t xml:space="preserve">{ </w:t>
+        <w:t xml:space="preserve"> X { </w:t>
       </w:r>
       <w:r>
         <w:rPr>
@@ -8153,7 +7410,6 @@
         </w:rPr>
         <w:t>get</w:t>
       </w:r>
-      <w:proofErr w:type="gramEnd"/>
       <w:r>
         <w:rPr>
           <w:rFonts w:ascii="Consolas" w:hAnsi="Consolas" w:cs="Cascadia Mono"/>
@@ -8236,19 +7492,7 @@
           <w:highlight w:val="white"/>
           <w:lang w:val="en-US"/>
         </w:rPr>
-        <w:t xml:space="preserve"> Y </w:t>
-      </w:r>
-      <w:proofErr w:type="gramStart"/>
-      <w:r>
-        <w:rPr>
-          <w:rFonts w:ascii="Consolas" w:hAnsi="Consolas" w:cs="Cascadia Mono"/>
-          <w:color w:val="000000"/>
-          <w:sz w:val="18"/>
-          <w:szCs w:val="19"/>
-          <w:highlight w:val="white"/>
-          <w:lang w:val="en-US"/>
-        </w:rPr>
-        <w:t xml:space="preserve">{ </w:t>
+        <w:t xml:space="preserve"> Y { </w:t>
       </w:r>
       <w:r>
         <w:rPr>
@@ -8261,7 +7505,6 @@
         </w:rPr>
         <w:t>get</w:t>
       </w:r>
-      <w:proofErr w:type="gramEnd"/>
       <w:r>
         <w:rPr>
           <w:rFonts w:ascii="Consolas" w:hAnsi="Consolas" w:cs="Cascadia Mono"/>
@@ -8344,19 +7587,7 @@
           <w:highlight w:val="white"/>
           <w:lang w:val="en-US"/>
         </w:rPr>
-        <w:t xml:space="preserve"> Z </w:t>
-      </w:r>
-      <w:proofErr w:type="gramStart"/>
-      <w:r>
-        <w:rPr>
-          <w:rFonts w:ascii="Consolas" w:hAnsi="Consolas" w:cs="Cascadia Mono"/>
-          <w:color w:val="000000"/>
-          <w:sz w:val="18"/>
-          <w:szCs w:val="19"/>
-          <w:highlight w:val="white"/>
-          <w:lang w:val="en-US"/>
-        </w:rPr>
-        <w:t xml:space="preserve">{ </w:t>
+        <w:t xml:space="preserve"> Z { </w:t>
       </w:r>
       <w:r>
         <w:rPr>
@@ -8369,7 +7600,6 @@
         </w:rPr>
         <w:t>get</w:t>
       </w:r>
-      <w:proofErr w:type="gramEnd"/>
       <w:r>
         <w:rPr>
           <w:rFonts w:ascii="Consolas" w:hAnsi="Consolas" w:cs="Cascadia Mono"/>
@@ -8450,7 +7680,6 @@
         </w:rPr>
         <w:t xml:space="preserve"> </w:t>
       </w:r>
-      <w:proofErr w:type="gramStart"/>
       <w:r>
         <w:rPr>
           <w:rFonts w:ascii="Consolas" w:hAnsi="Consolas" w:cs="Cascadia Mono"/>
@@ -8473,7 +7702,6 @@
         </w:rPr>
         <w:t>(</w:t>
       </w:r>
-      <w:proofErr w:type="gramEnd"/>
       <w:r>
         <w:rPr>
           <w:rFonts w:ascii="Consolas" w:hAnsi="Consolas" w:cs="Cascadia Mono"/>
@@ -8796,21 +8024,8 @@
           <w:highlight w:val="white"/>
           <w:lang w:val="en-US"/>
         </w:rPr>
-        <w:t xml:space="preserve"> </w:t>
-      </w:r>
-      <w:proofErr w:type="gramStart"/>
-      <w:r>
-        <w:rPr>
-          <w:rFonts w:ascii="Consolas" w:hAnsi="Consolas" w:cs="Cascadia Mono"/>
-          <w:color w:val="000000"/>
-          <w:sz w:val="18"/>
-          <w:szCs w:val="19"/>
-          <w:highlight w:val="white"/>
-          <w:lang w:val="en-US"/>
-        </w:rPr>
-        <w:t>Equals(</w:t>
-      </w:r>
-      <w:proofErr w:type="gramEnd"/>
+        <w:t xml:space="preserve"> Equals(</w:t>
+      </w:r>
       <w:r>
         <w:rPr>
           <w:rFonts w:ascii="Consolas" w:hAnsi="Consolas" w:cs="Cascadia Mono"/>
@@ -8831,31 +8046,7 @@
           <w:highlight w:val="white"/>
           <w:lang w:val="en-US"/>
         </w:rPr>
-        <w:t xml:space="preserve">? </w:t>
-      </w:r>
-      <w:proofErr w:type="spellStart"/>
-      <w:r>
-        <w:rPr>
-          <w:rFonts w:ascii="Consolas" w:hAnsi="Consolas" w:cs="Cascadia Mono"/>
-          <w:color w:val="000000"/>
-          <w:sz w:val="18"/>
-          <w:szCs w:val="19"/>
-          <w:highlight w:val="white"/>
-          <w:lang w:val="en-US"/>
-        </w:rPr>
-        <w:t>obj</w:t>
-      </w:r>
-      <w:proofErr w:type="spellEnd"/>
-      <w:r>
-        <w:rPr>
-          <w:rFonts w:ascii="Consolas" w:hAnsi="Consolas" w:cs="Cascadia Mono"/>
-          <w:color w:val="000000"/>
-          <w:sz w:val="18"/>
-          <w:szCs w:val="19"/>
-          <w:highlight w:val="white"/>
-          <w:lang w:val="en-US"/>
-        </w:rPr>
-        <w:t>)</w:t>
+        <w:t>? obj)</w:t>
       </w:r>
     </w:p>
     <w:p>
@@ -8935,31 +8126,7 @@
           <w:highlight w:val="white"/>
           <w:lang w:val="en-US"/>
         </w:rPr>
-        <w:t xml:space="preserve"> (</w:t>
-      </w:r>
-      <w:proofErr w:type="spellStart"/>
-      <w:r>
-        <w:rPr>
-          <w:rFonts w:ascii="Consolas" w:hAnsi="Consolas" w:cs="Cascadia Mono"/>
-          <w:color w:val="000000"/>
-          <w:sz w:val="18"/>
-          <w:szCs w:val="19"/>
-          <w:highlight w:val="white"/>
-          <w:lang w:val="en-US"/>
-        </w:rPr>
-        <w:t>obj</w:t>
-      </w:r>
-      <w:proofErr w:type="spellEnd"/>
-      <w:r>
-        <w:rPr>
-          <w:rFonts w:ascii="Consolas" w:hAnsi="Consolas" w:cs="Cascadia Mono"/>
-          <w:color w:val="000000"/>
-          <w:sz w:val="18"/>
-          <w:szCs w:val="19"/>
-          <w:highlight w:val="white"/>
-          <w:lang w:val="en-US"/>
-        </w:rPr>
-        <w:t xml:space="preserve"> </w:t>
+        <w:t xml:space="preserve"> (obj </w:t>
       </w:r>
       <w:r>
         <w:rPr>
@@ -9120,153 +8287,7 @@
           <w:highlight w:val="white"/>
           <w:lang w:val="en-US"/>
         </w:rPr>
-        <w:t xml:space="preserve"> </w:t>
-      </w:r>
-      <w:proofErr w:type="spellStart"/>
-      <w:proofErr w:type="gramStart"/>
-      <w:r>
-        <w:rPr>
-          <w:rFonts w:ascii="Consolas" w:hAnsi="Consolas" w:cs="Cascadia Mono"/>
-          <w:color w:val="000000"/>
-          <w:sz w:val="18"/>
-          <w:szCs w:val="19"/>
-          <w:highlight w:val="white"/>
-          <w:lang w:val="en-US"/>
-        </w:rPr>
-        <w:t>X.Equals</w:t>
-      </w:r>
-      <w:proofErr w:type="spellEnd"/>
-      <w:proofErr w:type="gramEnd"/>
-      <w:r>
-        <w:rPr>
-          <w:rFonts w:ascii="Consolas" w:hAnsi="Consolas" w:cs="Cascadia Mono"/>
-          <w:color w:val="000000"/>
-          <w:sz w:val="18"/>
-          <w:szCs w:val="19"/>
-          <w:highlight w:val="white"/>
-          <w:lang w:val="en-US"/>
-        </w:rPr>
-        <w:t>(</w:t>
-      </w:r>
-      <w:proofErr w:type="spellStart"/>
-      <w:r>
-        <w:rPr>
-          <w:rFonts w:ascii="Consolas" w:hAnsi="Consolas" w:cs="Cascadia Mono"/>
-          <w:color w:val="000000"/>
-          <w:sz w:val="18"/>
-          <w:szCs w:val="19"/>
-          <w:highlight w:val="white"/>
-          <w:lang w:val="en-US"/>
-        </w:rPr>
-        <w:t>other.X</w:t>
-      </w:r>
-      <w:proofErr w:type="spellEnd"/>
-      <w:r>
-        <w:rPr>
-          <w:rFonts w:ascii="Consolas" w:hAnsi="Consolas" w:cs="Cascadia Mono"/>
-          <w:color w:val="000000"/>
-          <w:sz w:val="18"/>
-          <w:szCs w:val="19"/>
-          <w:highlight w:val="white"/>
-          <w:lang w:val="en-US"/>
-        </w:rPr>
-        <w:t xml:space="preserve">) &amp;&amp; </w:t>
-      </w:r>
-      <w:proofErr w:type="spellStart"/>
-      <w:r>
-        <w:rPr>
-          <w:rFonts w:ascii="Consolas" w:hAnsi="Consolas" w:cs="Cascadia Mono"/>
-          <w:color w:val="000000"/>
-          <w:sz w:val="18"/>
-          <w:szCs w:val="19"/>
-          <w:highlight w:val="white"/>
-          <w:lang w:val="en-US"/>
-        </w:rPr>
-        <w:t>Y.Equals</w:t>
-      </w:r>
-      <w:proofErr w:type="spellEnd"/>
-      <w:r>
-        <w:rPr>
-          <w:rFonts w:ascii="Consolas" w:hAnsi="Consolas" w:cs="Cascadia Mono"/>
-          <w:color w:val="000000"/>
-          <w:sz w:val="18"/>
-          <w:szCs w:val="19"/>
-          <w:highlight w:val="white"/>
-          <w:lang w:val="en-US"/>
-        </w:rPr>
-        <w:t>(</w:t>
-      </w:r>
-      <w:proofErr w:type="spellStart"/>
-      <w:r>
-        <w:rPr>
-          <w:rFonts w:ascii="Consolas" w:hAnsi="Consolas" w:cs="Cascadia Mono"/>
-          <w:color w:val="000000"/>
-          <w:sz w:val="18"/>
-          <w:szCs w:val="19"/>
-          <w:highlight w:val="white"/>
-          <w:lang w:val="en-US"/>
-        </w:rPr>
-        <w:t>other.Y</w:t>
-      </w:r>
-      <w:proofErr w:type="spellEnd"/>
-      <w:r>
-        <w:rPr>
-          <w:rFonts w:ascii="Consolas" w:hAnsi="Consolas" w:cs="Cascadia Mono"/>
-          <w:color w:val="000000"/>
-          <w:sz w:val="18"/>
-          <w:szCs w:val="19"/>
-          <w:highlight w:val="white"/>
-          <w:lang w:val="en-US"/>
-        </w:rPr>
-        <w:t xml:space="preserve">) &amp;&amp; </w:t>
-      </w:r>
-      <w:proofErr w:type="spellStart"/>
-      <w:r>
-        <w:rPr>
-          <w:rFonts w:ascii="Consolas" w:hAnsi="Consolas" w:cs="Cascadia Mono"/>
-          <w:color w:val="000000"/>
-          <w:sz w:val="18"/>
-          <w:szCs w:val="19"/>
-          <w:highlight w:val="white"/>
-          <w:lang w:val="en-US"/>
-        </w:rPr>
-        <w:t>Z.Equals</w:t>
-      </w:r>
-      <w:proofErr w:type="spellEnd"/>
-      <w:r>
-        <w:rPr>
-          <w:rFonts w:ascii="Consolas" w:hAnsi="Consolas" w:cs="Cascadia Mono"/>
-          <w:color w:val="000000"/>
-          <w:sz w:val="18"/>
-          <w:szCs w:val="19"/>
-          <w:highlight w:val="white"/>
-          <w:lang w:val="en-US"/>
-        </w:rPr>
-        <w:t>(</w:t>
-      </w:r>
-      <w:proofErr w:type="spellStart"/>
-      <w:r>
-        <w:rPr>
-          <w:rFonts w:ascii="Consolas" w:hAnsi="Consolas" w:cs="Cascadia Mono"/>
-          <w:color w:val="000000"/>
-          <w:sz w:val="18"/>
-          <w:szCs w:val="19"/>
-          <w:highlight w:val="white"/>
-          <w:lang w:val="en-US"/>
-        </w:rPr>
-        <w:t>other.Z</w:t>
-      </w:r>
-      <w:proofErr w:type="spellEnd"/>
-      <w:r>
-        <w:rPr>
-          <w:rFonts w:ascii="Consolas" w:hAnsi="Consolas" w:cs="Cascadia Mono"/>
-          <w:color w:val="000000"/>
-          <w:sz w:val="18"/>
-          <w:szCs w:val="19"/>
-          <w:highlight w:val="white"/>
-          <w:lang w:val="en-US"/>
-        </w:rPr>
-        <w:t>);</w:t>
+        <w:t xml:space="preserve"> X.Equals(other.X) &amp;&amp; Y.Equals(other.Y) &amp;&amp; Z.Equals(other.Z);</w:t>
       </w:r>
     </w:p>
     <w:p>
@@ -9388,7 +8409,6 @@
         </w:rPr>
         <w:t xml:space="preserve"> </w:t>
       </w:r>
-      <w:proofErr w:type="spellStart"/>
       <w:r>
         <w:rPr>
           <w:rFonts w:ascii="Consolas" w:hAnsi="Consolas" w:cs="Cascadia Mono"/>
@@ -9400,54 +8420,16 @@
         </w:rPr>
         <w:t>int</w:t>
       </w:r>
-      <w:proofErr w:type="spellEnd"/>
-      <w:r>
-        <w:rPr>
-          <w:rFonts w:ascii="Consolas" w:hAnsi="Consolas" w:cs="Cascadia Mono"/>
-          <w:color w:val="000000"/>
-          <w:sz w:val="18"/>
-          <w:szCs w:val="19"/>
-          <w:highlight w:val="white"/>
-          <w:lang w:val="en-US"/>
-        </w:rPr>
-        <w:t xml:space="preserve"> </w:t>
-      </w:r>
-      <w:proofErr w:type="spellStart"/>
-      <w:proofErr w:type="gramStart"/>
-      <w:r>
-        <w:rPr>
-          <w:rFonts w:ascii="Consolas" w:hAnsi="Consolas" w:cs="Cascadia Mono"/>
-          <w:color w:val="000000"/>
-          <w:sz w:val="18"/>
-          <w:szCs w:val="19"/>
-          <w:highlight w:val="white"/>
-          <w:lang w:val="en-US"/>
-        </w:rPr>
-        <w:t>GetHashCode</w:t>
-      </w:r>
-      <w:proofErr w:type="spellEnd"/>
-      <w:r>
-        <w:rPr>
-          <w:rFonts w:ascii="Consolas" w:hAnsi="Consolas" w:cs="Cascadia Mono"/>
-          <w:color w:val="000000"/>
-          <w:sz w:val="18"/>
-          <w:szCs w:val="19"/>
-          <w:highlight w:val="white"/>
-          <w:lang w:val="en-US"/>
-        </w:rPr>
-        <w:t>(</w:t>
-      </w:r>
-      <w:proofErr w:type="gramEnd"/>
-      <w:r>
-        <w:rPr>
-          <w:rFonts w:ascii="Consolas" w:hAnsi="Consolas" w:cs="Cascadia Mono"/>
-          <w:color w:val="000000"/>
-          <w:sz w:val="18"/>
-          <w:szCs w:val="19"/>
-          <w:highlight w:val="white"/>
-          <w:lang w:val="en-US"/>
-        </w:rPr>
-        <w:t>)</w:t>
+      <w:r>
+        <w:rPr>
+          <w:rFonts w:ascii="Consolas" w:hAnsi="Consolas" w:cs="Cascadia Mono"/>
+          <w:color w:val="000000"/>
+          <w:sz w:val="18"/>
+          <w:szCs w:val="19"/>
+          <w:highlight w:val="white"/>
+          <w:lang w:val="en-US"/>
+        </w:rPr>
+        <w:t xml:space="preserve"> GetHashCode()</w:t>
       </w:r>
     </w:p>
     <w:p>
@@ -9529,7 +8511,6 @@
         </w:rPr>
         <w:t xml:space="preserve"> </w:t>
       </w:r>
-      <w:proofErr w:type="spellStart"/>
       <w:r>
         <w:rPr>
           <w:rFonts w:ascii="Consolas" w:hAnsi="Consolas" w:cs="Cascadia Mono"/>
@@ -9550,19 +8531,7 @@
           <w:highlight w:val="white"/>
           <w:lang w:val="en-US"/>
         </w:rPr>
-        <w:t>.Combine</w:t>
-      </w:r>
-      <w:proofErr w:type="spellEnd"/>
-      <w:r>
-        <w:rPr>
-          <w:rFonts w:ascii="Consolas" w:hAnsi="Consolas" w:cs="Cascadia Mono"/>
-          <w:color w:val="000000"/>
-          <w:sz w:val="18"/>
-          <w:szCs w:val="19"/>
-          <w:highlight w:val="white"/>
-          <w:lang w:val="en-US"/>
-        </w:rPr>
-        <w:t>(X, Y, Z);</w:t>
+        <w:t>.Combine(X, Y, Z);</w:t>
       </w:r>
     </w:p>
     <w:p>
@@ -9704,44 +8673,7 @@
           <w:highlight w:val="white"/>
           <w:lang w:val="en-US"/>
         </w:rPr>
-        <w:t xml:space="preserve"> </w:t>
-      </w:r>
-      <w:proofErr w:type="spellStart"/>
-      <w:proofErr w:type="gramStart"/>
-      <w:r>
-        <w:rPr>
-          <w:rFonts w:ascii="Consolas" w:hAnsi="Consolas" w:cs="Cascadia Mono"/>
-          <w:color w:val="000000"/>
-          <w:sz w:val="18"/>
-          <w:szCs w:val="19"/>
-          <w:highlight w:val="white"/>
-          <w:lang w:val="en-US"/>
-        </w:rPr>
-        <w:t>ToString</w:t>
-      </w:r>
-      <w:proofErr w:type="spellEnd"/>
-      <w:r>
-        <w:rPr>
-          <w:rFonts w:ascii="Consolas" w:hAnsi="Consolas" w:cs="Cascadia Mono"/>
-          <w:color w:val="000000"/>
-          <w:sz w:val="18"/>
-          <w:szCs w:val="19"/>
-          <w:highlight w:val="white"/>
-          <w:lang w:val="en-US"/>
-        </w:rPr>
-        <w:t>(</w:t>
-      </w:r>
-      <w:proofErr w:type="gramEnd"/>
-      <w:r>
-        <w:rPr>
-          <w:rFonts w:ascii="Consolas" w:hAnsi="Consolas" w:cs="Cascadia Mono"/>
-          <w:color w:val="000000"/>
-          <w:sz w:val="18"/>
-          <w:szCs w:val="19"/>
-          <w:highlight w:val="white"/>
-          <w:lang w:val="en-US"/>
-        </w:rPr>
-        <w:t>)</w:t>
+        <w:t xml:space="preserve"> ToString()</w:t>
       </w:r>
     </w:p>
     <w:p>
@@ -10003,25 +8935,7 @@
           <w:sz w:val="22"/>
           <w:szCs w:val="22"/>
         </w:rPr>
-        <w:t xml:space="preserve">2. Создадим класс </w:t>
-      </w:r>
-      <w:proofErr w:type="spellStart"/>
-      <w:r>
-        <w:rPr>
-          <w:bCs/>
-          <w:sz w:val="22"/>
-          <w:szCs w:val="22"/>
-        </w:rPr>
-        <w:t>Vector</w:t>
-      </w:r>
-      <w:proofErr w:type="spellEnd"/>
-      <w:r>
-        <w:rPr>
-          <w:bCs/>
-          <w:sz w:val="22"/>
-          <w:szCs w:val="22"/>
-        </w:rPr>
-        <w:t xml:space="preserve"> для представления векторов</w:t>
+        <w:t>2. Создадим класс Vector для представления векторов</w:t>
       </w:r>
     </w:p>
     <w:p>
@@ -10035,7 +8949,6 @@
           <w:lang w:val="en-US"/>
         </w:rPr>
       </w:pPr>
-      <w:proofErr w:type="spellStart"/>
       <w:r>
         <w:rPr>
           <w:b/>
@@ -10044,18 +8957,7 @@
           <w:szCs w:val="22"/>
           <w:lang w:val="en-US"/>
         </w:rPr>
-        <w:t>Vector.cs</w:t>
-      </w:r>
-      <w:proofErr w:type="spellEnd"/>
-      <w:r>
-        <w:rPr>
-          <w:b/>
-          <w:bCs/>
-          <w:sz w:val="22"/>
-          <w:szCs w:val="22"/>
-          <w:lang w:val="en-US"/>
-        </w:rPr>
-        <w:t>:</w:t>
+        <w:t>Vector.cs:</w:t>
       </w:r>
     </w:p>
     <w:p>
@@ -10106,31 +9008,7 @@
           <w:highlight w:val="white"/>
           <w:lang w:val="en-US"/>
         </w:rPr>
-        <w:t xml:space="preserve"> </w:t>
-      </w:r>
-      <w:proofErr w:type="spellStart"/>
-      <w:r>
-        <w:rPr>
-          <w:rFonts w:ascii="Consolas" w:hAnsi="Consolas" w:cs="Cascadia Mono"/>
-          <w:color w:val="000000"/>
-          <w:sz w:val="18"/>
-          <w:szCs w:val="19"/>
-          <w:highlight w:val="white"/>
-          <w:lang w:val="en-US"/>
-        </w:rPr>
-        <w:t>GeoEngine</w:t>
-      </w:r>
-      <w:proofErr w:type="spellEnd"/>
-      <w:r>
-        <w:rPr>
-          <w:rFonts w:ascii="Consolas" w:hAnsi="Consolas" w:cs="Cascadia Mono"/>
-          <w:color w:val="000000"/>
-          <w:sz w:val="18"/>
-          <w:szCs w:val="19"/>
-          <w:highlight w:val="white"/>
-          <w:lang w:val="en-US"/>
-        </w:rPr>
-        <w:t>;</w:t>
+        <w:t xml:space="preserve"> GeoEngine;</w:t>
       </w:r>
     </w:p>
     <w:p>
@@ -10323,19 +9201,7 @@
           <w:highlight w:val="white"/>
           <w:lang w:val="en-US"/>
         </w:rPr>
-        <w:t xml:space="preserve"> X </w:t>
-      </w:r>
-      <w:proofErr w:type="gramStart"/>
-      <w:r>
-        <w:rPr>
-          <w:rFonts w:ascii="Consolas" w:hAnsi="Consolas" w:cs="Cascadia Mono"/>
-          <w:color w:val="000000"/>
-          <w:sz w:val="18"/>
-          <w:szCs w:val="19"/>
-          <w:highlight w:val="white"/>
-          <w:lang w:val="en-US"/>
-        </w:rPr>
-        <w:t xml:space="preserve">{ </w:t>
+        <w:t xml:space="preserve"> X { </w:t>
       </w:r>
       <w:r>
         <w:rPr>
@@ -10348,7 +9214,6 @@
         </w:rPr>
         <w:t>get</w:t>
       </w:r>
-      <w:proofErr w:type="gramEnd"/>
       <w:r>
         <w:rPr>
           <w:rFonts w:ascii="Consolas" w:hAnsi="Consolas" w:cs="Cascadia Mono"/>
@@ -10431,19 +9296,7 @@
           <w:highlight w:val="white"/>
           <w:lang w:val="en-US"/>
         </w:rPr>
-        <w:t xml:space="preserve"> Y </w:t>
-      </w:r>
-      <w:proofErr w:type="gramStart"/>
-      <w:r>
-        <w:rPr>
-          <w:rFonts w:ascii="Consolas" w:hAnsi="Consolas" w:cs="Cascadia Mono"/>
-          <w:color w:val="000000"/>
-          <w:sz w:val="18"/>
-          <w:szCs w:val="19"/>
-          <w:highlight w:val="white"/>
-          <w:lang w:val="en-US"/>
-        </w:rPr>
-        <w:t xml:space="preserve">{ </w:t>
+        <w:t xml:space="preserve"> Y { </w:t>
       </w:r>
       <w:r>
         <w:rPr>
@@ -10456,7 +9309,6 @@
         </w:rPr>
         <w:t>get</w:t>
       </w:r>
-      <w:proofErr w:type="gramEnd"/>
       <w:r>
         <w:rPr>
           <w:rFonts w:ascii="Consolas" w:hAnsi="Consolas" w:cs="Cascadia Mono"/>
@@ -10539,19 +9391,7 @@
           <w:highlight w:val="white"/>
           <w:lang w:val="en-US"/>
         </w:rPr>
-        <w:t xml:space="preserve"> Z </w:t>
-      </w:r>
-      <w:proofErr w:type="gramStart"/>
-      <w:r>
-        <w:rPr>
-          <w:rFonts w:ascii="Consolas" w:hAnsi="Consolas" w:cs="Cascadia Mono"/>
-          <w:color w:val="000000"/>
-          <w:sz w:val="18"/>
-          <w:szCs w:val="19"/>
-          <w:highlight w:val="white"/>
-          <w:lang w:val="en-US"/>
-        </w:rPr>
-        <w:t xml:space="preserve">{ </w:t>
+        <w:t xml:space="preserve"> Z { </w:t>
       </w:r>
       <w:r>
         <w:rPr>
@@ -10564,7 +9404,6 @@
         </w:rPr>
         <w:t>get</w:t>
       </w:r>
-      <w:proofErr w:type="gramEnd"/>
       <w:r>
         <w:rPr>
           <w:rFonts w:ascii="Consolas" w:hAnsi="Consolas" w:cs="Cascadia Mono"/>
@@ -10645,7 +9484,6 @@
         </w:rPr>
         <w:t xml:space="preserve"> </w:t>
       </w:r>
-      <w:proofErr w:type="gramStart"/>
       <w:r>
         <w:rPr>
           <w:rFonts w:ascii="Consolas" w:hAnsi="Consolas" w:cs="Cascadia Mono"/>
@@ -10668,7 +9506,6 @@
         </w:rPr>
         <w:t>(</w:t>
       </w:r>
-      <w:proofErr w:type="gramEnd"/>
       <w:r>
         <w:rPr>
           <w:rFonts w:ascii="Consolas" w:hAnsi="Consolas" w:cs="Cascadia Mono"/>
@@ -10949,7 +9786,6 @@
         </w:rPr>
         <w:t xml:space="preserve"> </w:t>
       </w:r>
-      <w:proofErr w:type="gramStart"/>
       <w:r>
         <w:rPr>
           <w:rFonts w:ascii="Consolas" w:hAnsi="Consolas" w:cs="Cascadia Mono"/>
@@ -10972,7 +9808,6 @@
         </w:rPr>
         <w:t>(</w:t>
       </w:r>
-      <w:proofErr w:type="gramEnd"/>
       <w:r>
         <w:rPr>
           <w:rFonts w:ascii="Consolas" w:hAnsi="Consolas" w:cs="Cascadia Mono"/>
@@ -11073,55 +9908,7 @@
           <w:highlight w:val="white"/>
           <w:lang w:val="en-US"/>
         </w:rPr>
-        <w:t xml:space="preserve">        X = </w:t>
-      </w:r>
-      <w:proofErr w:type="spellStart"/>
-      <w:r>
-        <w:rPr>
-          <w:rFonts w:ascii="Consolas" w:hAnsi="Consolas" w:cs="Cascadia Mono"/>
-          <w:color w:val="000000"/>
-          <w:sz w:val="18"/>
-          <w:szCs w:val="19"/>
-          <w:highlight w:val="white"/>
-          <w:lang w:val="en-US"/>
-        </w:rPr>
-        <w:t>end.X</w:t>
-      </w:r>
-      <w:proofErr w:type="spellEnd"/>
-      <w:r>
-        <w:rPr>
-          <w:rFonts w:ascii="Consolas" w:hAnsi="Consolas" w:cs="Cascadia Mono"/>
-          <w:color w:val="000000"/>
-          <w:sz w:val="18"/>
-          <w:szCs w:val="19"/>
-          <w:highlight w:val="white"/>
-          <w:lang w:val="en-US"/>
-        </w:rPr>
-        <w:t xml:space="preserve"> - </w:t>
-      </w:r>
-      <w:proofErr w:type="spellStart"/>
-      <w:r>
-        <w:rPr>
-          <w:rFonts w:ascii="Consolas" w:hAnsi="Consolas" w:cs="Cascadia Mono"/>
-          <w:color w:val="000000"/>
-          <w:sz w:val="18"/>
-          <w:szCs w:val="19"/>
-          <w:highlight w:val="white"/>
-          <w:lang w:val="en-US"/>
-        </w:rPr>
-        <w:t>start.X</w:t>
-      </w:r>
-      <w:proofErr w:type="spellEnd"/>
-      <w:r>
-        <w:rPr>
-          <w:rFonts w:ascii="Consolas" w:hAnsi="Consolas" w:cs="Cascadia Mono"/>
-          <w:color w:val="000000"/>
-          <w:sz w:val="18"/>
-          <w:szCs w:val="19"/>
-          <w:highlight w:val="white"/>
-          <w:lang w:val="en-US"/>
-        </w:rPr>
-        <w:t>;</w:t>
+        <w:t xml:space="preserve">        X = end.X - start.X;</w:t>
       </w:r>
     </w:p>
     <w:p>
@@ -11150,57 +9937,7 @@
           <w:highlight w:val="white"/>
           <w:lang w:val="en-US"/>
         </w:rPr>
-        <w:t xml:space="preserve">        Y = </w:t>
-      </w:r>
-      <w:proofErr w:type="spellStart"/>
-      <w:proofErr w:type="gramStart"/>
-      <w:r>
-        <w:rPr>
-          <w:rFonts w:ascii="Consolas" w:hAnsi="Consolas" w:cs="Cascadia Mono"/>
-          <w:color w:val="000000"/>
-          <w:sz w:val="18"/>
-          <w:szCs w:val="19"/>
-          <w:highlight w:val="white"/>
-          <w:lang w:val="en-US"/>
-        </w:rPr>
-        <w:t>end.Y</w:t>
-      </w:r>
-      <w:proofErr w:type="spellEnd"/>
-      <w:proofErr w:type="gramEnd"/>
-      <w:r>
-        <w:rPr>
-          <w:rFonts w:ascii="Consolas" w:hAnsi="Consolas" w:cs="Cascadia Mono"/>
-          <w:color w:val="000000"/>
-          <w:sz w:val="18"/>
-          <w:szCs w:val="19"/>
-          <w:highlight w:val="white"/>
-          <w:lang w:val="en-US"/>
-        </w:rPr>
-        <w:t xml:space="preserve"> - </w:t>
-      </w:r>
-      <w:proofErr w:type="spellStart"/>
-      <w:r>
-        <w:rPr>
-          <w:rFonts w:ascii="Consolas" w:hAnsi="Consolas" w:cs="Cascadia Mono"/>
-          <w:color w:val="000000"/>
-          <w:sz w:val="18"/>
-          <w:szCs w:val="19"/>
-          <w:highlight w:val="white"/>
-          <w:lang w:val="en-US"/>
-        </w:rPr>
-        <w:t>start.Y</w:t>
-      </w:r>
-      <w:proofErr w:type="spellEnd"/>
-      <w:r>
-        <w:rPr>
-          <w:rFonts w:ascii="Consolas" w:hAnsi="Consolas" w:cs="Cascadia Mono"/>
-          <w:color w:val="000000"/>
-          <w:sz w:val="18"/>
-          <w:szCs w:val="19"/>
-          <w:highlight w:val="white"/>
-          <w:lang w:val="en-US"/>
-        </w:rPr>
-        <w:t>;</w:t>
+        <w:t xml:space="preserve">        Y = end.Y - start.Y;</w:t>
       </w:r>
     </w:p>
     <w:p>
@@ -11229,57 +9966,7 @@
           <w:highlight w:val="white"/>
           <w:lang w:val="en-US"/>
         </w:rPr>
-        <w:t xml:space="preserve">        Z = </w:t>
-      </w:r>
-      <w:proofErr w:type="spellStart"/>
-      <w:proofErr w:type="gramStart"/>
-      <w:r>
-        <w:rPr>
-          <w:rFonts w:ascii="Consolas" w:hAnsi="Consolas" w:cs="Cascadia Mono"/>
-          <w:color w:val="000000"/>
-          <w:sz w:val="18"/>
-          <w:szCs w:val="19"/>
-          <w:highlight w:val="white"/>
-          <w:lang w:val="en-US"/>
-        </w:rPr>
-        <w:t>end.Z</w:t>
-      </w:r>
-      <w:proofErr w:type="spellEnd"/>
-      <w:proofErr w:type="gramEnd"/>
-      <w:r>
-        <w:rPr>
-          <w:rFonts w:ascii="Consolas" w:hAnsi="Consolas" w:cs="Cascadia Mono"/>
-          <w:color w:val="000000"/>
-          <w:sz w:val="18"/>
-          <w:szCs w:val="19"/>
-          <w:highlight w:val="white"/>
-          <w:lang w:val="en-US"/>
-        </w:rPr>
-        <w:t xml:space="preserve"> - </w:t>
-      </w:r>
-      <w:proofErr w:type="spellStart"/>
-      <w:r>
-        <w:rPr>
-          <w:rFonts w:ascii="Consolas" w:hAnsi="Consolas" w:cs="Cascadia Mono"/>
-          <w:color w:val="000000"/>
-          <w:sz w:val="18"/>
-          <w:szCs w:val="19"/>
-          <w:highlight w:val="white"/>
-          <w:lang w:val="en-US"/>
-        </w:rPr>
-        <w:t>start.Z</w:t>
-      </w:r>
-      <w:proofErr w:type="spellEnd"/>
-      <w:r>
-        <w:rPr>
-          <w:rFonts w:ascii="Consolas" w:hAnsi="Consolas" w:cs="Cascadia Mono"/>
-          <w:color w:val="000000"/>
-          <w:sz w:val="18"/>
-          <w:szCs w:val="19"/>
-          <w:highlight w:val="white"/>
-          <w:lang w:val="en-US"/>
-        </w:rPr>
-        <w:t>;</w:t>
+        <w:t xml:space="preserve">        Z = end.Z - start.Z;</w:t>
       </w:r>
     </w:p>
     <w:p>
@@ -11401,7 +10088,6 @@
         </w:rPr>
         <w:t xml:space="preserve"> Length =&gt; </w:t>
       </w:r>
-      <w:proofErr w:type="spellStart"/>
       <w:r>
         <w:rPr>
           <w:rFonts w:ascii="Consolas" w:hAnsi="Consolas" w:cs="Cascadia Mono"/>
@@ -11422,19 +10108,7 @@
           <w:highlight w:val="white"/>
           <w:lang w:val="en-US"/>
         </w:rPr>
-        <w:t>.Sqrt</w:t>
-      </w:r>
-      <w:proofErr w:type="spellEnd"/>
-      <w:r>
-        <w:rPr>
-          <w:rFonts w:ascii="Consolas" w:hAnsi="Consolas" w:cs="Cascadia Mono"/>
-          <w:color w:val="000000"/>
-          <w:sz w:val="18"/>
-          <w:szCs w:val="19"/>
-          <w:highlight w:val="white"/>
-          <w:lang w:val="en-US"/>
-        </w:rPr>
-        <w:t>(X * X + Y * Y + Z * Z);</w:t>
+        <w:t>.Sqrt(X * X + Y * Y + Z * Z);</w:t>
       </w:r>
     </w:p>
     <w:p>
@@ -11547,21 +10221,8 @@
           <w:highlight w:val="white"/>
           <w:lang w:val="en-US"/>
         </w:rPr>
-        <w:t xml:space="preserve"> </w:t>
-      </w:r>
-      <w:proofErr w:type="gramStart"/>
-      <w:r>
-        <w:rPr>
-          <w:rFonts w:ascii="Consolas" w:hAnsi="Consolas" w:cs="Cascadia Mono"/>
-          <w:color w:val="000000"/>
-          <w:sz w:val="18"/>
-          <w:szCs w:val="19"/>
-          <w:highlight w:val="white"/>
-          <w:lang w:val="en-US"/>
-        </w:rPr>
-        <w:t>Equals(</w:t>
-      </w:r>
-      <w:proofErr w:type="gramEnd"/>
+        <w:t xml:space="preserve"> Equals(</w:t>
+      </w:r>
       <w:r>
         <w:rPr>
           <w:rFonts w:ascii="Consolas" w:hAnsi="Consolas" w:cs="Cascadia Mono"/>
@@ -11582,31 +10243,7 @@
           <w:highlight w:val="white"/>
           <w:lang w:val="en-US"/>
         </w:rPr>
-        <w:t xml:space="preserve">? </w:t>
-      </w:r>
-      <w:proofErr w:type="spellStart"/>
-      <w:r>
-        <w:rPr>
-          <w:rFonts w:ascii="Consolas" w:hAnsi="Consolas" w:cs="Cascadia Mono"/>
-          <w:color w:val="000000"/>
-          <w:sz w:val="18"/>
-          <w:szCs w:val="19"/>
-          <w:highlight w:val="white"/>
-          <w:lang w:val="en-US"/>
-        </w:rPr>
-        <w:t>obj</w:t>
-      </w:r>
-      <w:proofErr w:type="spellEnd"/>
-      <w:r>
-        <w:rPr>
-          <w:rFonts w:ascii="Consolas" w:hAnsi="Consolas" w:cs="Cascadia Mono"/>
-          <w:color w:val="000000"/>
-          <w:sz w:val="18"/>
-          <w:szCs w:val="19"/>
-          <w:highlight w:val="white"/>
-          <w:lang w:val="en-US"/>
-        </w:rPr>
-        <w:t>)</w:t>
+        <w:t>? obj)</w:t>
       </w:r>
     </w:p>
     <w:p>
@@ -11686,31 +10323,7 @@
           <w:highlight w:val="white"/>
           <w:lang w:val="en-US"/>
         </w:rPr>
-        <w:t xml:space="preserve"> (</w:t>
-      </w:r>
-      <w:proofErr w:type="spellStart"/>
-      <w:r>
-        <w:rPr>
-          <w:rFonts w:ascii="Consolas" w:hAnsi="Consolas" w:cs="Cascadia Mono"/>
-          <w:color w:val="000000"/>
-          <w:sz w:val="18"/>
-          <w:szCs w:val="19"/>
-          <w:highlight w:val="white"/>
-          <w:lang w:val="en-US"/>
-        </w:rPr>
-        <w:t>obj</w:t>
-      </w:r>
-      <w:proofErr w:type="spellEnd"/>
-      <w:r>
-        <w:rPr>
-          <w:rFonts w:ascii="Consolas" w:hAnsi="Consolas" w:cs="Cascadia Mono"/>
-          <w:color w:val="000000"/>
-          <w:sz w:val="18"/>
-          <w:szCs w:val="19"/>
-          <w:highlight w:val="white"/>
-          <w:lang w:val="en-US"/>
-        </w:rPr>
-        <w:t xml:space="preserve"> </w:t>
+        <w:t xml:space="preserve"> (obj </w:t>
       </w:r>
       <w:r>
         <w:rPr>
@@ -11871,153 +10484,7 @@
           <w:highlight w:val="white"/>
           <w:lang w:val="en-US"/>
         </w:rPr>
-        <w:t xml:space="preserve"> </w:t>
-      </w:r>
-      <w:proofErr w:type="spellStart"/>
-      <w:proofErr w:type="gramStart"/>
-      <w:r>
-        <w:rPr>
-          <w:rFonts w:ascii="Consolas" w:hAnsi="Consolas" w:cs="Cascadia Mono"/>
-          <w:color w:val="000000"/>
-          <w:sz w:val="18"/>
-          <w:szCs w:val="19"/>
-          <w:highlight w:val="white"/>
-          <w:lang w:val="en-US"/>
-        </w:rPr>
-        <w:t>X.Equals</w:t>
-      </w:r>
-      <w:proofErr w:type="spellEnd"/>
-      <w:proofErr w:type="gramEnd"/>
-      <w:r>
-        <w:rPr>
-          <w:rFonts w:ascii="Consolas" w:hAnsi="Consolas" w:cs="Cascadia Mono"/>
-          <w:color w:val="000000"/>
-          <w:sz w:val="18"/>
-          <w:szCs w:val="19"/>
-          <w:highlight w:val="white"/>
-          <w:lang w:val="en-US"/>
-        </w:rPr>
-        <w:t>(</w:t>
-      </w:r>
-      <w:proofErr w:type="spellStart"/>
-      <w:r>
-        <w:rPr>
-          <w:rFonts w:ascii="Consolas" w:hAnsi="Consolas" w:cs="Cascadia Mono"/>
-          <w:color w:val="000000"/>
-          <w:sz w:val="18"/>
-          <w:szCs w:val="19"/>
-          <w:highlight w:val="white"/>
-          <w:lang w:val="en-US"/>
-        </w:rPr>
-        <w:t>other.X</w:t>
-      </w:r>
-      <w:proofErr w:type="spellEnd"/>
-      <w:r>
-        <w:rPr>
-          <w:rFonts w:ascii="Consolas" w:hAnsi="Consolas" w:cs="Cascadia Mono"/>
-          <w:color w:val="000000"/>
-          <w:sz w:val="18"/>
-          <w:szCs w:val="19"/>
-          <w:highlight w:val="white"/>
-          <w:lang w:val="en-US"/>
-        </w:rPr>
-        <w:t xml:space="preserve">) &amp;&amp; </w:t>
-      </w:r>
-      <w:proofErr w:type="spellStart"/>
-      <w:r>
-        <w:rPr>
-          <w:rFonts w:ascii="Consolas" w:hAnsi="Consolas" w:cs="Cascadia Mono"/>
-          <w:color w:val="000000"/>
-          <w:sz w:val="18"/>
-          <w:szCs w:val="19"/>
-          <w:highlight w:val="white"/>
-          <w:lang w:val="en-US"/>
-        </w:rPr>
-        <w:t>Y.Equals</w:t>
-      </w:r>
-      <w:proofErr w:type="spellEnd"/>
-      <w:r>
-        <w:rPr>
-          <w:rFonts w:ascii="Consolas" w:hAnsi="Consolas" w:cs="Cascadia Mono"/>
-          <w:color w:val="000000"/>
-          <w:sz w:val="18"/>
-          <w:szCs w:val="19"/>
-          <w:highlight w:val="white"/>
-          <w:lang w:val="en-US"/>
-        </w:rPr>
-        <w:t>(</w:t>
-      </w:r>
-      <w:proofErr w:type="spellStart"/>
-      <w:r>
-        <w:rPr>
-          <w:rFonts w:ascii="Consolas" w:hAnsi="Consolas" w:cs="Cascadia Mono"/>
-          <w:color w:val="000000"/>
-          <w:sz w:val="18"/>
-          <w:szCs w:val="19"/>
-          <w:highlight w:val="white"/>
-          <w:lang w:val="en-US"/>
-        </w:rPr>
-        <w:t>other.Y</w:t>
-      </w:r>
-      <w:proofErr w:type="spellEnd"/>
-      <w:r>
-        <w:rPr>
-          <w:rFonts w:ascii="Consolas" w:hAnsi="Consolas" w:cs="Cascadia Mono"/>
-          <w:color w:val="000000"/>
-          <w:sz w:val="18"/>
-          <w:szCs w:val="19"/>
-          <w:highlight w:val="white"/>
-          <w:lang w:val="en-US"/>
-        </w:rPr>
-        <w:t xml:space="preserve">) &amp;&amp; </w:t>
-      </w:r>
-      <w:proofErr w:type="spellStart"/>
-      <w:r>
-        <w:rPr>
-          <w:rFonts w:ascii="Consolas" w:hAnsi="Consolas" w:cs="Cascadia Mono"/>
-          <w:color w:val="000000"/>
-          <w:sz w:val="18"/>
-          <w:szCs w:val="19"/>
-          <w:highlight w:val="white"/>
-          <w:lang w:val="en-US"/>
-        </w:rPr>
-        <w:t>Z.Equals</w:t>
-      </w:r>
-      <w:proofErr w:type="spellEnd"/>
-      <w:r>
-        <w:rPr>
-          <w:rFonts w:ascii="Consolas" w:hAnsi="Consolas" w:cs="Cascadia Mono"/>
-          <w:color w:val="000000"/>
-          <w:sz w:val="18"/>
-          <w:szCs w:val="19"/>
-          <w:highlight w:val="white"/>
-          <w:lang w:val="en-US"/>
-        </w:rPr>
-        <w:t>(</w:t>
-      </w:r>
-      <w:proofErr w:type="spellStart"/>
-      <w:r>
-        <w:rPr>
-          <w:rFonts w:ascii="Consolas" w:hAnsi="Consolas" w:cs="Cascadia Mono"/>
-          <w:color w:val="000000"/>
-          <w:sz w:val="18"/>
-          <w:szCs w:val="19"/>
-          <w:highlight w:val="white"/>
-          <w:lang w:val="en-US"/>
-        </w:rPr>
-        <w:t>other.Z</w:t>
-      </w:r>
-      <w:proofErr w:type="spellEnd"/>
-      <w:r>
-        <w:rPr>
-          <w:rFonts w:ascii="Consolas" w:hAnsi="Consolas" w:cs="Cascadia Mono"/>
-          <w:color w:val="000000"/>
-          <w:sz w:val="18"/>
-          <w:szCs w:val="19"/>
-          <w:highlight w:val="white"/>
-          <w:lang w:val="en-US"/>
-        </w:rPr>
-        <w:t>);</w:t>
+        <w:t xml:space="preserve"> X.Equals(other.X) &amp;&amp; Y.Equals(other.Y) &amp;&amp; Z.Equals(other.Z);</w:t>
       </w:r>
     </w:p>
     <w:p>
@@ -12139,7 +10606,6 @@
         </w:rPr>
         <w:t xml:space="preserve"> </w:t>
       </w:r>
-      <w:proofErr w:type="spellStart"/>
       <w:r>
         <w:rPr>
           <w:rFonts w:ascii="Consolas" w:hAnsi="Consolas" w:cs="Cascadia Mono"/>
@@ -12151,54 +10617,16 @@
         </w:rPr>
         <w:t>int</w:t>
       </w:r>
-      <w:proofErr w:type="spellEnd"/>
-      <w:r>
-        <w:rPr>
-          <w:rFonts w:ascii="Consolas" w:hAnsi="Consolas" w:cs="Cascadia Mono"/>
-          <w:color w:val="000000"/>
-          <w:sz w:val="18"/>
-          <w:szCs w:val="19"/>
-          <w:highlight w:val="white"/>
-          <w:lang w:val="en-US"/>
-        </w:rPr>
-        <w:t xml:space="preserve"> </w:t>
-      </w:r>
-      <w:proofErr w:type="spellStart"/>
-      <w:proofErr w:type="gramStart"/>
-      <w:r>
-        <w:rPr>
-          <w:rFonts w:ascii="Consolas" w:hAnsi="Consolas" w:cs="Cascadia Mono"/>
-          <w:color w:val="000000"/>
-          <w:sz w:val="18"/>
-          <w:szCs w:val="19"/>
-          <w:highlight w:val="white"/>
-          <w:lang w:val="en-US"/>
-        </w:rPr>
-        <w:t>GetHashCode</w:t>
-      </w:r>
-      <w:proofErr w:type="spellEnd"/>
-      <w:r>
-        <w:rPr>
-          <w:rFonts w:ascii="Consolas" w:hAnsi="Consolas" w:cs="Cascadia Mono"/>
-          <w:color w:val="000000"/>
-          <w:sz w:val="18"/>
-          <w:szCs w:val="19"/>
-          <w:highlight w:val="white"/>
-          <w:lang w:val="en-US"/>
-        </w:rPr>
-        <w:t>(</w:t>
-      </w:r>
-      <w:proofErr w:type="gramEnd"/>
-      <w:r>
-        <w:rPr>
-          <w:rFonts w:ascii="Consolas" w:hAnsi="Consolas" w:cs="Cascadia Mono"/>
-          <w:color w:val="000000"/>
-          <w:sz w:val="18"/>
-          <w:szCs w:val="19"/>
-          <w:highlight w:val="white"/>
-          <w:lang w:val="en-US"/>
-        </w:rPr>
-        <w:t>)</w:t>
+      <w:r>
+        <w:rPr>
+          <w:rFonts w:ascii="Consolas" w:hAnsi="Consolas" w:cs="Cascadia Mono"/>
+          <w:color w:val="000000"/>
+          <w:sz w:val="18"/>
+          <w:szCs w:val="19"/>
+          <w:highlight w:val="white"/>
+          <w:lang w:val="en-US"/>
+        </w:rPr>
+        <w:t xml:space="preserve"> GetHashCode()</w:t>
       </w:r>
     </w:p>
     <w:p>
@@ -12280,7 +10708,6 @@
         </w:rPr>
         <w:t xml:space="preserve"> </w:t>
       </w:r>
-      <w:proofErr w:type="spellStart"/>
       <w:r>
         <w:rPr>
           <w:rFonts w:ascii="Consolas" w:hAnsi="Consolas" w:cs="Cascadia Mono"/>
@@ -12301,19 +10728,7 @@
           <w:highlight w:val="white"/>
           <w:lang w:val="en-US"/>
         </w:rPr>
-        <w:t>.Combine</w:t>
-      </w:r>
-      <w:proofErr w:type="spellEnd"/>
-      <w:r>
-        <w:rPr>
-          <w:rFonts w:ascii="Consolas" w:hAnsi="Consolas" w:cs="Cascadia Mono"/>
-          <w:color w:val="000000"/>
-          <w:sz w:val="18"/>
-          <w:szCs w:val="19"/>
-          <w:highlight w:val="white"/>
-          <w:lang w:val="en-US"/>
-        </w:rPr>
-        <w:t>(X, Y, Z);</w:t>
+        <w:t>.Combine(X, Y, Z);</w:t>
       </w:r>
     </w:p>
     <w:p>
@@ -12455,44 +10870,7 @@
           <w:highlight w:val="white"/>
           <w:lang w:val="en-US"/>
         </w:rPr>
-        <w:t xml:space="preserve"> </w:t>
-      </w:r>
-      <w:proofErr w:type="spellStart"/>
-      <w:proofErr w:type="gramStart"/>
-      <w:r>
-        <w:rPr>
-          <w:rFonts w:ascii="Consolas" w:hAnsi="Consolas" w:cs="Cascadia Mono"/>
-          <w:color w:val="000000"/>
-          <w:sz w:val="18"/>
-          <w:szCs w:val="19"/>
-          <w:highlight w:val="white"/>
-          <w:lang w:val="en-US"/>
-        </w:rPr>
-        <w:t>ToString</w:t>
-      </w:r>
-      <w:proofErr w:type="spellEnd"/>
-      <w:r>
-        <w:rPr>
-          <w:rFonts w:ascii="Consolas" w:hAnsi="Consolas" w:cs="Cascadia Mono"/>
-          <w:color w:val="000000"/>
-          <w:sz w:val="18"/>
-          <w:szCs w:val="19"/>
-          <w:highlight w:val="white"/>
-          <w:lang w:val="en-US"/>
-        </w:rPr>
-        <w:t>(</w:t>
-      </w:r>
-      <w:proofErr w:type="gramEnd"/>
-      <w:r>
-        <w:rPr>
-          <w:rFonts w:ascii="Consolas" w:hAnsi="Consolas" w:cs="Cascadia Mono"/>
-          <w:color w:val="000000"/>
-          <w:sz w:val="18"/>
-          <w:szCs w:val="19"/>
-          <w:highlight w:val="white"/>
-          <w:lang w:val="en-US"/>
-        </w:rPr>
-        <w:t>)</w:t>
+        <w:t xml:space="preserve"> ToString()</w:t>
       </w:r>
     </w:p>
     <w:p>
@@ -12797,19 +11175,8 @@
           <w:szCs w:val="22"/>
           <w:lang w:val="en-US"/>
         </w:rPr>
-        <w:t xml:space="preserve"> </w:t>
-      </w:r>
-      <w:proofErr w:type="spellStart"/>
-      <w:r>
-        <w:rPr>
-          <w:bCs/>
-          <w:sz w:val="22"/>
-          <w:szCs w:val="22"/>
-          <w:lang w:val="en-US"/>
-        </w:rPr>
-        <w:t>GeoEngine</w:t>
-      </w:r>
-      <w:proofErr w:type="spellEnd"/>
+        <w:t xml:space="preserve"> GeoEngine</w:t>
+      </w:r>
     </w:p>
     <w:p>
       <w:pPr>
@@ -12822,7 +11189,6 @@
           <w:lang w:val="en-US"/>
         </w:rPr>
       </w:pPr>
-      <w:proofErr w:type="spellStart"/>
       <w:r>
         <w:rPr>
           <w:b/>
@@ -12831,18 +11197,7 @@
           <w:szCs w:val="22"/>
           <w:lang w:val="en-US"/>
         </w:rPr>
-        <w:t>GeoEngine.cs</w:t>
-      </w:r>
-      <w:proofErr w:type="spellEnd"/>
-      <w:r>
-        <w:rPr>
-          <w:b/>
-          <w:bCs/>
-          <w:sz w:val="22"/>
-          <w:szCs w:val="22"/>
-          <w:lang w:val="en-US"/>
-        </w:rPr>
-        <w:t>:</w:t>
+        <w:t>GeoEngine.cs:</w:t>
       </w:r>
     </w:p>
     <w:p>
@@ -12893,31 +11248,7 @@
           <w:highlight w:val="white"/>
           <w:lang w:val="en-US"/>
         </w:rPr>
-        <w:t xml:space="preserve"> </w:t>
-      </w:r>
-      <w:proofErr w:type="spellStart"/>
-      <w:r>
-        <w:rPr>
-          <w:rFonts w:ascii="Consolas" w:hAnsi="Consolas" w:cs="Cascadia Mono"/>
-          <w:color w:val="000000"/>
-          <w:sz w:val="18"/>
-          <w:szCs w:val="18"/>
-          <w:highlight w:val="white"/>
-          <w:lang w:val="en-US"/>
-        </w:rPr>
-        <w:t>GeoEngine</w:t>
-      </w:r>
-      <w:proofErr w:type="spellEnd"/>
-      <w:r>
-        <w:rPr>
-          <w:rFonts w:ascii="Consolas" w:hAnsi="Consolas" w:cs="Cascadia Mono"/>
-          <w:color w:val="000000"/>
-          <w:sz w:val="18"/>
-          <w:szCs w:val="18"/>
-          <w:highlight w:val="white"/>
-          <w:lang w:val="en-US"/>
-        </w:rPr>
-        <w:t>;</w:t>
+        <w:t xml:space="preserve"> GeoEngine;</w:t>
       </w:r>
     </w:p>
     <w:p>
@@ -13021,7 +11352,6 @@
         </w:rPr>
         <w:t xml:space="preserve"> </w:t>
       </w:r>
-      <w:proofErr w:type="spellStart"/>
       <w:r>
         <w:rPr>
           <w:rFonts w:ascii="Consolas" w:hAnsi="Consolas" w:cs="Cascadia Mono"/>
@@ -13033,7 +11363,6 @@
         </w:rPr>
         <w:t>GeoEngine</w:t>
       </w:r>
-      <w:proofErr w:type="spellEnd"/>
     </w:p>
     <w:p>
       <w:pPr>
@@ -13116,29 +11445,7 @@
           <w:szCs w:val="18"/>
           <w:highlight w:val="white"/>
         </w:rPr>
-        <w:t>&lt;</w:t>
-      </w:r>
-      <w:proofErr w:type="spellStart"/>
-      <w:r>
-        <w:rPr>
-          <w:rFonts w:ascii="Consolas" w:hAnsi="Consolas" w:cs="Cascadia Mono"/>
-          <w:color w:val="808080"/>
-          <w:sz w:val="18"/>
-          <w:szCs w:val="18"/>
-          <w:highlight w:val="white"/>
-        </w:rPr>
-        <w:t>summary</w:t>
-      </w:r>
-      <w:proofErr w:type="spellEnd"/>
-      <w:r>
-        <w:rPr>
-          <w:rFonts w:ascii="Consolas" w:hAnsi="Consolas" w:cs="Cascadia Mono"/>
-          <w:color w:val="808080"/>
-          <w:sz w:val="18"/>
-          <w:szCs w:val="18"/>
-          <w:highlight w:val="white"/>
-        </w:rPr>
-        <w:t>&gt;</w:t>
+        <w:t>&lt;summary&gt;</w:t>
       </w:r>
     </w:p>
     <w:p>
@@ -13308,9 +11615,19 @@
           <w:highlight w:val="white"/>
           <w:lang w:val="en-US"/>
         </w:rPr>
-        <w:t>&lt;</w:t>
-      </w:r>
-      <w:proofErr w:type="spellStart"/>
+        <w:t>&lt;param</w:t>
+      </w:r>
+      <w:r>
+        <w:rPr>
+          <w:rFonts w:ascii="Consolas" w:hAnsi="Consolas" w:cs="Cascadia Mono"/>
+          <w:color w:val="000000"/>
+          <w:sz w:val="18"/>
+          <w:szCs w:val="18"/>
+          <w:highlight w:val="white"/>
+          <w:lang w:val="en-US"/>
+        </w:rPr>
+        <w:t xml:space="preserve"> </w:t>
+      </w:r>
       <w:r>
         <w:rPr>
           <w:rFonts w:ascii="Consolas" w:hAnsi="Consolas" w:cs="Cascadia Mono"/>
@@ -13320,19 +11637,18 @@
           <w:highlight w:val="white"/>
           <w:lang w:val="en-US"/>
         </w:rPr>
-        <w:t>param</w:t>
-      </w:r>
-      <w:proofErr w:type="spellEnd"/>
-      <w:r>
-        <w:rPr>
-          <w:rFonts w:ascii="Consolas" w:hAnsi="Consolas" w:cs="Cascadia Mono"/>
-          <w:color w:val="000000"/>
-          <w:sz w:val="18"/>
-          <w:szCs w:val="18"/>
-          <w:highlight w:val="white"/>
-          <w:lang w:val="en-US"/>
-        </w:rPr>
-        <w:t xml:space="preserve"> </w:t>
+        <w:t>name="</w:t>
+      </w:r>
+      <w:r>
+        <w:rPr>
+          <w:rFonts w:ascii="Consolas" w:hAnsi="Consolas" w:cs="Cascadia Mono"/>
+          <w:color w:val="000000"/>
+          <w:sz w:val="18"/>
+          <w:szCs w:val="18"/>
+          <w:highlight w:val="white"/>
+          <w:lang w:val="en-US"/>
+        </w:rPr>
+        <w:t>v1</w:t>
       </w:r>
       <w:r>
         <w:rPr>
@@ -13343,18 +11659,38 @@
           <w:highlight w:val="white"/>
           <w:lang w:val="en-US"/>
         </w:rPr>
-        <w:t>name="</w:t>
-      </w:r>
-      <w:r>
-        <w:rPr>
-          <w:rFonts w:ascii="Consolas" w:hAnsi="Consolas" w:cs="Cascadia Mono"/>
-          <w:color w:val="000000"/>
-          <w:sz w:val="18"/>
-          <w:szCs w:val="18"/>
-          <w:highlight w:val="white"/>
-          <w:lang w:val="en-US"/>
-        </w:rPr>
-        <w:t>v1</w:t>
+        <w:t>"&gt;</w:t>
+      </w:r>
+      <w:r>
+        <w:rPr>
+          <w:rFonts w:ascii="Consolas" w:hAnsi="Consolas" w:cs="Cascadia Mono"/>
+          <w:color w:val="008000"/>
+          <w:sz w:val="18"/>
+          <w:szCs w:val="18"/>
+          <w:highlight w:val="white"/>
+        </w:rPr>
+        <w:t>Первый</w:t>
+      </w:r>
+      <w:r>
+        <w:rPr>
+          <w:rFonts w:ascii="Consolas" w:hAnsi="Consolas" w:cs="Cascadia Mono"/>
+          <w:color w:val="008000"/>
+          <w:sz w:val="18"/>
+          <w:szCs w:val="18"/>
+          <w:highlight w:val="white"/>
+          <w:lang w:val="en-US"/>
+        </w:rPr>
+        <w:t xml:space="preserve"> </w:t>
+      </w:r>
+      <w:r>
+        <w:rPr>
+          <w:rFonts w:ascii="Consolas" w:hAnsi="Consolas" w:cs="Cascadia Mono"/>
+          <w:color w:val="008000"/>
+          <w:sz w:val="18"/>
+          <w:szCs w:val="18"/>
+          <w:highlight w:val="white"/>
+        </w:rPr>
+        <w:t>вектор</w:t>
       </w:r>
       <w:r>
         <w:rPr>
@@ -13365,73 +11701,7 @@
           <w:highlight w:val="white"/>
           <w:lang w:val="en-US"/>
         </w:rPr>
-        <w:t>"&gt;</w:t>
-      </w:r>
-      <w:r>
-        <w:rPr>
-          <w:rFonts w:ascii="Consolas" w:hAnsi="Consolas" w:cs="Cascadia Mono"/>
-          <w:color w:val="008000"/>
-          <w:sz w:val="18"/>
-          <w:szCs w:val="18"/>
-          <w:highlight w:val="white"/>
-        </w:rPr>
-        <w:t>Первый</w:t>
-      </w:r>
-      <w:r>
-        <w:rPr>
-          <w:rFonts w:ascii="Consolas" w:hAnsi="Consolas" w:cs="Cascadia Mono"/>
-          <w:color w:val="008000"/>
-          <w:sz w:val="18"/>
-          <w:szCs w:val="18"/>
-          <w:highlight w:val="white"/>
-          <w:lang w:val="en-US"/>
-        </w:rPr>
-        <w:t xml:space="preserve"> </w:t>
-      </w:r>
-      <w:r>
-        <w:rPr>
-          <w:rFonts w:ascii="Consolas" w:hAnsi="Consolas" w:cs="Cascadia Mono"/>
-          <w:color w:val="008000"/>
-          <w:sz w:val="18"/>
-          <w:szCs w:val="18"/>
-          <w:highlight w:val="white"/>
-        </w:rPr>
-        <w:t>вектор</w:t>
-      </w:r>
-      <w:r>
-        <w:rPr>
-          <w:rFonts w:ascii="Consolas" w:hAnsi="Consolas" w:cs="Cascadia Mono"/>
-          <w:color w:val="808080"/>
-          <w:sz w:val="18"/>
-          <w:szCs w:val="18"/>
-          <w:highlight w:val="white"/>
-          <w:lang w:val="en-US"/>
-        </w:rPr>
-        <w:t>&lt;/</w:t>
-      </w:r>
-      <w:proofErr w:type="spellStart"/>
-      <w:r>
-        <w:rPr>
-          <w:rFonts w:ascii="Consolas" w:hAnsi="Consolas" w:cs="Cascadia Mono"/>
-          <w:color w:val="808080"/>
-          <w:sz w:val="18"/>
-          <w:szCs w:val="18"/>
-          <w:highlight w:val="white"/>
-          <w:lang w:val="en-US"/>
-        </w:rPr>
-        <w:t>param</w:t>
-      </w:r>
-      <w:proofErr w:type="spellEnd"/>
-      <w:r>
-        <w:rPr>
-          <w:rFonts w:ascii="Consolas" w:hAnsi="Consolas" w:cs="Cascadia Mono"/>
-          <w:color w:val="808080"/>
-          <w:sz w:val="18"/>
-          <w:szCs w:val="18"/>
-          <w:highlight w:val="white"/>
-          <w:lang w:val="en-US"/>
-        </w:rPr>
-        <w:t>&gt;</w:t>
+        <w:t>&lt;/param&gt;</w:t>
       </w:r>
     </w:p>
     <w:p>
@@ -13489,9 +11759,18 @@
           <w:szCs w:val="18"/>
           <w:highlight w:val="white"/>
         </w:rPr>
-        <w:t>&lt;</w:t>
-      </w:r>
-      <w:proofErr w:type="spellStart"/>
+        <w:t>&lt;param</w:t>
+      </w:r>
+      <w:r>
+        <w:rPr>
+          <w:rFonts w:ascii="Consolas" w:hAnsi="Consolas" w:cs="Cascadia Mono"/>
+          <w:color w:val="000000"/>
+          <w:sz w:val="18"/>
+          <w:szCs w:val="18"/>
+          <w:highlight w:val="white"/>
+        </w:rPr>
+        <w:t xml:space="preserve"> </w:t>
+      </w:r>
       <w:r>
         <w:rPr>
           <w:rFonts w:ascii="Consolas" w:hAnsi="Consolas" w:cs="Cascadia Mono"/>
@@ -13500,20 +11779,18 @@
           <w:szCs w:val="18"/>
           <w:highlight w:val="white"/>
         </w:rPr>
-        <w:t>param</w:t>
-      </w:r>
-      <w:proofErr w:type="spellEnd"/>
-      <w:r>
-        <w:rPr>
-          <w:rFonts w:ascii="Consolas" w:hAnsi="Consolas" w:cs="Cascadia Mono"/>
-          <w:color w:val="000000"/>
-          <w:sz w:val="18"/>
-          <w:szCs w:val="18"/>
-          <w:highlight w:val="white"/>
-        </w:rPr>
-        <w:t xml:space="preserve"> </w:t>
-      </w:r>
-      <w:proofErr w:type="spellStart"/>
+        <w:t>name="</w:t>
+      </w:r>
+      <w:r>
+        <w:rPr>
+          <w:rFonts w:ascii="Consolas" w:hAnsi="Consolas" w:cs="Cascadia Mono"/>
+          <w:color w:val="000000"/>
+          <w:sz w:val="18"/>
+          <w:szCs w:val="18"/>
+          <w:highlight w:val="white"/>
+        </w:rPr>
+        <w:t>v2</w:t>
+      </w:r>
       <w:r>
         <w:rPr>
           <w:rFonts w:ascii="Consolas" w:hAnsi="Consolas" w:cs="Cascadia Mono"/>
@@ -13522,9 +11799,18 @@
           <w:szCs w:val="18"/>
           <w:highlight w:val="white"/>
         </w:rPr>
-        <w:t>name</w:t>
-      </w:r>
-      <w:proofErr w:type="spellEnd"/>
+        <w:t>"&gt;</w:t>
+      </w:r>
+      <w:r>
+        <w:rPr>
+          <w:rFonts w:ascii="Consolas" w:hAnsi="Consolas" w:cs="Cascadia Mono"/>
+          <w:color w:val="008000"/>
+          <w:sz w:val="18"/>
+          <w:szCs w:val="18"/>
+          <w:highlight w:val="white"/>
+        </w:rPr>
+        <w:t>Второй вектор</w:t>
+      </w:r>
       <w:r>
         <w:rPr>
           <w:rFonts w:ascii="Consolas" w:hAnsi="Consolas" w:cs="Cascadia Mono"/>
@@ -13533,81 +11819,7 @@
           <w:szCs w:val="18"/>
           <w:highlight w:val="white"/>
         </w:rPr>
-        <w:t>="</w:t>
-      </w:r>
-      <w:r>
-        <w:rPr>
-          <w:rFonts w:ascii="Consolas" w:hAnsi="Consolas" w:cs="Cascadia Mono"/>
-          <w:color w:val="000000"/>
-          <w:sz w:val="18"/>
-          <w:szCs w:val="18"/>
-          <w:highlight w:val="white"/>
-        </w:rPr>
-        <w:t>v2</w:t>
-      </w:r>
-      <w:proofErr w:type="gramStart"/>
-      <w:r>
-        <w:rPr>
-          <w:rFonts w:ascii="Consolas" w:hAnsi="Consolas" w:cs="Cascadia Mono"/>
-          <w:color w:val="808080"/>
-          <w:sz w:val="18"/>
-          <w:szCs w:val="18"/>
-          <w:highlight w:val="white"/>
-        </w:rPr>
-        <w:t>"&gt;</w:t>
-      </w:r>
-      <w:r>
-        <w:rPr>
-          <w:rFonts w:ascii="Consolas" w:hAnsi="Consolas" w:cs="Cascadia Mono"/>
-          <w:color w:val="008000"/>
-          <w:sz w:val="18"/>
-          <w:szCs w:val="18"/>
-          <w:highlight w:val="white"/>
-        </w:rPr>
-        <w:t>Второй</w:t>
-      </w:r>
-      <w:proofErr w:type="gramEnd"/>
-      <w:r>
-        <w:rPr>
-          <w:rFonts w:ascii="Consolas" w:hAnsi="Consolas" w:cs="Cascadia Mono"/>
-          <w:color w:val="008000"/>
-          <w:sz w:val="18"/>
-          <w:szCs w:val="18"/>
-          <w:highlight w:val="white"/>
-        </w:rPr>
-        <w:t xml:space="preserve"> вектор</w:t>
-      </w:r>
-      <w:r>
-        <w:rPr>
-          <w:rFonts w:ascii="Consolas" w:hAnsi="Consolas" w:cs="Cascadia Mono"/>
-          <w:color w:val="808080"/>
-          <w:sz w:val="18"/>
-          <w:szCs w:val="18"/>
-          <w:highlight w:val="white"/>
-        </w:rPr>
-        <w:t>&lt;/</w:t>
-      </w:r>
-      <w:proofErr w:type="spellStart"/>
-      <w:r>
-        <w:rPr>
-          <w:rFonts w:ascii="Consolas" w:hAnsi="Consolas" w:cs="Cascadia Mono"/>
-          <w:color w:val="808080"/>
-          <w:sz w:val="18"/>
-          <w:szCs w:val="18"/>
-          <w:highlight w:val="white"/>
-        </w:rPr>
-        <w:t>param</w:t>
-      </w:r>
-      <w:proofErr w:type="spellEnd"/>
-      <w:r>
-        <w:rPr>
-          <w:rFonts w:ascii="Consolas" w:hAnsi="Consolas" w:cs="Cascadia Mono"/>
-          <w:color w:val="808080"/>
-          <w:sz w:val="18"/>
-          <w:szCs w:val="18"/>
-          <w:highlight w:val="white"/>
-        </w:rPr>
-        <w:t>&gt;</w:t>
+        <w:t>&lt;/param&gt;</w:t>
       </w:r>
     </w:p>
     <w:p>
@@ -13664,9 +11876,18 @@
           <w:szCs w:val="18"/>
           <w:highlight w:val="white"/>
         </w:rPr>
-        <w:t>&lt;</w:t>
-      </w:r>
-      <w:proofErr w:type="spellStart"/>
+        <w:t>&lt;returns&gt;</w:t>
+      </w:r>
+      <w:r>
+        <w:rPr>
+          <w:rFonts w:ascii="Consolas" w:hAnsi="Consolas" w:cs="Cascadia Mono"/>
+          <w:color w:val="008000"/>
+          <w:sz w:val="18"/>
+          <w:szCs w:val="18"/>
+          <w:highlight w:val="white"/>
+        </w:rPr>
+        <w:t>Скалярное произведение</w:t>
+      </w:r>
       <w:r>
         <w:rPr>
           <w:rFonts w:ascii="Consolas" w:hAnsi="Consolas" w:cs="Cascadia Mono"/>
@@ -13675,60 +11896,7 @@
           <w:szCs w:val="18"/>
           <w:highlight w:val="white"/>
         </w:rPr>
-        <w:t>returns</w:t>
-      </w:r>
-      <w:proofErr w:type="spellEnd"/>
-      <w:r>
-        <w:rPr>
-          <w:rFonts w:ascii="Consolas" w:hAnsi="Consolas" w:cs="Cascadia Mono"/>
-          <w:color w:val="808080"/>
-          <w:sz w:val="18"/>
-          <w:szCs w:val="18"/>
-          <w:highlight w:val="white"/>
-        </w:rPr>
-        <w:t>&gt;</w:t>
-      </w:r>
-      <w:r>
-        <w:rPr>
-          <w:rFonts w:ascii="Consolas" w:hAnsi="Consolas" w:cs="Cascadia Mono"/>
-          <w:color w:val="008000"/>
-          <w:sz w:val="18"/>
-          <w:szCs w:val="18"/>
-          <w:highlight w:val="white"/>
-        </w:rPr>
-        <w:t>Скалярное произведение</w:t>
-      </w:r>
-      <w:r>
-        <w:rPr>
-          <w:rFonts w:ascii="Consolas" w:hAnsi="Consolas" w:cs="Cascadia Mono"/>
-          <w:color w:val="808080"/>
-          <w:sz w:val="18"/>
-          <w:szCs w:val="18"/>
-          <w:highlight w:val="white"/>
-        </w:rPr>
-        <w:t>&lt;/</w:t>
-      </w:r>
-      <w:proofErr w:type="spellStart"/>
-      <w:r>
-        <w:rPr>
-          <w:rFonts w:ascii="Consolas" w:hAnsi="Consolas" w:cs="Cascadia Mono"/>
-          <w:color w:val="808080"/>
-          <w:sz w:val="18"/>
-          <w:szCs w:val="18"/>
-          <w:highlight w:val="white"/>
-        </w:rPr>
-        <w:t>returns</w:t>
-      </w:r>
-      <w:proofErr w:type="spellEnd"/>
-      <w:r>
-        <w:rPr>
-          <w:rFonts w:ascii="Consolas" w:hAnsi="Consolas" w:cs="Cascadia Mono"/>
-          <w:color w:val="808080"/>
-          <w:sz w:val="18"/>
-          <w:szCs w:val="18"/>
-          <w:highlight w:val="white"/>
-        </w:rPr>
-        <w:t>&gt;</w:t>
+        <w:t>&lt;/returns&gt;</w:t>
       </w:r>
     </w:p>
     <w:p>
@@ -13822,34 +11990,8 @@
           <w:highlight w:val="white"/>
           <w:lang w:val="en-US"/>
         </w:rPr>
-        <w:t xml:space="preserve"> </w:t>
-      </w:r>
-      <w:proofErr w:type="spellStart"/>
-      <w:proofErr w:type="gramStart"/>
-      <w:r>
-        <w:rPr>
-          <w:rFonts w:ascii="Consolas" w:hAnsi="Consolas" w:cs="Cascadia Mono"/>
-          <w:color w:val="000000"/>
-          <w:sz w:val="18"/>
-          <w:szCs w:val="18"/>
-          <w:highlight w:val="white"/>
-          <w:lang w:val="en-US"/>
-        </w:rPr>
-        <w:t>DotProduct</w:t>
-      </w:r>
-      <w:proofErr w:type="spellEnd"/>
-      <w:r>
-        <w:rPr>
-          <w:rFonts w:ascii="Consolas" w:hAnsi="Consolas" w:cs="Cascadia Mono"/>
-          <w:color w:val="000000"/>
-          <w:sz w:val="18"/>
-          <w:szCs w:val="18"/>
-          <w:highlight w:val="white"/>
-          <w:lang w:val="en-US"/>
-        </w:rPr>
-        <w:t>(</w:t>
-      </w:r>
-      <w:proofErr w:type="gramEnd"/>
+        <w:t xml:space="preserve"> DotProduct(</w:t>
+      </w:r>
       <w:r>
         <w:rPr>
           <w:rFonts w:ascii="Consolas" w:hAnsi="Consolas" w:cs="Cascadia Mono"/>
@@ -13972,31 +12114,7 @@
           <w:highlight w:val="white"/>
           <w:lang w:val="en-US"/>
         </w:rPr>
-        <w:t xml:space="preserve"> v1.X * v2.X + v</w:t>
-      </w:r>
-      <w:proofErr w:type="gramStart"/>
-      <w:r>
-        <w:rPr>
-          <w:rFonts w:ascii="Consolas" w:hAnsi="Consolas" w:cs="Cascadia Mono"/>
-          <w:color w:val="000000"/>
-          <w:sz w:val="18"/>
-          <w:szCs w:val="18"/>
-          <w:highlight w:val="white"/>
-          <w:lang w:val="en-US"/>
-        </w:rPr>
-        <w:t>1.Y</w:t>
-      </w:r>
-      <w:proofErr w:type="gramEnd"/>
-      <w:r>
-        <w:rPr>
-          <w:rFonts w:ascii="Consolas" w:hAnsi="Consolas" w:cs="Cascadia Mono"/>
-          <w:color w:val="000000"/>
-          <w:sz w:val="18"/>
-          <w:szCs w:val="18"/>
-          <w:highlight w:val="white"/>
-          <w:lang w:val="en-US"/>
-        </w:rPr>
-        <w:t xml:space="preserve"> * v2.Y + v1.Z * v2.Z;</w:t>
+        <w:t xml:space="preserve"> v1.X * v2.X + v1.Y * v2.Y + v1.Z * v2.Z;</w:t>
       </w:r>
     </w:p>
     <w:p>
@@ -14108,29 +12226,7 @@
           <w:szCs w:val="18"/>
           <w:highlight w:val="white"/>
         </w:rPr>
-        <w:t>&lt;</w:t>
-      </w:r>
-      <w:proofErr w:type="spellStart"/>
-      <w:r>
-        <w:rPr>
-          <w:rFonts w:ascii="Consolas" w:hAnsi="Consolas" w:cs="Cascadia Mono"/>
-          <w:color w:val="808080"/>
-          <w:sz w:val="18"/>
-          <w:szCs w:val="18"/>
-          <w:highlight w:val="white"/>
-        </w:rPr>
-        <w:t>summary</w:t>
-      </w:r>
-      <w:proofErr w:type="spellEnd"/>
-      <w:r>
-        <w:rPr>
-          <w:rFonts w:ascii="Consolas" w:hAnsi="Consolas" w:cs="Cascadia Mono"/>
-          <w:color w:val="808080"/>
-          <w:sz w:val="18"/>
-          <w:szCs w:val="18"/>
-          <w:highlight w:val="white"/>
-        </w:rPr>
-        <w:t>&gt;</w:t>
+        <w:t>&lt;summary&gt;</w:t>
       </w:r>
     </w:p>
     <w:p>
@@ -14300,9 +12396,19 @@
           <w:highlight w:val="white"/>
           <w:lang w:val="en-US"/>
         </w:rPr>
-        <w:t>&lt;</w:t>
-      </w:r>
-      <w:proofErr w:type="spellStart"/>
+        <w:t>&lt;param</w:t>
+      </w:r>
+      <w:r>
+        <w:rPr>
+          <w:rFonts w:ascii="Consolas" w:hAnsi="Consolas" w:cs="Cascadia Mono"/>
+          <w:color w:val="000000"/>
+          <w:sz w:val="18"/>
+          <w:szCs w:val="18"/>
+          <w:highlight w:val="white"/>
+          <w:lang w:val="en-US"/>
+        </w:rPr>
+        <w:t xml:space="preserve"> </w:t>
+      </w:r>
       <w:r>
         <w:rPr>
           <w:rFonts w:ascii="Consolas" w:hAnsi="Consolas" w:cs="Cascadia Mono"/>
@@ -14312,19 +12418,18 @@
           <w:highlight w:val="white"/>
           <w:lang w:val="en-US"/>
         </w:rPr>
-        <w:t>param</w:t>
-      </w:r>
-      <w:proofErr w:type="spellEnd"/>
-      <w:r>
-        <w:rPr>
-          <w:rFonts w:ascii="Consolas" w:hAnsi="Consolas" w:cs="Cascadia Mono"/>
-          <w:color w:val="000000"/>
-          <w:sz w:val="18"/>
-          <w:szCs w:val="18"/>
-          <w:highlight w:val="white"/>
-          <w:lang w:val="en-US"/>
-        </w:rPr>
-        <w:t xml:space="preserve"> </w:t>
+        <w:t>name="</w:t>
+      </w:r>
+      <w:r>
+        <w:rPr>
+          <w:rFonts w:ascii="Consolas" w:hAnsi="Consolas" w:cs="Cascadia Mono"/>
+          <w:color w:val="000000"/>
+          <w:sz w:val="18"/>
+          <w:szCs w:val="18"/>
+          <w:highlight w:val="white"/>
+          <w:lang w:val="en-US"/>
+        </w:rPr>
+        <w:t>v1</w:t>
       </w:r>
       <w:r>
         <w:rPr>
@@ -14335,18 +12440,38 @@
           <w:highlight w:val="white"/>
           <w:lang w:val="en-US"/>
         </w:rPr>
-        <w:t>name="</w:t>
-      </w:r>
-      <w:r>
-        <w:rPr>
-          <w:rFonts w:ascii="Consolas" w:hAnsi="Consolas" w:cs="Cascadia Mono"/>
-          <w:color w:val="000000"/>
-          <w:sz w:val="18"/>
-          <w:szCs w:val="18"/>
-          <w:highlight w:val="white"/>
-          <w:lang w:val="en-US"/>
-        </w:rPr>
-        <w:t>v1</w:t>
+        <w:t>"&gt;</w:t>
+      </w:r>
+      <w:r>
+        <w:rPr>
+          <w:rFonts w:ascii="Consolas" w:hAnsi="Consolas" w:cs="Cascadia Mono"/>
+          <w:color w:val="008000"/>
+          <w:sz w:val="18"/>
+          <w:szCs w:val="18"/>
+          <w:highlight w:val="white"/>
+        </w:rPr>
+        <w:t>Первый</w:t>
+      </w:r>
+      <w:r>
+        <w:rPr>
+          <w:rFonts w:ascii="Consolas" w:hAnsi="Consolas" w:cs="Cascadia Mono"/>
+          <w:color w:val="008000"/>
+          <w:sz w:val="18"/>
+          <w:szCs w:val="18"/>
+          <w:highlight w:val="white"/>
+          <w:lang w:val="en-US"/>
+        </w:rPr>
+        <w:t xml:space="preserve"> </w:t>
+      </w:r>
+      <w:r>
+        <w:rPr>
+          <w:rFonts w:ascii="Consolas" w:hAnsi="Consolas" w:cs="Cascadia Mono"/>
+          <w:color w:val="008000"/>
+          <w:sz w:val="18"/>
+          <w:szCs w:val="18"/>
+          <w:highlight w:val="white"/>
+        </w:rPr>
+        <w:t>вектор</w:t>
       </w:r>
       <w:r>
         <w:rPr>
@@ -14357,73 +12482,7 @@
           <w:highlight w:val="white"/>
           <w:lang w:val="en-US"/>
         </w:rPr>
-        <w:t>"&gt;</w:t>
-      </w:r>
-      <w:r>
-        <w:rPr>
-          <w:rFonts w:ascii="Consolas" w:hAnsi="Consolas" w:cs="Cascadia Mono"/>
-          <w:color w:val="008000"/>
-          <w:sz w:val="18"/>
-          <w:szCs w:val="18"/>
-          <w:highlight w:val="white"/>
-        </w:rPr>
-        <w:t>Первый</w:t>
-      </w:r>
-      <w:r>
-        <w:rPr>
-          <w:rFonts w:ascii="Consolas" w:hAnsi="Consolas" w:cs="Cascadia Mono"/>
-          <w:color w:val="008000"/>
-          <w:sz w:val="18"/>
-          <w:szCs w:val="18"/>
-          <w:highlight w:val="white"/>
-          <w:lang w:val="en-US"/>
-        </w:rPr>
-        <w:t xml:space="preserve"> </w:t>
-      </w:r>
-      <w:r>
-        <w:rPr>
-          <w:rFonts w:ascii="Consolas" w:hAnsi="Consolas" w:cs="Cascadia Mono"/>
-          <w:color w:val="008000"/>
-          <w:sz w:val="18"/>
-          <w:szCs w:val="18"/>
-          <w:highlight w:val="white"/>
-        </w:rPr>
-        <w:t>вектор</w:t>
-      </w:r>
-      <w:r>
-        <w:rPr>
-          <w:rFonts w:ascii="Consolas" w:hAnsi="Consolas" w:cs="Cascadia Mono"/>
-          <w:color w:val="808080"/>
-          <w:sz w:val="18"/>
-          <w:szCs w:val="18"/>
-          <w:highlight w:val="white"/>
-          <w:lang w:val="en-US"/>
-        </w:rPr>
-        <w:t>&lt;/</w:t>
-      </w:r>
-      <w:proofErr w:type="spellStart"/>
-      <w:r>
-        <w:rPr>
-          <w:rFonts w:ascii="Consolas" w:hAnsi="Consolas" w:cs="Cascadia Mono"/>
-          <w:color w:val="808080"/>
-          <w:sz w:val="18"/>
-          <w:szCs w:val="18"/>
-          <w:highlight w:val="white"/>
-          <w:lang w:val="en-US"/>
-        </w:rPr>
-        <w:t>param</w:t>
-      </w:r>
-      <w:proofErr w:type="spellEnd"/>
-      <w:r>
-        <w:rPr>
-          <w:rFonts w:ascii="Consolas" w:hAnsi="Consolas" w:cs="Cascadia Mono"/>
-          <w:color w:val="808080"/>
-          <w:sz w:val="18"/>
-          <w:szCs w:val="18"/>
-          <w:highlight w:val="white"/>
-          <w:lang w:val="en-US"/>
-        </w:rPr>
-        <w:t>&gt;</w:t>
+        <w:t>&lt;/param&gt;</w:t>
       </w:r>
     </w:p>
     <w:p>
@@ -14481,9 +12540,18 @@
           <w:szCs w:val="18"/>
           <w:highlight w:val="white"/>
         </w:rPr>
-        <w:t>&lt;</w:t>
-      </w:r>
-      <w:proofErr w:type="spellStart"/>
+        <w:t>&lt;param</w:t>
+      </w:r>
+      <w:r>
+        <w:rPr>
+          <w:rFonts w:ascii="Consolas" w:hAnsi="Consolas" w:cs="Cascadia Mono"/>
+          <w:color w:val="000000"/>
+          <w:sz w:val="18"/>
+          <w:szCs w:val="18"/>
+          <w:highlight w:val="white"/>
+        </w:rPr>
+        <w:t xml:space="preserve"> </w:t>
+      </w:r>
       <w:r>
         <w:rPr>
           <w:rFonts w:ascii="Consolas" w:hAnsi="Consolas" w:cs="Cascadia Mono"/>
@@ -14492,20 +12560,18 @@
           <w:szCs w:val="18"/>
           <w:highlight w:val="white"/>
         </w:rPr>
-        <w:t>param</w:t>
-      </w:r>
-      <w:proofErr w:type="spellEnd"/>
-      <w:r>
-        <w:rPr>
-          <w:rFonts w:ascii="Consolas" w:hAnsi="Consolas" w:cs="Cascadia Mono"/>
-          <w:color w:val="000000"/>
-          <w:sz w:val="18"/>
-          <w:szCs w:val="18"/>
-          <w:highlight w:val="white"/>
-        </w:rPr>
-        <w:t xml:space="preserve"> </w:t>
-      </w:r>
-      <w:proofErr w:type="spellStart"/>
+        <w:t>name="</w:t>
+      </w:r>
+      <w:r>
+        <w:rPr>
+          <w:rFonts w:ascii="Consolas" w:hAnsi="Consolas" w:cs="Cascadia Mono"/>
+          <w:color w:val="000000"/>
+          <w:sz w:val="18"/>
+          <w:szCs w:val="18"/>
+          <w:highlight w:val="white"/>
+        </w:rPr>
+        <w:t>v2</w:t>
+      </w:r>
       <w:r>
         <w:rPr>
           <w:rFonts w:ascii="Consolas" w:hAnsi="Consolas" w:cs="Cascadia Mono"/>
@@ -14514,9 +12580,18 @@
           <w:szCs w:val="18"/>
           <w:highlight w:val="white"/>
         </w:rPr>
-        <w:t>name</w:t>
-      </w:r>
-      <w:proofErr w:type="spellEnd"/>
+        <w:t>"&gt;</w:t>
+      </w:r>
+      <w:r>
+        <w:rPr>
+          <w:rFonts w:ascii="Consolas" w:hAnsi="Consolas" w:cs="Cascadia Mono"/>
+          <w:color w:val="008000"/>
+          <w:sz w:val="18"/>
+          <w:szCs w:val="18"/>
+          <w:highlight w:val="white"/>
+        </w:rPr>
+        <w:t>Второй вектор</w:t>
+      </w:r>
       <w:r>
         <w:rPr>
           <w:rFonts w:ascii="Consolas" w:hAnsi="Consolas" w:cs="Cascadia Mono"/>
@@ -14525,81 +12600,7 @@
           <w:szCs w:val="18"/>
           <w:highlight w:val="white"/>
         </w:rPr>
-        <w:t>="</w:t>
-      </w:r>
-      <w:r>
-        <w:rPr>
-          <w:rFonts w:ascii="Consolas" w:hAnsi="Consolas" w:cs="Cascadia Mono"/>
-          <w:color w:val="000000"/>
-          <w:sz w:val="18"/>
-          <w:szCs w:val="18"/>
-          <w:highlight w:val="white"/>
-        </w:rPr>
-        <w:t>v2</w:t>
-      </w:r>
-      <w:proofErr w:type="gramStart"/>
-      <w:r>
-        <w:rPr>
-          <w:rFonts w:ascii="Consolas" w:hAnsi="Consolas" w:cs="Cascadia Mono"/>
-          <w:color w:val="808080"/>
-          <w:sz w:val="18"/>
-          <w:szCs w:val="18"/>
-          <w:highlight w:val="white"/>
-        </w:rPr>
-        <w:t>"&gt;</w:t>
-      </w:r>
-      <w:r>
-        <w:rPr>
-          <w:rFonts w:ascii="Consolas" w:hAnsi="Consolas" w:cs="Cascadia Mono"/>
-          <w:color w:val="008000"/>
-          <w:sz w:val="18"/>
-          <w:szCs w:val="18"/>
-          <w:highlight w:val="white"/>
-        </w:rPr>
-        <w:t>Второй</w:t>
-      </w:r>
-      <w:proofErr w:type="gramEnd"/>
-      <w:r>
-        <w:rPr>
-          <w:rFonts w:ascii="Consolas" w:hAnsi="Consolas" w:cs="Cascadia Mono"/>
-          <w:color w:val="008000"/>
-          <w:sz w:val="18"/>
-          <w:szCs w:val="18"/>
-          <w:highlight w:val="white"/>
-        </w:rPr>
-        <w:t xml:space="preserve"> вектор</w:t>
-      </w:r>
-      <w:r>
-        <w:rPr>
-          <w:rFonts w:ascii="Consolas" w:hAnsi="Consolas" w:cs="Cascadia Mono"/>
-          <w:color w:val="808080"/>
-          <w:sz w:val="18"/>
-          <w:szCs w:val="18"/>
-          <w:highlight w:val="white"/>
-        </w:rPr>
-        <w:t>&lt;/</w:t>
-      </w:r>
-      <w:proofErr w:type="spellStart"/>
-      <w:r>
-        <w:rPr>
-          <w:rFonts w:ascii="Consolas" w:hAnsi="Consolas" w:cs="Cascadia Mono"/>
-          <w:color w:val="808080"/>
-          <w:sz w:val="18"/>
-          <w:szCs w:val="18"/>
-          <w:highlight w:val="white"/>
-        </w:rPr>
-        <w:t>param</w:t>
-      </w:r>
-      <w:proofErr w:type="spellEnd"/>
-      <w:r>
-        <w:rPr>
-          <w:rFonts w:ascii="Consolas" w:hAnsi="Consolas" w:cs="Cascadia Mono"/>
-          <w:color w:val="808080"/>
-          <w:sz w:val="18"/>
-          <w:szCs w:val="18"/>
-          <w:highlight w:val="white"/>
-        </w:rPr>
-        <w:t>&gt;</w:t>
+        <w:t>&lt;/param&gt;</w:t>
       </w:r>
     </w:p>
     <w:p>
@@ -14656,9 +12657,18 @@
           <w:szCs w:val="18"/>
           <w:highlight w:val="white"/>
         </w:rPr>
-        <w:t>&lt;</w:t>
-      </w:r>
-      <w:proofErr w:type="spellStart"/>
+        <w:t>&lt;returns&gt;</w:t>
+      </w:r>
+      <w:r>
+        <w:rPr>
+          <w:rFonts w:ascii="Consolas" w:hAnsi="Consolas" w:cs="Cascadia Mono"/>
+          <w:color w:val="008000"/>
+          <w:sz w:val="18"/>
+          <w:szCs w:val="18"/>
+          <w:highlight w:val="white"/>
+        </w:rPr>
+        <w:t>Новый вектор - результат векторного произведения</w:t>
+      </w:r>
       <w:r>
         <w:rPr>
           <w:rFonts w:ascii="Consolas" w:hAnsi="Consolas" w:cs="Cascadia Mono"/>
@@ -14667,60 +12677,7 @@
           <w:szCs w:val="18"/>
           <w:highlight w:val="white"/>
         </w:rPr>
-        <w:t>returns</w:t>
-      </w:r>
-      <w:proofErr w:type="spellEnd"/>
-      <w:r>
-        <w:rPr>
-          <w:rFonts w:ascii="Consolas" w:hAnsi="Consolas" w:cs="Cascadia Mono"/>
-          <w:color w:val="808080"/>
-          <w:sz w:val="18"/>
-          <w:szCs w:val="18"/>
-          <w:highlight w:val="white"/>
-        </w:rPr>
-        <w:t>&gt;</w:t>
-      </w:r>
-      <w:r>
-        <w:rPr>
-          <w:rFonts w:ascii="Consolas" w:hAnsi="Consolas" w:cs="Cascadia Mono"/>
-          <w:color w:val="008000"/>
-          <w:sz w:val="18"/>
-          <w:szCs w:val="18"/>
-          <w:highlight w:val="white"/>
-        </w:rPr>
-        <w:t>Новый вектор - результат векторного произведения</w:t>
-      </w:r>
-      <w:r>
-        <w:rPr>
-          <w:rFonts w:ascii="Consolas" w:hAnsi="Consolas" w:cs="Cascadia Mono"/>
-          <w:color w:val="808080"/>
-          <w:sz w:val="18"/>
-          <w:szCs w:val="18"/>
-          <w:highlight w:val="white"/>
-        </w:rPr>
-        <w:t>&lt;/</w:t>
-      </w:r>
-      <w:proofErr w:type="spellStart"/>
-      <w:r>
-        <w:rPr>
-          <w:rFonts w:ascii="Consolas" w:hAnsi="Consolas" w:cs="Cascadia Mono"/>
-          <w:color w:val="808080"/>
-          <w:sz w:val="18"/>
-          <w:szCs w:val="18"/>
-          <w:highlight w:val="white"/>
-        </w:rPr>
-        <w:t>returns</w:t>
-      </w:r>
-      <w:proofErr w:type="spellEnd"/>
-      <w:r>
-        <w:rPr>
-          <w:rFonts w:ascii="Consolas" w:hAnsi="Consolas" w:cs="Cascadia Mono"/>
-          <w:color w:val="808080"/>
-          <w:sz w:val="18"/>
-          <w:szCs w:val="18"/>
-          <w:highlight w:val="white"/>
-        </w:rPr>
-        <w:t>&gt;</w:t>
+        <w:t>&lt;/returns&gt;</w:t>
       </w:r>
     </w:p>
     <w:p>
@@ -14814,34 +12771,8 @@
           <w:highlight w:val="white"/>
           <w:lang w:val="en-US"/>
         </w:rPr>
-        <w:t xml:space="preserve"> </w:t>
-      </w:r>
-      <w:proofErr w:type="spellStart"/>
-      <w:proofErr w:type="gramStart"/>
-      <w:r>
-        <w:rPr>
-          <w:rFonts w:ascii="Consolas" w:hAnsi="Consolas" w:cs="Cascadia Mono"/>
-          <w:color w:val="000000"/>
-          <w:sz w:val="18"/>
-          <w:szCs w:val="18"/>
-          <w:highlight w:val="white"/>
-          <w:lang w:val="en-US"/>
-        </w:rPr>
-        <w:t>CrossProduct</w:t>
-      </w:r>
-      <w:proofErr w:type="spellEnd"/>
-      <w:r>
-        <w:rPr>
-          <w:rFonts w:ascii="Consolas" w:hAnsi="Consolas" w:cs="Cascadia Mono"/>
-          <w:color w:val="000000"/>
-          <w:sz w:val="18"/>
-          <w:szCs w:val="18"/>
-          <w:highlight w:val="white"/>
-          <w:lang w:val="en-US"/>
-        </w:rPr>
-        <w:t>(</w:t>
-      </w:r>
-      <w:proofErr w:type="gramEnd"/>
+        <w:t xml:space="preserve"> CrossProduct(</w:t>
+      </w:r>
       <w:r>
         <w:rPr>
           <w:rFonts w:ascii="Consolas" w:hAnsi="Consolas" w:cs="Cascadia Mono"/>
@@ -14964,31 +12895,7 @@
           <w:highlight w:val="white"/>
           <w:lang w:val="en-US"/>
         </w:rPr>
-        <w:t xml:space="preserve"> x = v</w:t>
-      </w:r>
-      <w:proofErr w:type="gramStart"/>
-      <w:r>
-        <w:rPr>
-          <w:rFonts w:ascii="Consolas" w:hAnsi="Consolas" w:cs="Cascadia Mono"/>
-          <w:color w:val="000000"/>
-          <w:sz w:val="18"/>
-          <w:szCs w:val="18"/>
-          <w:highlight w:val="white"/>
-          <w:lang w:val="en-US"/>
-        </w:rPr>
-        <w:t>1.Y</w:t>
-      </w:r>
-      <w:proofErr w:type="gramEnd"/>
-      <w:r>
-        <w:rPr>
-          <w:rFonts w:ascii="Consolas" w:hAnsi="Consolas" w:cs="Cascadia Mono"/>
-          <w:color w:val="000000"/>
-          <w:sz w:val="18"/>
-          <w:szCs w:val="18"/>
-          <w:highlight w:val="white"/>
-          <w:lang w:val="en-US"/>
-        </w:rPr>
-        <w:t xml:space="preserve"> * v2.Z - v1.Z * v2.Y;</w:t>
+        <w:t xml:space="preserve"> x = v1.Y * v2.Z - v1.Z * v2.Y;</w:t>
       </w:r>
     </w:p>
     <w:p>
@@ -15039,31 +12946,7 @@
           <w:highlight w:val="white"/>
           <w:lang w:val="en-US"/>
         </w:rPr>
-        <w:t xml:space="preserve"> y = v</w:t>
-      </w:r>
-      <w:proofErr w:type="gramStart"/>
-      <w:r>
-        <w:rPr>
-          <w:rFonts w:ascii="Consolas" w:hAnsi="Consolas" w:cs="Cascadia Mono"/>
-          <w:color w:val="000000"/>
-          <w:sz w:val="18"/>
-          <w:szCs w:val="18"/>
-          <w:highlight w:val="white"/>
-          <w:lang w:val="en-US"/>
-        </w:rPr>
-        <w:t>1.Z</w:t>
-      </w:r>
-      <w:proofErr w:type="gramEnd"/>
-      <w:r>
-        <w:rPr>
-          <w:rFonts w:ascii="Consolas" w:hAnsi="Consolas" w:cs="Cascadia Mono"/>
-          <w:color w:val="000000"/>
-          <w:sz w:val="18"/>
-          <w:szCs w:val="18"/>
-          <w:highlight w:val="white"/>
-          <w:lang w:val="en-US"/>
-        </w:rPr>
-        <w:t xml:space="preserve"> * v2.X - v1.X * v2.Z;</w:t>
+        <w:t xml:space="preserve"> y = v1.Z * v2.X - v1.X * v2.Z;</w:t>
       </w:r>
     </w:p>
     <w:p>
@@ -15114,31 +12997,7 @@
           <w:highlight w:val="white"/>
           <w:lang w:val="en-US"/>
         </w:rPr>
-        <w:t xml:space="preserve"> z = v1.X * v</w:t>
-      </w:r>
-      <w:proofErr w:type="gramStart"/>
-      <w:r>
-        <w:rPr>
-          <w:rFonts w:ascii="Consolas" w:hAnsi="Consolas" w:cs="Cascadia Mono"/>
-          <w:color w:val="000000"/>
-          <w:sz w:val="18"/>
-          <w:szCs w:val="18"/>
-          <w:highlight w:val="white"/>
-          <w:lang w:val="en-US"/>
-        </w:rPr>
-        <w:t>2.Y</w:t>
-      </w:r>
-      <w:proofErr w:type="gramEnd"/>
-      <w:r>
-        <w:rPr>
-          <w:rFonts w:ascii="Consolas" w:hAnsi="Consolas" w:cs="Cascadia Mono"/>
-          <w:color w:val="000000"/>
-          <w:sz w:val="18"/>
-          <w:szCs w:val="18"/>
-          <w:highlight w:val="white"/>
-          <w:lang w:val="en-US"/>
-        </w:rPr>
-        <w:t xml:space="preserve"> - v1.Y * v2.X;</w:t>
+        <w:t xml:space="preserve"> z = v1.X * v2.Y - v1.Y * v2.X;</w:t>
       </w:r>
     </w:p>
     <w:p>
@@ -15231,7 +13090,6 @@
         </w:rPr>
         <w:t xml:space="preserve"> </w:t>
       </w:r>
-      <w:proofErr w:type="gramStart"/>
       <w:r>
         <w:rPr>
           <w:rFonts w:ascii="Consolas" w:hAnsi="Consolas" w:cs="Cascadia Mono"/>
@@ -15252,19 +13110,7 @@
           <w:highlight w:val="white"/>
           <w:lang w:val="en-US"/>
         </w:rPr>
-        <w:t>(</w:t>
-      </w:r>
-      <w:proofErr w:type="gramEnd"/>
-      <w:r>
-        <w:rPr>
-          <w:rFonts w:ascii="Consolas" w:hAnsi="Consolas" w:cs="Cascadia Mono"/>
-          <w:color w:val="000000"/>
-          <w:sz w:val="18"/>
-          <w:szCs w:val="18"/>
-          <w:highlight w:val="white"/>
-          <w:lang w:val="en-US"/>
-        </w:rPr>
-        <w:t>x, y, z);</w:t>
+        <w:t>(x, y, z);</w:t>
       </w:r>
     </w:p>
     <w:p>
@@ -15376,29 +13222,7 @@
           <w:szCs w:val="18"/>
           <w:highlight w:val="white"/>
         </w:rPr>
-        <w:t>&lt;</w:t>
-      </w:r>
-      <w:proofErr w:type="spellStart"/>
-      <w:r>
-        <w:rPr>
-          <w:rFonts w:ascii="Consolas" w:hAnsi="Consolas" w:cs="Cascadia Mono"/>
-          <w:color w:val="808080"/>
-          <w:sz w:val="18"/>
-          <w:szCs w:val="18"/>
-          <w:highlight w:val="white"/>
-        </w:rPr>
-        <w:t>summary</w:t>
-      </w:r>
-      <w:proofErr w:type="spellEnd"/>
-      <w:r>
-        <w:rPr>
-          <w:rFonts w:ascii="Consolas" w:hAnsi="Consolas" w:cs="Cascadia Mono"/>
-          <w:color w:val="808080"/>
-          <w:sz w:val="18"/>
-          <w:szCs w:val="18"/>
-          <w:highlight w:val="white"/>
-        </w:rPr>
-        <w:t>&gt;</w:t>
+        <w:t>&lt;summary&gt;</w:t>
       </w:r>
     </w:p>
     <w:p>
@@ -15601,34 +13425,8 @@
           <w:highlight w:val="white"/>
           <w:lang w:val="en-US"/>
         </w:rPr>
-        <w:t xml:space="preserve"> </w:t>
-      </w:r>
-      <w:proofErr w:type="spellStart"/>
-      <w:proofErr w:type="gramStart"/>
-      <w:r>
-        <w:rPr>
-          <w:rFonts w:ascii="Consolas" w:hAnsi="Consolas" w:cs="Cascadia Mono"/>
-          <w:color w:val="000000"/>
-          <w:sz w:val="18"/>
-          <w:szCs w:val="18"/>
-          <w:highlight w:val="white"/>
-          <w:lang w:val="en-US"/>
-        </w:rPr>
-        <w:t>AngleBetween</w:t>
-      </w:r>
-      <w:proofErr w:type="spellEnd"/>
-      <w:r>
-        <w:rPr>
-          <w:rFonts w:ascii="Consolas" w:hAnsi="Consolas" w:cs="Cascadia Mono"/>
-          <w:color w:val="000000"/>
-          <w:sz w:val="18"/>
-          <w:szCs w:val="18"/>
-          <w:highlight w:val="white"/>
-          <w:lang w:val="en-US"/>
-        </w:rPr>
-        <w:t>(</w:t>
-      </w:r>
-      <w:proofErr w:type="gramEnd"/>
+        <w:t xml:space="preserve"> AngleBetween(</w:t>
+      </w:r>
       <w:r>
         <w:rPr>
           <w:rFonts w:ascii="Consolas" w:hAnsi="Consolas" w:cs="Cascadia Mono"/>
@@ -15751,44 +13549,7 @@
           <w:highlight w:val="white"/>
           <w:lang w:val="en-US"/>
         </w:rPr>
-        <w:t xml:space="preserve"> dot = </w:t>
-      </w:r>
-      <w:proofErr w:type="spellStart"/>
-      <w:proofErr w:type="gramStart"/>
-      <w:r>
-        <w:rPr>
-          <w:rFonts w:ascii="Consolas" w:hAnsi="Consolas" w:cs="Cascadia Mono"/>
-          <w:color w:val="000000"/>
-          <w:sz w:val="18"/>
-          <w:szCs w:val="18"/>
-          <w:highlight w:val="white"/>
-          <w:lang w:val="en-US"/>
-        </w:rPr>
-        <w:t>DotProduct</w:t>
-      </w:r>
-      <w:proofErr w:type="spellEnd"/>
-      <w:r>
-        <w:rPr>
-          <w:rFonts w:ascii="Consolas" w:hAnsi="Consolas" w:cs="Cascadia Mono"/>
-          <w:color w:val="000000"/>
-          <w:sz w:val="18"/>
-          <w:szCs w:val="18"/>
-          <w:highlight w:val="white"/>
-          <w:lang w:val="en-US"/>
-        </w:rPr>
-        <w:t>(</w:t>
-      </w:r>
-      <w:proofErr w:type="gramEnd"/>
-      <w:r>
-        <w:rPr>
-          <w:rFonts w:ascii="Consolas" w:hAnsi="Consolas" w:cs="Cascadia Mono"/>
-          <w:color w:val="000000"/>
-          <w:sz w:val="18"/>
-          <w:szCs w:val="18"/>
-          <w:highlight w:val="white"/>
-          <w:lang w:val="en-US"/>
-        </w:rPr>
-        <w:t>v1, v2);</w:t>
+        <w:t xml:space="preserve"> dot = DotProduct(v1, v2);</w:t>
       </w:r>
     </w:p>
     <w:p>
@@ -15839,31 +13600,7 @@
           <w:highlight w:val="white"/>
           <w:lang w:val="en-US"/>
         </w:rPr>
-        <w:t xml:space="preserve"> lengths = v</w:t>
-      </w:r>
-      <w:proofErr w:type="gramStart"/>
-      <w:r>
-        <w:rPr>
-          <w:rFonts w:ascii="Consolas" w:hAnsi="Consolas" w:cs="Cascadia Mono"/>
-          <w:color w:val="000000"/>
-          <w:sz w:val="18"/>
-          <w:szCs w:val="18"/>
-          <w:highlight w:val="white"/>
-          <w:lang w:val="en-US"/>
-        </w:rPr>
-        <w:t>1.Length</w:t>
-      </w:r>
-      <w:proofErr w:type="gramEnd"/>
-      <w:r>
-        <w:rPr>
-          <w:rFonts w:ascii="Consolas" w:hAnsi="Consolas" w:cs="Cascadia Mono"/>
-          <w:color w:val="000000"/>
-          <w:sz w:val="18"/>
-          <w:szCs w:val="18"/>
-          <w:highlight w:val="white"/>
-          <w:lang w:val="en-US"/>
-        </w:rPr>
-        <w:t xml:space="preserve"> * v2.Length;</w:t>
+        <w:t xml:space="preserve"> lengths = v1.Length * v2.Length;</w:t>
       </w:r>
     </w:p>
     <w:p>
@@ -15949,7 +13686,6 @@
           <w:sz w:val="18"/>
           <w:szCs w:val="18"/>
           <w:highlight w:val="white"/>
-          <w:lang w:val="en-US"/>
         </w:rPr>
       </w:pPr>
       <w:r>
@@ -15981,7 +13717,6 @@
           <w:sz w:val="18"/>
           <w:szCs w:val="18"/>
           <w:highlight w:val="white"/>
-          <w:lang w:val="en-US"/>
         </w:rPr>
         <w:t xml:space="preserve"> </w:t>
       </w:r>
@@ -16003,12 +13738,9 @@
           <w:sz w:val="18"/>
           <w:szCs w:val="18"/>
           <w:highlight w:val="white"/>
-          <w:lang w:val="en-US"/>
-        </w:rPr>
-        <w:t xml:space="preserve"> </w:t>
-      </w:r>
-      <w:proofErr w:type="spellStart"/>
-      <w:proofErr w:type="gramStart"/>
+        </w:rPr>
+        <w:t xml:space="preserve"> </w:t>
+      </w:r>
       <w:r>
         <w:rPr>
           <w:rFonts w:ascii="Consolas" w:hAnsi="Consolas" w:cs="Cascadia Mono"/>
@@ -16020,19 +13752,16 @@
         </w:rPr>
         <w:t>ArgumentException</w:t>
       </w:r>
-      <w:proofErr w:type="spellEnd"/>
-      <w:r>
-        <w:rPr>
-          <w:rFonts w:ascii="Consolas" w:hAnsi="Consolas" w:cs="Cascadia Mono"/>
-          <w:color w:val="000000"/>
-          <w:sz w:val="18"/>
-          <w:szCs w:val="18"/>
-          <w:highlight w:val="white"/>
-          <w:lang w:val="en-US"/>
+      <w:r>
+        <w:rPr>
+          <w:rFonts w:ascii="Consolas" w:hAnsi="Consolas" w:cs="Cascadia Mono"/>
+          <w:color w:val="000000"/>
+          <w:sz w:val="18"/>
+          <w:szCs w:val="18"/>
+          <w:highlight w:val="white"/>
         </w:rPr>
         <w:t>(</w:t>
       </w:r>
-      <w:proofErr w:type="gramEnd"/>
       <w:r>
         <w:rPr>
           <w:rFonts w:ascii="Consolas" w:hAnsi="Consolas" w:cs="Cascadia Mono"/>
@@ -16040,7 +13769,6 @@
           <w:sz w:val="18"/>
           <w:szCs w:val="18"/>
           <w:highlight w:val="white"/>
-          <w:lang w:val="en-US"/>
         </w:rPr>
         <w:t>"</w:t>
       </w:r>
@@ -16061,7 +13789,6 @@
           <w:sz w:val="18"/>
           <w:szCs w:val="18"/>
           <w:highlight w:val="white"/>
-          <w:lang w:val="en-US"/>
         </w:rPr>
         <w:t xml:space="preserve"> </w:t>
       </w:r>
@@ -16082,7 +13809,6 @@
           <w:sz w:val="18"/>
           <w:szCs w:val="18"/>
           <w:highlight w:val="white"/>
-          <w:lang w:val="en-US"/>
         </w:rPr>
         <w:t xml:space="preserve"> </w:t>
       </w:r>
@@ -16103,7 +13829,6 @@
           <w:sz w:val="18"/>
           <w:szCs w:val="18"/>
           <w:highlight w:val="white"/>
-          <w:lang w:val="en-US"/>
         </w:rPr>
         <w:t xml:space="preserve"> </w:t>
       </w:r>
@@ -16124,7 +13849,6 @@
           <w:sz w:val="18"/>
           <w:szCs w:val="18"/>
           <w:highlight w:val="white"/>
-          <w:lang w:val="en-US"/>
         </w:rPr>
         <w:t xml:space="preserve"> </w:t>
       </w:r>
@@ -16145,7 +13869,6 @@
           <w:sz w:val="18"/>
           <w:szCs w:val="18"/>
           <w:highlight w:val="white"/>
-          <w:lang w:val="en-US"/>
         </w:rPr>
         <w:t xml:space="preserve"> </w:t>
       </w:r>
@@ -16166,7 +13889,6 @@
           <w:sz w:val="18"/>
           <w:szCs w:val="18"/>
           <w:highlight w:val="white"/>
-          <w:lang w:val="en-US"/>
         </w:rPr>
         <w:t>"</w:t>
       </w:r>
@@ -16177,7 +13899,6 @@
           <w:sz w:val="18"/>
           <w:szCs w:val="18"/>
           <w:highlight w:val="white"/>
-          <w:lang w:val="en-US"/>
         </w:rPr>
         <w:t>);</w:t>
       </w:r>
@@ -16196,7 +13917,6 @@
           <w:sz w:val="18"/>
           <w:szCs w:val="18"/>
           <w:highlight w:val="white"/>
-          <w:lang w:val="en-US"/>
         </w:rPr>
       </w:pPr>
     </w:p>
@@ -16223,7 +13943,6 @@
           <w:sz w:val="18"/>
           <w:szCs w:val="18"/>
           <w:highlight w:val="white"/>
-          <w:lang w:val="en-US"/>
         </w:rPr>
         <w:t xml:space="preserve">        </w:t>
       </w:r>
@@ -16316,7 +14035,6 @@
         </w:rPr>
         <w:t xml:space="preserve">        cos = </w:t>
       </w:r>
-      <w:proofErr w:type="spellStart"/>
       <w:r>
         <w:rPr>
           <w:rFonts w:ascii="Consolas" w:hAnsi="Consolas" w:cs="Cascadia Mono"/>
@@ -16337,19 +14055,7 @@
           <w:highlight w:val="white"/>
           <w:lang w:val="en-US"/>
         </w:rPr>
-        <w:t>.Clamp</w:t>
-      </w:r>
-      <w:proofErr w:type="spellEnd"/>
-      <w:r>
-        <w:rPr>
-          <w:rFonts w:ascii="Consolas" w:hAnsi="Consolas" w:cs="Cascadia Mono"/>
-          <w:color w:val="000000"/>
-          <w:sz w:val="18"/>
-          <w:szCs w:val="18"/>
-          <w:highlight w:val="white"/>
-          <w:lang w:val="en-US"/>
-        </w:rPr>
-        <w:t>(cos, -1, 1);</w:t>
+        <w:t>.Clamp(cos, -1, 1);</w:t>
       </w:r>
     </w:p>
     <w:p>
@@ -16420,7 +14126,6 @@
         </w:rPr>
         <w:t xml:space="preserve"> </w:t>
       </w:r>
-      <w:proofErr w:type="spellStart"/>
       <w:r>
         <w:rPr>
           <w:rFonts w:ascii="Consolas" w:hAnsi="Consolas" w:cs="Cascadia Mono"/>
@@ -16441,19 +14146,7 @@
           <w:highlight w:val="white"/>
           <w:lang w:val="en-US"/>
         </w:rPr>
-        <w:t>.Acos</w:t>
-      </w:r>
-      <w:proofErr w:type="spellEnd"/>
-      <w:r>
-        <w:rPr>
-          <w:rFonts w:ascii="Consolas" w:hAnsi="Consolas" w:cs="Cascadia Mono"/>
-          <w:color w:val="000000"/>
-          <w:sz w:val="18"/>
-          <w:szCs w:val="18"/>
-          <w:highlight w:val="white"/>
-          <w:lang w:val="en-US"/>
-        </w:rPr>
-        <w:t>(cos);</w:t>
+        <w:t>.Acos(cos);</w:t>
       </w:r>
     </w:p>
     <w:p>
@@ -16667,29 +14360,7 @@
           <w:szCs w:val="18"/>
           <w:highlight w:val="white"/>
         </w:rPr>
-        <w:t>&lt;/</w:t>
-      </w:r>
-      <w:proofErr w:type="spellStart"/>
-      <w:r>
-        <w:rPr>
-          <w:rFonts w:ascii="Consolas" w:hAnsi="Consolas" w:cs="Cascadia Mono"/>
-          <w:color w:val="808080"/>
-          <w:sz w:val="18"/>
-          <w:szCs w:val="18"/>
-          <w:highlight w:val="white"/>
-        </w:rPr>
-        <w:t>summary</w:t>
-      </w:r>
-      <w:proofErr w:type="spellEnd"/>
-      <w:r>
-        <w:rPr>
-          <w:rFonts w:ascii="Consolas" w:hAnsi="Consolas" w:cs="Cascadia Mono"/>
-          <w:color w:val="808080"/>
-          <w:sz w:val="18"/>
-          <w:szCs w:val="18"/>
-          <w:highlight w:val="white"/>
-        </w:rPr>
-        <w:t>&gt;</w:t>
+        <w:t>&lt;/summary&gt;</w:t>
       </w:r>
     </w:p>
     <w:p>
@@ -16783,34 +14454,8 @@
           <w:highlight w:val="white"/>
           <w:lang w:val="en-US"/>
         </w:rPr>
-        <w:t xml:space="preserve"> </w:t>
-      </w:r>
-      <w:proofErr w:type="spellStart"/>
-      <w:proofErr w:type="gramStart"/>
-      <w:r>
-        <w:rPr>
-          <w:rFonts w:ascii="Consolas" w:hAnsi="Consolas" w:cs="Cascadia Mono"/>
-          <w:color w:val="000000"/>
-          <w:sz w:val="18"/>
-          <w:szCs w:val="18"/>
-          <w:highlight w:val="white"/>
-          <w:lang w:val="en-US"/>
-        </w:rPr>
-        <w:t>AreCollinear</w:t>
-      </w:r>
-      <w:proofErr w:type="spellEnd"/>
-      <w:r>
-        <w:rPr>
-          <w:rFonts w:ascii="Consolas" w:hAnsi="Consolas" w:cs="Cascadia Mono"/>
-          <w:color w:val="000000"/>
-          <w:sz w:val="18"/>
-          <w:szCs w:val="18"/>
-          <w:highlight w:val="white"/>
-          <w:lang w:val="en-US"/>
-        </w:rPr>
-        <w:t>(</w:t>
-      </w:r>
-      <w:proofErr w:type="gramEnd"/>
+        <w:t xml:space="preserve"> AreCollinear(</w:t>
+      </w:r>
       <w:r>
         <w:rPr>
           <w:rFonts w:ascii="Consolas" w:hAnsi="Consolas" w:cs="Cascadia Mono"/>
@@ -16935,7 +14580,6 @@
         </w:rPr>
         <w:t xml:space="preserve">        </w:t>
       </w:r>
-      <w:proofErr w:type="spellStart"/>
       <w:r>
         <w:rPr>
           <w:rFonts w:ascii="Consolas" w:hAnsi="Consolas" w:cs="Cascadia Mono"/>
@@ -16947,54 +14591,16 @@
         </w:rPr>
         <w:t>var</w:t>
       </w:r>
-      <w:proofErr w:type="spellEnd"/>
-      <w:r>
-        <w:rPr>
-          <w:rFonts w:ascii="Consolas" w:hAnsi="Consolas" w:cs="Cascadia Mono"/>
-          <w:color w:val="000000"/>
-          <w:sz w:val="18"/>
-          <w:szCs w:val="18"/>
-          <w:highlight w:val="white"/>
-          <w:lang w:val="en-US"/>
-        </w:rPr>
-        <w:t xml:space="preserve"> cross = </w:t>
-      </w:r>
-      <w:proofErr w:type="spellStart"/>
-      <w:proofErr w:type="gramStart"/>
-      <w:r>
-        <w:rPr>
-          <w:rFonts w:ascii="Consolas" w:hAnsi="Consolas" w:cs="Cascadia Mono"/>
-          <w:color w:val="000000"/>
-          <w:sz w:val="18"/>
-          <w:szCs w:val="18"/>
-          <w:highlight w:val="white"/>
-          <w:lang w:val="en-US"/>
-        </w:rPr>
-        <w:t>CrossProduct</w:t>
-      </w:r>
-      <w:proofErr w:type="spellEnd"/>
-      <w:r>
-        <w:rPr>
-          <w:rFonts w:ascii="Consolas" w:hAnsi="Consolas" w:cs="Cascadia Mono"/>
-          <w:color w:val="000000"/>
-          <w:sz w:val="18"/>
-          <w:szCs w:val="18"/>
-          <w:highlight w:val="white"/>
-          <w:lang w:val="en-US"/>
-        </w:rPr>
-        <w:t>(</w:t>
-      </w:r>
-      <w:proofErr w:type="gramEnd"/>
-      <w:r>
-        <w:rPr>
-          <w:rFonts w:ascii="Consolas" w:hAnsi="Consolas" w:cs="Cascadia Mono"/>
-          <w:color w:val="000000"/>
-          <w:sz w:val="18"/>
-          <w:szCs w:val="18"/>
-          <w:highlight w:val="white"/>
-          <w:lang w:val="en-US"/>
-        </w:rPr>
-        <w:t>v1, v2);</w:t>
+      <w:r>
+        <w:rPr>
+          <w:rFonts w:ascii="Consolas" w:hAnsi="Consolas" w:cs="Cascadia Mono"/>
+          <w:color w:val="000000"/>
+          <w:sz w:val="18"/>
+          <w:szCs w:val="18"/>
+          <w:highlight w:val="white"/>
+          <w:lang w:val="en-US"/>
+        </w:rPr>
+        <w:t xml:space="preserve"> cross = CrossProduct(v1, v2);</w:t>
       </w:r>
     </w:p>
     <w:p>
@@ -17047,7 +14653,6 @@
         </w:rPr>
         <w:t xml:space="preserve"> </w:t>
       </w:r>
-      <w:proofErr w:type="spellStart"/>
       <w:r>
         <w:rPr>
           <w:rFonts w:ascii="Consolas" w:hAnsi="Consolas" w:cs="Cascadia Mono"/>
@@ -17068,43 +14673,7 @@
           <w:highlight w:val="white"/>
           <w:lang w:val="en-US"/>
         </w:rPr>
-        <w:t>.Abs</w:t>
-      </w:r>
-      <w:proofErr w:type="spellEnd"/>
-      <w:r>
-        <w:rPr>
-          <w:rFonts w:ascii="Consolas" w:hAnsi="Consolas" w:cs="Cascadia Mono"/>
-          <w:color w:val="000000"/>
-          <w:sz w:val="18"/>
-          <w:szCs w:val="18"/>
-          <w:highlight w:val="white"/>
-          <w:lang w:val="en-US"/>
-        </w:rPr>
-        <w:t>(</w:t>
-      </w:r>
-      <w:proofErr w:type="spellStart"/>
-      <w:r>
-        <w:rPr>
-          <w:rFonts w:ascii="Consolas" w:hAnsi="Consolas" w:cs="Cascadia Mono"/>
-          <w:color w:val="000000"/>
-          <w:sz w:val="18"/>
-          <w:szCs w:val="18"/>
-          <w:highlight w:val="white"/>
-          <w:lang w:val="en-US"/>
-        </w:rPr>
-        <w:t>cross.X</w:t>
-      </w:r>
-      <w:proofErr w:type="spellEnd"/>
-      <w:r>
-        <w:rPr>
-          <w:rFonts w:ascii="Consolas" w:hAnsi="Consolas" w:cs="Cascadia Mono"/>
-          <w:color w:val="000000"/>
-          <w:sz w:val="18"/>
-          <w:szCs w:val="18"/>
-          <w:highlight w:val="white"/>
-          <w:lang w:val="en-US"/>
-        </w:rPr>
-        <w:t>) &lt; tolerance &amp;&amp;</w:t>
+        <w:t>.Abs(cross.X) &lt; tolerance &amp;&amp;</w:t>
       </w:r>
     </w:p>
     <w:p>
@@ -17135,7 +14704,6 @@
         </w:rPr>
         <w:t xml:space="preserve">               </w:t>
       </w:r>
-      <w:proofErr w:type="spellStart"/>
       <w:r>
         <w:rPr>
           <w:rFonts w:ascii="Consolas" w:hAnsi="Consolas" w:cs="Cascadia Mono"/>
@@ -17156,45 +14724,7 @@
           <w:highlight w:val="white"/>
           <w:lang w:val="en-US"/>
         </w:rPr>
-        <w:t>.Abs</w:t>
-      </w:r>
-      <w:proofErr w:type="spellEnd"/>
-      <w:r>
-        <w:rPr>
-          <w:rFonts w:ascii="Consolas" w:hAnsi="Consolas" w:cs="Cascadia Mono"/>
-          <w:color w:val="000000"/>
-          <w:sz w:val="18"/>
-          <w:szCs w:val="18"/>
-          <w:highlight w:val="white"/>
-          <w:lang w:val="en-US"/>
-        </w:rPr>
-        <w:t>(</w:t>
-      </w:r>
-      <w:proofErr w:type="spellStart"/>
-      <w:proofErr w:type="gramStart"/>
-      <w:r>
-        <w:rPr>
-          <w:rFonts w:ascii="Consolas" w:hAnsi="Consolas" w:cs="Cascadia Mono"/>
-          <w:color w:val="000000"/>
-          <w:sz w:val="18"/>
-          <w:szCs w:val="18"/>
-          <w:highlight w:val="white"/>
-          <w:lang w:val="en-US"/>
-        </w:rPr>
-        <w:t>cross.Y</w:t>
-      </w:r>
-      <w:proofErr w:type="spellEnd"/>
-      <w:proofErr w:type="gramEnd"/>
-      <w:r>
-        <w:rPr>
-          <w:rFonts w:ascii="Consolas" w:hAnsi="Consolas" w:cs="Cascadia Mono"/>
-          <w:color w:val="000000"/>
-          <w:sz w:val="18"/>
-          <w:szCs w:val="18"/>
-          <w:highlight w:val="white"/>
-          <w:lang w:val="en-US"/>
-        </w:rPr>
-        <w:t>) &lt; tolerance &amp;&amp;</w:t>
+        <w:t>.Abs(cross.Y) &lt; tolerance &amp;&amp;</w:t>
       </w:r>
     </w:p>
     <w:p>
@@ -17225,7 +14755,6 @@
         </w:rPr>
         <w:t xml:space="preserve">               </w:t>
       </w:r>
-      <w:proofErr w:type="spellStart"/>
       <w:r>
         <w:rPr>
           <w:rFonts w:ascii="Consolas" w:hAnsi="Consolas" w:cs="Cascadia Mono"/>
@@ -17246,45 +14775,7 @@
           <w:highlight w:val="white"/>
           <w:lang w:val="en-US"/>
         </w:rPr>
-        <w:t>.Abs</w:t>
-      </w:r>
-      <w:proofErr w:type="spellEnd"/>
-      <w:r>
-        <w:rPr>
-          <w:rFonts w:ascii="Consolas" w:hAnsi="Consolas" w:cs="Cascadia Mono"/>
-          <w:color w:val="000000"/>
-          <w:sz w:val="18"/>
-          <w:szCs w:val="18"/>
-          <w:highlight w:val="white"/>
-          <w:lang w:val="en-US"/>
-        </w:rPr>
-        <w:t>(</w:t>
-      </w:r>
-      <w:proofErr w:type="spellStart"/>
-      <w:proofErr w:type="gramStart"/>
-      <w:r>
-        <w:rPr>
-          <w:rFonts w:ascii="Consolas" w:hAnsi="Consolas" w:cs="Cascadia Mono"/>
-          <w:color w:val="000000"/>
-          <w:sz w:val="18"/>
-          <w:szCs w:val="18"/>
-          <w:highlight w:val="white"/>
-          <w:lang w:val="en-US"/>
-        </w:rPr>
-        <w:t>cross.Z</w:t>
-      </w:r>
-      <w:proofErr w:type="spellEnd"/>
-      <w:proofErr w:type="gramEnd"/>
-      <w:r>
-        <w:rPr>
-          <w:rFonts w:ascii="Consolas" w:hAnsi="Consolas" w:cs="Cascadia Mono"/>
-          <w:color w:val="000000"/>
-          <w:sz w:val="18"/>
-          <w:szCs w:val="18"/>
-          <w:highlight w:val="white"/>
-          <w:lang w:val="en-US"/>
-        </w:rPr>
-        <w:t>) &lt; tolerance;</w:t>
+        <w:t>.Abs(cross.Z) &lt; tolerance;</w:t>
       </w:r>
     </w:p>
     <w:p>
@@ -17376,89 +14867,47 @@
           <w:sz w:val="22"/>
           <w:szCs w:val="22"/>
         </w:rPr>
-        <w:t xml:space="preserve">Шаг 4: Написание </w:t>
-      </w:r>
-      <w:proofErr w:type="spellStart"/>
-      <w:r>
+        <w:t>Шаг 4: Написание Unit-тестов</w:t>
+      </w:r>
+    </w:p>
+    <w:p>
+      <w:pPr>
+        <w:jc w:val="both"/>
+        <w:rPr>
+          <w:bCs/>
+          <w:sz w:val="22"/>
+          <w:szCs w:val="22"/>
+        </w:rPr>
+      </w:pPr>
+      <w:r>
+        <w:rPr>
+          <w:bCs/>
+          <w:sz w:val="22"/>
+          <w:szCs w:val="22"/>
+        </w:rPr>
+        <w:t>1. Тесты для класса Point</w:t>
+      </w:r>
+    </w:p>
+    <w:p>
+      <w:pPr>
+        <w:jc w:val="both"/>
         <w:rPr>
           <w:b/>
           <w:bCs/>
           <w:sz w:val="22"/>
           <w:szCs w:val="22"/>
-        </w:rPr>
-        <w:t>Unit</w:t>
-      </w:r>
-      <w:proofErr w:type="spellEnd"/>
+          <w:lang w:val="en-US"/>
+        </w:rPr>
+      </w:pPr>
       <w:r>
         <w:rPr>
           <w:b/>
           <w:bCs/>
           <w:sz w:val="22"/>
           <w:szCs w:val="22"/>
-        </w:rPr>
-        <w:t>-тестов</w:t>
-      </w:r>
-    </w:p>
-    <w:p>
-      <w:pPr>
-        <w:jc w:val="both"/>
-        <w:rPr>
-          <w:bCs/>
-          <w:sz w:val="22"/>
-          <w:szCs w:val="22"/>
-        </w:rPr>
-      </w:pPr>
-      <w:r>
-        <w:rPr>
-          <w:bCs/>
-          <w:sz w:val="22"/>
-          <w:szCs w:val="22"/>
-        </w:rPr>
-        <w:t xml:space="preserve">1. Тесты для класса </w:t>
-      </w:r>
-      <w:proofErr w:type="spellStart"/>
-      <w:r>
-        <w:rPr>
-          <w:bCs/>
-          <w:sz w:val="22"/>
-          <w:szCs w:val="22"/>
-        </w:rPr>
-        <w:t>Point</w:t>
-      </w:r>
-      <w:proofErr w:type="spellEnd"/>
-    </w:p>
-    <w:p>
-      <w:pPr>
-        <w:jc w:val="both"/>
-        <w:rPr>
-          <w:b/>
-          <w:bCs/>
-          <w:sz w:val="22"/>
-          <w:szCs w:val="22"/>
-          <w:lang w:val="en-US"/>
-        </w:rPr>
-      </w:pPr>
-      <w:proofErr w:type="spellStart"/>
-      <w:r>
-        <w:rPr>
-          <w:b/>
-          <w:bCs/>
-          <w:sz w:val="22"/>
-          <w:szCs w:val="22"/>
-          <w:lang w:val="en-US"/>
-        </w:rPr>
-        <w:t>PointTests.cs</w:t>
-      </w:r>
-      <w:proofErr w:type="spellEnd"/>
-      <w:r>
-        <w:rPr>
-          <w:b/>
-          <w:bCs/>
-          <w:sz w:val="22"/>
-          <w:szCs w:val="22"/>
-          <w:lang w:val="en-US"/>
-        </w:rPr>
-        <w:t>:</w:t>
+          <w:lang w:val="en-US"/>
+        </w:rPr>
+        <w:t>PointTests.cs:</w:t>
       </w:r>
     </w:p>
     <w:p>
@@ -17509,31 +14958,7 @@
           <w:highlight w:val="white"/>
           <w:lang w:val="en-US"/>
         </w:rPr>
-        <w:t xml:space="preserve"> </w:t>
-      </w:r>
-      <w:proofErr w:type="spellStart"/>
-      <w:r>
-        <w:rPr>
-          <w:rFonts w:ascii="Consolas" w:hAnsi="Consolas" w:cs="Cascadia Mono"/>
-          <w:color w:val="000000"/>
-          <w:sz w:val="18"/>
-          <w:szCs w:val="19"/>
-          <w:highlight w:val="white"/>
-          <w:lang w:val="en-US"/>
-        </w:rPr>
-        <w:t>GeoEngine.Tests</w:t>
-      </w:r>
-      <w:proofErr w:type="spellEnd"/>
-      <w:r>
-        <w:rPr>
-          <w:rFonts w:ascii="Consolas" w:hAnsi="Consolas" w:cs="Cascadia Mono"/>
-          <w:color w:val="000000"/>
-          <w:sz w:val="18"/>
-          <w:szCs w:val="19"/>
-          <w:highlight w:val="white"/>
-          <w:lang w:val="en-US"/>
-        </w:rPr>
-        <w:t>;</w:t>
+        <w:t xml:space="preserve"> GeoEngine.Tests;</w:t>
       </w:r>
     </w:p>
     <w:p>
@@ -17582,7 +15007,6 @@
         </w:rPr>
         <w:t>[</w:t>
       </w:r>
-      <w:proofErr w:type="spellStart"/>
       <w:r>
         <w:rPr>
           <w:rFonts w:ascii="Consolas" w:hAnsi="Consolas" w:cs="Cascadia Mono"/>
@@ -17594,7 +15018,6 @@
         </w:rPr>
         <w:t>TestFixture</w:t>
       </w:r>
-      <w:proofErr w:type="spellEnd"/>
       <w:r>
         <w:rPr>
           <w:rFonts w:ascii="Consolas" w:hAnsi="Consolas" w:cs="Cascadia Mono"/>
@@ -17668,7 +15091,6 @@
         </w:rPr>
         <w:t xml:space="preserve"> </w:t>
       </w:r>
-      <w:proofErr w:type="spellStart"/>
       <w:r>
         <w:rPr>
           <w:rFonts w:ascii="Consolas" w:hAnsi="Consolas" w:cs="Cascadia Mono"/>
@@ -17680,7 +15102,6 @@
         </w:rPr>
         <w:t>PointTests</w:t>
       </w:r>
-      <w:proofErr w:type="spellEnd"/>
     </w:p>
     <w:p>
       <w:pPr>
@@ -17832,55 +15253,7 @@
           <w:highlight w:val="white"/>
           <w:lang w:val="en-US"/>
         </w:rPr>
-        <w:t xml:space="preserve"> </w:t>
-      </w:r>
-      <w:proofErr w:type="spellStart"/>
-      <w:r>
-        <w:rPr>
-          <w:rFonts w:ascii="Consolas" w:hAnsi="Consolas" w:cs="Cascadia Mono"/>
-          <w:color w:val="000000"/>
-          <w:sz w:val="18"/>
-          <w:szCs w:val="19"/>
-          <w:highlight w:val="white"/>
-          <w:lang w:val="en-US"/>
-        </w:rPr>
-        <w:t>Constructor_</w:t>
-      </w:r>
-      <w:proofErr w:type="gramStart"/>
-      <w:r>
-        <w:rPr>
-          <w:rFonts w:ascii="Consolas" w:hAnsi="Consolas" w:cs="Cascadia Mono"/>
-          <w:color w:val="000000"/>
-          <w:sz w:val="18"/>
-          <w:szCs w:val="19"/>
-          <w:highlight w:val="white"/>
-          <w:lang w:val="en-US"/>
-        </w:rPr>
-        <w:t>SetsCoordinates</w:t>
-      </w:r>
-      <w:proofErr w:type="spellEnd"/>
-      <w:r>
-        <w:rPr>
-          <w:rFonts w:ascii="Consolas" w:hAnsi="Consolas" w:cs="Cascadia Mono"/>
-          <w:color w:val="000000"/>
-          <w:sz w:val="18"/>
-          <w:szCs w:val="19"/>
-          <w:highlight w:val="white"/>
-          <w:lang w:val="en-US"/>
-        </w:rPr>
-        <w:t>(</w:t>
-      </w:r>
-      <w:proofErr w:type="gramEnd"/>
-      <w:r>
-        <w:rPr>
-          <w:rFonts w:ascii="Consolas" w:hAnsi="Consolas" w:cs="Cascadia Mono"/>
-          <w:color w:val="000000"/>
-          <w:sz w:val="18"/>
-          <w:szCs w:val="19"/>
-          <w:highlight w:val="white"/>
-          <w:lang w:val="en-US"/>
-        </w:rPr>
-        <w:t>)</w:t>
+        <w:t xml:space="preserve"> Constructor_SetsCoordinates()</w:t>
       </w:r>
     </w:p>
     <w:p>
@@ -17940,7 +15313,6 @@
         </w:rPr>
         <w:t xml:space="preserve">        </w:t>
       </w:r>
-      <w:proofErr w:type="spellStart"/>
       <w:r>
         <w:rPr>
           <w:rFonts w:ascii="Consolas" w:hAnsi="Consolas" w:cs="Cascadia Mono"/>
@@ -17952,7 +15324,6 @@
         </w:rPr>
         <w:t>var</w:t>
       </w:r>
-      <w:proofErr w:type="spellEnd"/>
       <w:r>
         <w:rPr>
           <w:rFonts w:ascii="Consolas" w:hAnsi="Consolas" w:cs="Cascadia Mono"/>
@@ -17986,7 +15357,6 @@
         </w:rPr>
         <w:t xml:space="preserve"> </w:t>
       </w:r>
-      <w:proofErr w:type="gramStart"/>
       <w:r>
         <w:rPr>
           <w:rFonts w:ascii="Consolas" w:hAnsi="Consolas" w:cs="Cascadia Mono"/>
@@ -18007,19 +15377,7 @@
           <w:highlight w:val="white"/>
           <w:lang w:val="en-US"/>
         </w:rPr>
-        <w:t>(</w:t>
-      </w:r>
-      <w:proofErr w:type="gramEnd"/>
-      <w:r>
-        <w:rPr>
-          <w:rFonts w:ascii="Consolas" w:hAnsi="Consolas" w:cs="Cascadia Mono"/>
-          <w:color w:val="000000"/>
-          <w:sz w:val="18"/>
-          <w:szCs w:val="19"/>
-          <w:highlight w:val="white"/>
-          <w:lang w:val="en-US"/>
-        </w:rPr>
-        <w:t>1.5, 2.5, 3.5);</w:t>
+        <w:t>(1.5, 2.5, 3.5);</w:t>
       </w:r>
     </w:p>
     <w:p>
@@ -18068,7 +15426,6 @@
         </w:rPr>
         <w:t xml:space="preserve">        </w:t>
       </w:r>
-      <w:proofErr w:type="spellStart"/>
       <w:r>
         <w:rPr>
           <w:rFonts w:ascii="Consolas" w:hAnsi="Consolas" w:cs="Cascadia Mono"/>
@@ -18089,46 +15446,8 @@
           <w:highlight w:val="white"/>
           <w:lang w:val="en-US"/>
         </w:rPr>
-        <w:t>.That</w:t>
-      </w:r>
-      <w:proofErr w:type="spellEnd"/>
-      <w:r>
-        <w:rPr>
-          <w:rFonts w:ascii="Consolas" w:hAnsi="Consolas" w:cs="Cascadia Mono"/>
-          <w:color w:val="000000"/>
-          <w:sz w:val="18"/>
-          <w:szCs w:val="19"/>
-          <w:highlight w:val="white"/>
-          <w:lang w:val="en-US"/>
-        </w:rPr>
-        <w:t>(</w:t>
-      </w:r>
-      <w:proofErr w:type="spellStart"/>
-      <w:r>
-        <w:rPr>
-          <w:rFonts w:ascii="Consolas" w:hAnsi="Consolas" w:cs="Cascadia Mono"/>
-          <w:color w:val="000000"/>
-          <w:sz w:val="18"/>
-          <w:szCs w:val="19"/>
-          <w:highlight w:val="white"/>
-          <w:lang w:val="en-US"/>
-        </w:rPr>
-        <w:t>point.X</w:t>
-      </w:r>
-      <w:proofErr w:type="spellEnd"/>
-      <w:r>
-        <w:rPr>
-          <w:rFonts w:ascii="Consolas" w:hAnsi="Consolas" w:cs="Cascadia Mono"/>
-          <w:color w:val="000000"/>
-          <w:sz w:val="18"/>
-          <w:szCs w:val="19"/>
-          <w:highlight w:val="white"/>
-          <w:lang w:val="en-US"/>
-        </w:rPr>
-        <w:t xml:space="preserve">, </w:t>
-      </w:r>
-      <w:proofErr w:type="spellStart"/>
-      <w:proofErr w:type="gramStart"/>
+        <w:t xml:space="preserve">.That(point.X, </w:t>
+      </w:r>
       <w:r>
         <w:rPr>
           <w:rFonts w:ascii="Consolas" w:hAnsi="Consolas" w:cs="Cascadia Mono"/>
@@ -18149,20 +15468,7 @@
           <w:highlight w:val="white"/>
           <w:lang w:val="en-US"/>
         </w:rPr>
-        <w:t>.EqualTo</w:t>
-      </w:r>
-      <w:proofErr w:type="spellEnd"/>
-      <w:proofErr w:type="gramEnd"/>
-      <w:r>
-        <w:rPr>
-          <w:rFonts w:ascii="Consolas" w:hAnsi="Consolas" w:cs="Cascadia Mono"/>
-          <w:color w:val="000000"/>
-          <w:sz w:val="18"/>
-          <w:szCs w:val="19"/>
-          <w:highlight w:val="white"/>
-          <w:lang w:val="en-US"/>
-        </w:rPr>
-        <w:t>(1.5));</w:t>
+        <w:t>.EqualTo(1.5));</w:t>
       </w:r>
     </w:p>
     <w:p>
@@ -18193,7 +15499,6 @@
         </w:rPr>
         <w:t xml:space="preserve">        </w:t>
       </w:r>
-      <w:proofErr w:type="spellStart"/>
       <w:r>
         <w:rPr>
           <w:rFonts w:ascii="Consolas" w:hAnsi="Consolas" w:cs="Cascadia Mono"/>
@@ -18214,47 +15519,8 @@
           <w:highlight w:val="white"/>
           <w:lang w:val="en-US"/>
         </w:rPr>
-        <w:t>.That</w:t>
-      </w:r>
-      <w:proofErr w:type="spellEnd"/>
-      <w:r>
-        <w:rPr>
-          <w:rFonts w:ascii="Consolas" w:hAnsi="Consolas" w:cs="Cascadia Mono"/>
-          <w:color w:val="000000"/>
-          <w:sz w:val="18"/>
-          <w:szCs w:val="19"/>
-          <w:highlight w:val="white"/>
-          <w:lang w:val="en-US"/>
-        </w:rPr>
-        <w:t>(</w:t>
-      </w:r>
-      <w:proofErr w:type="spellStart"/>
-      <w:proofErr w:type="gramStart"/>
-      <w:r>
-        <w:rPr>
-          <w:rFonts w:ascii="Consolas" w:hAnsi="Consolas" w:cs="Cascadia Mono"/>
-          <w:color w:val="000000"/>
-          <w:sz w:val="18"/>
-          <w:szCs w:val="19"/>
-          <w:highlight w:val="white"/>
-          <w:lang w:val="en-US"/>
-        </w:rPr>
-        <w:t>point.Y</w:t>
-      </w:r>
-      <w:proofErr w:type="spellEnd"/>
-      <w:proofErr w:type="gramEnd"/>
-      <w:r>
-        <w:rPr>
-          <w:rFonts w:ascii="Consolas" w:hAnsi="Consolas" w:cs="Cascadia Mono"/>
-          <w:color w:val="000000"/>
-          <w:sz w:val="18"/>
-          <w:szCs w:val="19"/>
-          <w:highlight w:val="white"/>
-          <w:lang w:val="en-US"/>
-        </w:rPr>
-        <w:t xml:space="preserve">, </w:t>
-      </w:r>
-      <w:proofErr w:type="spellStart"/>
+        <w:t xml:space="preserve">.That(point.Y, </w:t>
+      </w:r>
       <w:r>
         <w:rPr>
           <w:rFonts w:ascii="Consolas" w:hAnsi="Consolas" w:cs="Cascadia Mono"/>
@@ -18275,19 +15541,7 @@
           <w:highlight w:val="white"/>
           <w:lang w:val="en-US"/>
         </w:rPr>
-        <w:t>.EqualTo</w:t>
-      </w:r>
-      <w:proofErr w:type="spellEnd"/>
-      <w:r>
-        <w:rPr>
-          <w:rFonts w:ascii="Consolas" w:hAnsi="Consolas" w:cs="Cascadia Mono"/>
-          <w:color w:val="000000"/>
-          <w:sz w:val="18"/>
-          <w:szCs w:val="19"/>
-          <w:highlight w:val="white"/>
-          <w:lang w:val="en-US"/>
-        </w:rPr>
-        <w:t>(2.5));</w:t>
+        <w:t>.EqualTo(2.5));</w:t>
       </w:r>
     </w:p>
     <w:p>
@@ -18318,7 +15572,6 @@
         </w:rPr>
         <w:t xml:space="preserve">        </w:t>
       </w:r>
-      <w:proofErr w:type="spellStart"/>
       <w:r>
         <w:rPr>
           <w:rFonts w:ascii="Consolas" w:hAnsi="Consolas" w:cs="Cascadia Mono"/>
@@ -18339,47 +15592,8 @@
           <w:highlight w:val="white"/>
           <w:lang w:val="en-US"/>
         </w:rPr>
-        <w:t>.That</w:t>
-      </w:r>
-      <w:proofErr w:type="spellEnd"/>
-      <w:r>
-        <w:rPr>
-          <w:rFonts w:ascii="Consolas" w:hAnsi="Consolas" w:cs="Cascadia Mono"/>
-          <w:color w:val="000000"/>
-          <w:sz w:val="18"/>
-          <w:szCs w:val="19"/>
-          <w:highlight w:val="white"/>
-          <w:lang w:val="en-US"/>
-        </w:rPr>
-        <w:t>(</w:t>
-      </w:r>
-      <w:proofErr w:type="spellStart"/>
-      <w:proofErr w:type="gramStart"/>
-      <w:r>
-        <w:rPr>
-          <w:rFonts w:ascii="Consolas" w:hAnsi="Consolas" w:cs="Cascadia Mono"/>
-          <w:color w:val="000000"/>
-          <w:sz w:val="18"/>
-          <w:szCs w:val="19"/>
-          <w:highlight w:val="white"/>
-          <w:lang w:val="en-US"/>
-        </w:rPr>
-        <w:t>point.Z</w:t>
-      </w:r>
-      <w:proofErr w:type="spellEnd"/>
-      <w:proofErr w:type="gramEnd"/>
-      <w:r>
-        <w:rPr>
-          <w:rFonts w:ascii="Consolas" w:hAnsi="Consolas" w:cs="Cascadia Mono"/>
-          <w:color w:val="000000"/>
-          <w:sz w:val="18"/>
-          <w:szCs w:val="19"/>
-          <w:highlight w:val="white"/>
-          <w:lang w:val="en-US"/>
-        </w:rPr>
-        <w:t xml:space="preserve">, </w:t>
-      </w:r>
-      <w:proofErr w:type="spellStart"/>
+        <w:t xml:space="preserve">.That(point.Z, </w:t>
+      </w:r>
       <w:r>
         <w:rPr>
           <w:rFonts w:ascii="Consolas" w:hAnsi="Consolas" w:cs="Cascadia Mono"/>
@@ -18400,19 +15614,7 @@
           <w:highlight w:val="white"/>
           <w:lang w:val="en-US"/>
         </w:rPr>
-        <w:t>.EqualTo</w:t>
-      </w:r>
-      <w:proofErr w:type="spellEnd"/>
-      <w:r>
-        <w:rPr>
-          <w:rFonts w:ascii="Consolas" w:hAnsi="Consolas" w:cs="Cascadia Mono"/>
-          <w:color w:val="000000"/>
-          <w:sz w:val="18"/>
-          <w:szCs w:val="19"/>
-          <w:highlight w:val="white"/>
-          <w:lang w:val="en-US"/>
-        </w:rPr>
-        <w:t>(3.5));</w:t>
+        <w:t>.EqualTo(3.5));</w:t>
       </w:r>
     </w:p>
     <w:p>
@@ -18583,55 +15785,7 @@
           <w:highlight w:val="white"/>
           <w:lang w:val="en-US"/>
         </w:rPr>
-        <w:t xml:space="preserve"> </w:t>
-      </w:r>
-      <w:proofErr w:type="spellStart"/>
-      <w:r>
-        <w:rPr>
-          <w:rFonts w:ascii="Consolas" w:hAnsi="Consolas" w:cs="Cascadia Mono"/>
-          <w:color w:val="000000"/>
-          <w:sz w:val="18"/>
-          <w:szCs w:val="19"/>
-          <w:highlight w:val="white"/>
-          <w:lang w:val="en-US"/>
-        </w:rPr>
-        <w:t>Equals_</w:t>
-      </w:r>
-      <w:proofErr w:type="gramStart"/>
-      <w:r>
-        <w:rPr>
-          <w:rFonts w:ascii="Consolas" w:hAnsi="Consolas" w:cs="Cascadia Mono"/>
-          <w:color w:val="000000"/>
-          <w:sz w:val="18"/>
-          <w:szCs w:val="19"/>
-          <w:highlight w:val="white"/>
-          <w:lang w:val="en-US"/>
-        </w:rPr>
-        <w:t>ReturnsTrueForSamePoints</w:t>
-      </w:r>
-      <w:proofErr w:type="spellEnd"/>
-      <w:r>
-        <w:rPr>
-          <w:rFonts w:ascii="Consolas" w:hAnsi="Consolas" w:cs="Cascadia Mono"/>
-          <w:color w:val="000000"/>
-          <w:sz w:val="18"/>
-          <w:szCs w:val="19"/>
-          <w:highlight w:val="white"/>
-          <w:lang w:val="en-US"/>
-        </w:rPr>
-        <w:t>(</w:t>
-      </w:r>
-      <w:proofErr w:type="gramEnd"/>
-      <w:r>
-        <w:rPr>
-          <w:rFonts w:ascii="Consolas" w:hAnsi="Consolas" w:cs="Cascadia Mono"/>
-          <w:color w:val="000000"/>
-          <w:sz w:val="18"/>
-          <w:szCs w:val="19"/>
-          <w:highlight w:val="white"/>
-          <w:lang w:val="en-US"/>
-        </w:rPr>
-        <w:t>)</w:t>
+        <w:t xml:space="preserve"> Equals_ReturnsTrueForSamePoints()</w:t>
       </w:r>
     </w:p>
     <w:p>
@@ -18691,7 +15845,6 @@
         </w:rPr>
         <w:t xml:space="preserve">        </w:t>
       </w:r>
-      <w:proofErr w:type="spellStart"/>
       <w:r>
         <w:rPr>
           <w:rFonts w:ascii="Consolas" w:hAnsi="Consolas" w:cs="Cascadia Mono"/>
@@ -18703,7 +15856,6 @@
         </w:rPr>
         <w:t>var</w:t>
       </w:r>
-      <w:proofErr w:type="spellEnd"/>
       <w:r>
         <w:rPr>
           <w:rFonts w:ascii="Consolas" w:hAnsi="Consolas" w:cs="Cascadia Mono"/>
@@ -18737,7 +15889,6 @@
         </w:rPr>
         <w:t xml:space="preserve"> </w:t>
       </w:r>
-      <w:proofErr w:type="gramStart"/>
       <w:r>
         <w:rPr>
           <w:rFonts w:ascii="Consolas" w:hAnsi="Consolas" w:cs="Cascadia Mono"/>
@@ -18758,19 +15909,7 @@
           <w:highlight w:val="white"/>
           <w:lang w:val="en-US"/>
         </w:rPr>
-        <w:t>(</w:t>
-      </w:r>
-      <w:proofErr w:type="gramEnd"/>
-      <w:r>
-        <w:rPr>
-          <w:rFonts w:ascii="Consolas" w:hAnsi="Consolas" w:cs="Cascadia Mono"/>
-          <w:color w:val="000000"/>
-          <w:sz w:val="18"/>
-          <w:szCs w:val="19"/>
-          <w:highlight w:val="white"/>
-          <w:lang w:val="en-US"/>
-        </w:rPr>
-        <w:t>1, 2, 3);</w:t>
+        <w:t>(1, 2, 3);</w:t>
       </w:r>
     </w:p>
     <w:p>
@@ -18801,7 +15940,6 @@
         </w:rPr>
         <w:t xml:space="preserve">        </w:t>
       </w:r>
-      <w:proofErr w:type="spellStart"/>
       <w:r>
         <w:rPr>
           <w:rFonts w:ascii="Consolas" w:hAnsi="Consolas" w:cs="Cascadia Mono"/>
@@ -18813,7 +15951,6 @@
         </w:rPr>
         <w:t>var</w:t>
       </w:r>
-      <w:proofErr w:type="spellEnd"/>
       <w:r>
         <w:rPr>
           <w:rFonts w:ascii="Consolas" w:hAnsi="Consolas" w:cs="Cascadia Mono"/>
@@ -18847,7 +15984,6 @@
         </w:rPr>
         <w:t xml:space="preserve"> </w:t>
       </w:r>
-      <w:proofErr w:type="gramStart"/>
       <w:r>
         <w:rPr>
           <w:rFonts w:ascii="Consolas" w:hAnsi="Consolas" w:cs="Cascadia Mono"/>
@@ -18868,19 +16004,7 @@
           <w:highlight w:val="white"/>
           <w:lang w:val="en-US"/>
         </w:rPr>
-        <w:t>(</w:t>
-      </w:r>
-      <w:proofErr w:type="gramEnd"/>
-      <w:r>
-        <w:rPr>
-          <w:rFonts w:ascii="Consolas" w:hAnsi="Consolas" w:cs="Cascadia Mono"/>
-          <w:color w:val="000000"/>
-          <w:sz w:val="18"/>
-          <w:szCs w:val="19"/>
-          <w:highlight w:val="white"/>
-          <w:lang w:val="en-US"/>
-        </w:rPr>
-        <w:t>1, 2, 3);</w:t>
+        <w:t>(1, 2, 3);</w:t>
       </w:r>
     </w:p>
     <w:p>
@@ -18929,7 +16053,6 @@
         </w:rPr>
         <w:t xml:space="preserve">        </w:t>
       </w:r>
-      <w:proofErr w:type="spellStart"/>
       <w:r>
         <w:rPr>
           <w:rFonts w:ascii="Consolas" w:hAnsi="Consolas" w:cs="Cascadia Mono"/>
@@ -18950,45 +16073,8 @@
           <w:highlight w:val="white"/>
           <w:lang w:val="en-US"/>
         </w:rPr>
-        <w:t>.That</w:t>
-      </w:r>
-      <w:proofErr w:type="spellEnd"/>
-      <w:r>
-        <w:rPr>
-          <w:rFonts w:ascii="Consolas" w:hAnsi="Consolas" w:cs="Cascadia Mono"/>
-          <w:color w:val="000000"/>
-          <w:sz w:val="18"/>
-          <w:szCs w:val="19"/>
-          <w:highlight w:val="white"/>
-          <w:lang w:val="en-US"/>
-        </w:rPr>
-        <w:t>(p</w:t>
-      </w:r>
-      <w:proofErr w:type="gramStart"/>
-      <w:r>
-        <w:rPr>
-          <w:rFonts w:ascii="Consolas" w:hAnsi="Consolas" w:cs="Cascadia Mono"/>
-          <w:color w:val="000000"/>
-          <w:sz w:val="18"/>
-          <w:szCs w:val="19"/>
-          <w:highlight w:val="white"/>
-          <w:lang w:val="en-US"/>
-        </w:rPr>
-        <w:t>1.Equals</w:t>
-      </w:r>
-      <w:proofErr w:type="gramEnd"/>
-      <w:r>
-        <w:rPr>
-          <w:rFonts w:ascii="Consolas" w:hAnsi="Consolas" w:cs="Cascadia Mono"/>
-          <w:color w:val="000000"/>
-          <w:sz w:val="18"/>
-          <w:szCs w:val="19"/>
-          <w:highlight w:val="white"/>
-          <w:lang w:val="en-US"/>
-        </w:rPr>
-        <w:t xml:space="preserve">(p2), </w:t>
-      </w:r>
-      <w:proofErr w:type="spellStart"/>
+        <w:t xml:space="preserve">.That(p1.Equals(p2), </w:t>
+      </w:r>
       <w:r>
         <w:rPr>
           <w:rFonts w:ascii="Consolas" w:hAnsi="Consolas" w:cs="Cascadia Mono"/>
@@ -19009,19 +16095,7 @@
           <w:highlight w:val="white"/>
           <w:lang w:val="en-US"/>
         </w:rPr>
-        <w:t>.True</w:t>
-      </w:r>
-      <w:proofErr w:type="spellEnd"/>
-      <w:r>
-        <w:rPr>
-          <w:rFonts w:ascii="Consolas" w:hAnsi="Consolas" w:cs="Cascadia Mono"/>
-          <w:color w:val="000000"/>
-          <w:sz w:val="18"/>
-          <w:szCs w:val="19"/>
-          <w:highlight w:val="white"/>
-          <w:lang w:val="en-US"/>
-        </w:rPr>
-        <w:t>);</w:t>
+        <w:t>.True);</w:t>
       </w:r>
     </w:p>
     <w:p>
@@ -19171,7 +16245,6 @@
           <w:lang w:val="en-US"/>
         </w:rPr>
       </w:pPr>
-      <w:proofErr w:type="spellStart"/>
       <w:r>
         <w:rPr>
           <w:b/>
@@ -19180,18 +16253,7 @@
           <w:szCs w:val="22"/>
           <w:lang w:val="en-US"/>
         </w:rPr>
-        <w:t>VectorTests.cs</w:t>
-      </w:r>
-      <w:proofErr w:type="spellEnd"/>
-      <w:r>
-        <w:rPr>
-          <w:b/>
-          <w:bCs/>
-          <w:sz w:val="22"/>
-          <w:szCs w:val="22"/>
-          <w:lang w:val="en-US"/>
-        </w:rPr>
-        <w:t>:</w:t>
+        <w:t>VectorTests.cs:</w:t>
       </w:r>
     </w:p>
     <w:p>
@@ -19242,31 +16304,7 @@
           <w:highlight w:val="white"/>
           <w:lang w:val="en-US"/>
         </w:rPr>
-        <w:t xml:space="preserve"> </w:t>
-      </w:r>
-      <w:proofErr w:type="spellStart"/>
-      <w:r>
-        <w:rPr>
-          <w:rFonts w:ascii="Consolas" w:hAnsi="Consolas" w:cs="Cascadia Mono"/>
-          <w:color w:val="000000"/>
-          <w:sz w:val="18"/>
-          <w:szCs w:val="18"/>
-          <w:highlight w:val="white"/>
-          <w:lang w:val="en-US"/>
-        </w:rPr>
-        <w:t>GeoEngine.Tests</w:t>
-      </w:r>
-      <w:proofErr w:type="spellEnd"/>
-      <w:r>
-        <w:rPr>
-          <w:rFonts w:ascii="Consolas" w:hAnsi="Consolas" w:cs="Cascadia Mono"/>
-          <w:color w:val="000000"/>
-          <w:sz w:val="18"/>
-          <w:szCs w:val="18"/>
-          <w:highlight w:val="white"/>
-          <w:lang w:val="en-US"/>
-        </w:rPr>
-        <w:t>;</w:t>
+        <w:t xml:space="preserve"> GeoEngine.Tests;</w:t>
       </w:r>
     </w:p>
     <w:p>
@@ -19315,7 +16353,6 @@
         </w:rPr>
         <w:t>[</w:t>
       </w:r>
-      <w:proofErr w:type="spellStart"/>
       <w:r>
         <w:rPr>
           <w:rFonts w:ascii="Consolas" w:hAnsi="Consolas" w:cs="Cascadia Mono"/>
@@ -19327,7 +16364,6 @@
         </w:rPr>
         <w:t>TestFixture</w:t>
       </w:r>
-      <w:proofErr w:type="spellEnd"/>
       <w:r>
         <w:rPr>
           <w:rFonts w:ascii="Consolas" w:hAnsi="Consolas" w:cs="Cascadia Mono"/>
@@ -19401,7 +16437,6 @@
         </w:rPr>
         <w:t xml:space="preserve"> </w:t>
       </w:r>
-      <w:proofErr w:type="spellStart"/>
       <w:r>
         <w:rPr>
           <w:rFonts w:ascii="Consolas" w:hAnsi="Consolas" w:cs="Cascadia Mono"/>
@@ -19413,7 +16448,6 @@
         </w:rPr>
         <w:t>VectorTests</w:t>
       </w:r>
-      <w:proofErr w:type="spellEnd"/>
     </w:p>
     <w:p>
       <w:pPr>
@@ -19565,55 +16599,7 @@
           <w:highlight w:val="white"/>
           <w:lang w:val="en-US"/>
         </w:rPr>
-        <w:t xml:space="preserve"> </w:t>
-      </w:r>
-      <w:proofErr w:type="spellStart"/>
-      <w:r>
-        <w:rPr>
-          <w:rFonts w:ascii="Consolas" w:hAnsi="Consolas" w:cs="Cascadia Mono"/>
-          <w:color w:val="000000"/>
-          <w:sz w:val="18"/>
-          <w:szCs w:val="18"/>
-          <w:highlight w:val="white"/>
-          <w:lang w:val="en-US"/>
-        </w:rPr>
-        <w:t>Constructor_FromPoints_</w:t>
-      </w:r>
-      <w:proofErr w:type="gramStart"/>
-      <w:r>
-        <w:rPr>
-          <w:rFonts w:ascii="Consolas" w:hAnsi="Consolas" w:cs="Cascadia Mono"/>
-          <w:color w:val="000000"/>
-          <w:sz w:val="18"/>
-          <w:szCs w:val="18"/>
-          <w:highlight w:val="white"/>
-          <w:lang w:val="en-US"/>
-        </w:rPr>
-        <w:t>CreatesCorrectVector</w:t>
-      </w:r>
-      <w:proofErr w:type="spellEnd"/>
-      <w:r>
-        <w:rPr>
-          <w:rFonts w:ascii="Consolas" w:hAnsi="Consolas" w:cs="Cascadia Mono"/>
-          <w:color w:val="000000"/>
-          <w:sz w:val="18"/>
-          <w:szCs w:val="18"/>
-          <w:highlight w:val="white"/>
-          <w:lang w:val="en-US"/>
-        </w:rPr>
-        <w:t>(</w:t>
-      </w:r>
-      <w:proofErr w:type="gramEnd"/>
-      <w:r>
-        <w:rPr>
-          <w:rFonts w:ascii="Consolas" w:hAnsi="Consolas" w:cs="Cascadia Mono"/>
-          <w:color w:val="000000"/>
-          <w:sz w:val="18"/>
-          <w:szCs w:val="18"/>
-          <w:highlight w:val="white"/>
-          <w:lang w:val="en-US"/>
-        </w:rPr>
-        <w:t>)</w:t>
+        <w:t xml:space="preserve"> Constructor_FromPoints_CreatesCorrectVector()</w:t>
       </w:r>
     </w:p>
     <w:p>
@@ -19673,7 +16659,6 @@
         </w:rPr>
         <w:t xml:space="preserve">        </w:t>
       </w:r>
-      <w:proofErr w:type="spellStart"/>
       <w:r>
         <w:rPr>
           <w:rFonts w:ascii="Consolas" w:hAnsi="Consolas" w:cs="Cascadia Mono"/>
@@ -19685,7 +16670,6 @@
         </w:rPr>
         <w:t>var</w:t>
       </w:r>
-      <w:proofErr w:type="spellEnd"/>
       <w:r>
         <w:rPr>
           <w:rFonts w:ascii="Consolas" w:hAnsi="Consolas" w:cs="Cascadia Mono"/>
@@ -19719,7 +16703,6 @@
         </w:rPr>
         <w:t xml:space="preserve"> </w:t>
       </w:r>
-      <w:proofErr w:type="gramStart"/>
       <w:r>
         <w:rPr>
           <w:rFonts w:ascii="Consolas" w:hAnsi="Consolas" w:cs="Cascadia Mono"/>
@@ -19740,19 +16723,7 @@
           <w:highlight w:val="white"/>
           <w:lang w:val="en-US"/>
         </w:rPr>
-        <w:t>(</w:t>
-      </w:r>
-      <w:proofErr w:type="gramEnd"/>
-      <w:r>
-        <w:rPr>
-          <w:rFonts w:ascii="Consolas" w:hAnsi="Consolas" w:cs="Cascadia Mono"/>
-          <w:color w:val="000000"/>
-          <w:sz w:val="18"/>
-          <w:szCs w:val="18"/>
-          <w:highlight w:val="white"/>
-          <w:lang w:val="en-US"/>
-        </w:rPr>
-        <w:t>1, 2, 3);</w:t>
+        <w:t>(1, 2, 3);</w:t>
       </w:r>
     </w:p>
     <w:p>
@@ -19783,7 +16754,6 @@
         </w:rPr>
         <w:t xml:space="preserve">        </w:t>
       </w:r>
-      <w:proofErr w:type="spellStart"/>
       <w:r>
         <w:rPr>
           <w:rFonts w:ascii="Consolas" w:hAnsi="Consolas" w:cs="Cascadia Mono"/>
@@ -19795,7 +16765,6 @@
         </w:rPr>
         <w:t>var</w:t>
       </w:r>
-      <w:proofErr w:type="spellEnd"/>
       <w:r>
         <w:rPr>
           <w:rFonts w:ascii="Consolas" w:hAnsi="Consolas" w:cs="Cascadia Mono"/>
@@ -19829,7 +16798,6 @@
         </w:rPr>
         <w:t xml:space="preserve"> </w:t>
       </w:r>
-      <w:proofErr w:type="gramStart"/>
       <w:r>
         <w:rPr>
           <w:rFonts w:ascii="Consolas" w:hAnsi="Consolas" w:cs="Cascadia Mono"/>
@@ -19850,19 +16818,7 @@
           <w:highlight w:val="white"/>
           <w:lang w:val="en-US"/>
         </w:rPr>
-        <w:t>(</w:t>
-      </w:r>
-      <w:proofErr w:type="gramEnd"/>
-      <w:r>
-        <w:rPr>
-          <w:rFonts w:ascii="Consolas" w:hAnsi="Consolas" w:cs="Cascadia Mono"/>
-          <w:color w:val="000000"/>
-          <w:sz w:val="18"/>
-          <w:szCs w:val="18"/>
-          <w:highlight w:val="white"/>
-          <w:lang w:val="en-US"/>
-        </w:rPr>
-        <w:t>4, 6, 9);</w:t>
+        <w:t>(4, 6, 9);</w:t>
       </w:r>
     </w:p>
     <w:p>
@@ -19893,7 +16849,6 @@
         </w:rPr>
         <w:t xml:space="preserve">        </w:t>
       </w:r>
-      <w:proofErr w:type="spellStart"/>
       <w:r>
         <w:rPr>
           <w:rFonts w:ascii="Consolas" w:hAnsi="Consolas" w:cs="Cascadia Mono"/>
@@ -19905,7 +16860,6 @@
         </w:rPr>
         <w:t>var</w:t>
       </w:r>
-      <w:proofErr w:type="spellEnd"/>
       <w:r>
         <w:rPr>
           <w:rFonts w:ascii="Consolas" w:hAnsi="Consolas" w:cs="Cascadia Mono"/>
@@ -19939,7 +16893,6 @@
         </w:rPr>
         <w:t xml:space="preserve"> </w:t>
       </w:r>
-      <w:proofErr w:type="gramStart"/>
       <w:r>
         <w:rPr>
           <w:rFonts w:ascii="Consolas" w:hAnsi="Consolas" w:cs="Cascadia Mono"/>
@@ -19960,19 +16913,7 @@
           <w:highlight w:val="white"/>
           <w:lang w:val="en-US"/>
         </w:rPr>
-        <w:t>(</w:t>
-      </w:r>
-      <w:proofErr w:type="gramEnd"/>
-      <w:r>
-        <w:rPr>
-          <w:rFonts w:ascii="Consolas" w:hAnsi="Consolas" w:cs="Cascadia Mono"/>
-          <w:color w:val="000000"/>
-          <w:sz w:val="18"/>
-          <w:szCs w:val="18"/>
-          <w:highlight w:val="white"/>
-          <w:lang w:val="en-US"/>
-        </w:rPr>
-        <w:t>start, end);</w:t>
+        <w:t>(start, end);</w:t>
       </w:r>
     </w:p>
     <w:p>
@@ -20021,7 +16962,6 @@
         </w:rPr>
         <w:t xml:space="preserve">        </w:t>
       </w:r>
-      <w:proofErr w:type="spellStart"/>
       <w:r>
         <w:rPr>
           <w:rFonts w:ascii="Consolas" w:hAnsi="Consolas" w:cs="Cascadia Mono"/>
@@ -20042,46 +16982,8 @@
           <w:highlight w:val="white"/>
           <w:lang w:val="en-US"/>
         </w:rPr>
-        <w:t>.That</w:t>
-      </w:r>
-      <w:proofErr w:type="spellEnd"/>
-      <w:r>
-        <w:rPr>
-          <w:rFonts w:ascii="Consolas" w:hAnsi="Consolas" w:cs="Cascadia Mono"/>
-          <w:color w:val="000000"/>
-          <w:sz w:val="18"/>
-          <w:szCs w:val="18"/>
-          <w:highlight w:val="white"/>
-          <w:lang w:val="en-US"/>
-        </w:rPr>
-        <w:t>(</w:t>
-      </w:r>
-      <w:proofErr w:type="spellStart"/>
-      <w:r>
-        <w:rPr>
-          <w:rFonts w:ascii="Consolas" w:hAnsi="Consolas" w:cs="Cascadia Mono"/>
-          <w:color w:val="000000"/>
-          <w:sz w:val="18"/>
-          <w:szCs w:val="18"/>
-          <w:highlight w:val="white"/>
-          <w:lang w:val="en-US"/>
-        </w:rPr>
-        <w:t>vector.X</w:t>
-      </w:r>
-      <w:proofErr w:type="spellEnd"/>
-      <w:r>
-        <w:rPr>
-          <w:rFonts w:ascii="Consolas" w:hAnsi="Consolas" w:cs="Cascadia Mono"/>
-          <w:color w:val="000000"/>
-          <w:sz w:val="18"/>
-          <w:szCs w:val="18"/>
-          <w:highlight w:val="white"/>
-          <w:lang w:val="en-US"/>
-        </w:rPr>
-        <w:t xml:space="preserve">, </w:t>
-      </w:r>
-      <w:proofErr w:type="spellStart"/>
-      <w:proofErr w:type="gramStart"/>
+        <w:t xml:space="preserve">.That(vector.X, </w:t>
+      </w:r>
       <w:r>
         <w:rPr>
           <w:rFonts w:ascii="Consolas" w:hAnsi="Consolas" w:cs="Cascadia Mono"/>
@@ -20102,20 +17004,7 @@
           <w:highlight w:val="white"/>
           <w:lang w:val="en-US"/>
         </w:rPr>
-        <w:t>.EqualTo</w:t>
-      </w:r>
-      <w:proofErr w:type="spellEnd"/>
-      <w:proofErr w:type="gramEnd"/>
-      <w:r>
-        <w:rPr>
-          <w:rFonts w:ascii="Consolas" w:hAnsi="Consolas" w:cs="Cascadia Mono"/>
-          <w:color w:val="000000"/>
-          <w:sz w:val="18"/>
-          <w:szCs w:val="18"/>
-          <w:highlight w:val="white"/>
-          <w:lang w:val="en-US"/>
-        </w:rPr>
-        <w:t>(3));</w:t>
+        <w:t>.EqualTo(3));</w:t>
       </w:r>
     </w:p>
     <w:p>
@@ -20146,7 +17035,6 @@
         </w:rPr>
         <w:t xml:space="preserve">        </w:t>
       </w:r>
-      <w:proofErr w:type="spellStart"/>
       <w:r>
         <w:rPr>
           <w:rFonts w:ascii="Consolas" w:hAnsi="Consolas" w:cs="Cascadia Mono"/>
@@ -20167,47 +17055,8 @@
           <w:highlight w:val="white"/>
           <w:lang w:val="en-US"/>
         </w:rPr>
-        <w:t>.That</w:t>
-      </w:r>
-      <w:proofErr w:type="spellEnd"/>
-      <w:r>
-        <w:rPr>
-          <w:rFonts w:ascii="Consolas" w:hAnsi="Consolas" w:cs="Cascadia Mono"/>
-          <w:color w:val="000000"/>
-          <w:sz w:val="18"/>
-          <w:szCs w:val="18"/>
-          <w:highlight w:val="white"/>
-          <w:lang w:val="en-US"/>
-        </w:rPr>
-        <w:t>(</w:t>
-      </w:r>
-      <w:proofErr w:type="spellStart"/>
-      <w:proofErr w:type="gramStart"/>
-      <w:r>
-        <w:rPr>
-          <w:rFonts w:ascii="Consolas" w:hAnsi="Consolas" w:cs="Cascadia Mono"/>
-          <w:color w:val="000000"/>
-          <w:sz w:val="18"/>
-          <w:szCs w:val="18"/>
-          <w:highlight w:val="white"/>
-          <w:lang w:val="en-US"/>
-        </w:rPr>
-        <w:t>vector.Y</w:t>
-      </w:r>
-      <w:proofErr w:type="spellEnd"/>
-      <w:proofErr w:type="gramEnd"/>
-      <w:r>
-        <w:rPr>
-          <w:rFonts w:ascii="Consolas" w:hAnsi="Consolas" w:cs="Cascadia Mono"/>
-          <w:color w:val="000000"/>
-          <w:sz w:val="18"/>
-          <w:szCs w:val="18"/>
-          <w:highlight w:val="white"/>
-          <w:lang w:val="en-US"/>
-        </w:rPr>
-        <w:t xml:space="preserve">, </w:t>
-      </w:r>
-      <w:proofErr w:type="spellStart"/>
+        <w:t xml:space="preserve">.That(vector.Y, </w:t>
+      </w:r>
       <w:r>
         <w:rPr>
           <w:rFonts w:ascii="Consolas" w:hAnsi="Consolas" w:cs="Cascadia Mono"/>
@@ -20228,19 +17077,7 @@
           <w:highlight w:val="white"/>
           <w:lang w:val="en-US"/>
         </w:rPr>
-        <w:t>.EqualTo</w:t>
-      </w:r>
-      <w:proofErr w:type="spellEnd"/>
-      <w:r>
-        <w:rPr>
-          <w:rFonts w:ascii="Consolas" w:hAnsi="Consolas" w:cs="Cascadia Mono"/>
-          <w:color w:val="000000"/>
-          <w:sz w:val="18"/>
-          <w:szCs w:val="18"/>
-          <w:highlight w:val="white"/>
-          <w:lang w:val="en-US"/>
-        </w:rPr>
-        <w:t>(4));</w:t>
+        <w:t>.EqualTo(4));</w:t>
       </w:r>
     </w:p>
     <w:p>
@@ -20271,7 +17108,6 @@
         </w:rPr>
         <w:t xml:space="preserve">        </w:t>
       </w:r>
-      <w:proofErr w:type="spellStart"/>
       <w:r>
         <w:rPr>
           <w:rFonts w:ascii="Consolas" w:hAnsi="Consolas" w:cs="Cascadia Mono"/>
@@ -20292,47 +17128,8 @@
           <w:highlight w:val="white"/>
           <w:lang w:val="en-US"/>
         </w:rPr>
-        <w:t>.That</w:t>
-      </w:r>
-      <w:proofErr w:type="spellEnd"/>
-      <w:r>
-        <w:rPr>
-          <w:rFonts w:ascii="Consolas" w:hAnsi="Consolas" w:cs="Cascadia Mono"/>
-          <w:color w:val="000000"/>
-          <w:sz w:val="18"/>
-          <w:szCs w:val="18"/>
-          <w:highlight w:val="white"/>
-          <w:lang w:val="en-US"/>
-        </w:rPr>
-        <w:t>(</w:t>
-      </w:r>
-      <w:proofErr w:type="spellStart"/>
-      <w:proofErr w:type="gramStart"/>
-      <w:r>
-        <w:rPr>
-          <w:rFonts w:ascii="Consolas" w:hAnsi="Consolas" w:cs="Cascadia Mono"/>
-          <w:color w:val="000000"/>
-          <w:sz w:val="18"/>
-          <w:szCs w:val="18"/>
-          <w:highlight w:val="white"/>
-          <w:lang w:val="en-US"/>
-        </w:rPr>
-        <w:t>vector.Z</w:t>
-      </w:r>
-      <w:proofErr w:type="spellEnd"/>
-      <w:proofErr w:type="gramEnd"/>
-      <w:r>
-        <w:rPr>
-          <w:rFonts w:ascii="Consolas" w:hAnsi="Consolas" w:cs="Cascadia Mono"/>
-          <w:color w:val="000000"/>
-          <w:sz w:val="18"/>
-          <w:szCs w:val="18"/>
-          <w:highlight w:val="white"/>
-          <w:lang w:val="en-US"/>
-        </w:rPr>
-        <w:t xml:space="preserve">, </w:t>
-      </w:r>
-      <w:proofErr w:type="spellStart"/>
+        <w:t xml:space="preserve">.That(vector.Z, </w:t>
+      </w:r>
       <w:r>
         <w:rPr>
           <w:rFonts w:ascii="Consolas" w:hAnsi="Consolas" w:cs="Cascadia Mono"/>
@@ -20353,19 +17150,7 @@
           <w:highlight w:val="white"/>
           <w:lang w:val="en-US"/>
         </w:rPr>
-        <w:t>.EqualTo</w:t>
-      </w:r>
-      <w:proofErr w:type="spellEnd"/>
-      <w:r>
-        <w:rPr>
-          <w:rFonts w:ascii="Consolas" w:hAnsi="Consolas" w:cs="Cascadia Mono"/>
-          <w:color w:val="000000"/>
-          <w:sz w:val="18"/>
-          <w:szCs w:val="18"/>
-          <w:highlight w:val="white"/>
-          <w:lang w:val="en-US"/>
-        </w:rPr>
-        <w:t>(6));</w:t>
+        <w:t>.EqualTo(6));</w:t>
       </w:r>
     </w:p>
     <w:p>
@@ -20536,55 +17321,7 @@
           <w:highlight w:val="white"/>
           <w:lang w:val="en-US"/>
         </w:rPr>
-        <w:t xml:space="preserve"> </w:t>
-      </w:r>
-      <w:proofErr w:type="spellStart"/>
-      <w:r>
-        <w:rPr>
-          <w:rFonts w:ascii="Consolas" w:hAnsi="Consolas" w:cs="Cascadia Mono"/>
-          <w:color w:val="000000"/>
-          <w:sz w:val="18"/>
-          <w:szCs w:val="18"/>
-          <w:highlight w:val="white"/>
-          <w:lang w:val="en-US"/>
-        </w:rPr>
-        <w:t>Length_</w:t>
-      </w:r>
-      <w:proofErr w:type="gramStart"/>
-      <w:r>
-        <w:rPr>
-          <w:rFonts w:ascii="Consolas" w:hAnsi="Consolas" w:cs="Cascadia Mono"/>
-          <w:color w:val="000000"/>
-          <w:sz w:val="18"/>
-          <w:szCs w:val="18"/>
-          <w:highlight w:val="white"/>
-          <w:lang w:val="en-US"/>
-        </w:rPr>
-        <w:t>CalculatesCorrectly</w:t>
-      </w:r>
-      <w:proofErr w:type="spellEnd"/>
-      <w:r>
-        <w:rPr>
-          <w:rFonts w:ascii="Consolas" w:hAnsi="Consolas" w:cs="Cascadia Mono"/>
-          <w:color w:val="000000"/>
-          <w:sz w:val="18"/>
-          <w:szCs w:val="18"/>
-          <w:highlight w:val="white"/>
-          <w:lang w:val="en-US"/>
-        </w:rPr>
-        <w:t>(</w:t>
-      </w:r>
-      <w:proofErr w:type="gramEnd"/>
-      <w:r>
-        <w:rPr>
-          <w:rFonts w:ascii="Consolas" w:hAnsi="Consolas" w:cs="Cascadia Mono"/>
-          <w:color w:val="000000"/>
-          <w:sz w:val="18"/>
-          <w:szCs w:val="18"/>
-          <w:highlight w:val="white"/>
-          <w:lang w:val="en-US"/>
-        </w:rPr>
-        <w:t>)</w:t>
+        <w:t xml:space="preserve"> Length_CalculatesCorrectly()</w:t>
       </w:r>
     </w:p>
     <w:p>
@@ -20644,7 +17381,6 @@
         </w:rPr>
         <w:t xml:space="preserve">        </w:t>
       </w:r>
-      <w:proofErr w:type="spellStart"/>
       <w:r>
         <w:rPr>
           <w:rFonts w:ascii="Consolas" w:hAnsi="Consolas" w:cs="Cascadia Mono"/>
@@ -20656,7 +17392,6 @@
         </w:rPr>
         <w:t>var</w:t>
       </w:r>
-      <w:proofErr w:type="spellEnd"/>
       <w:r>
         <w:rPr>
           <w:rFonts w:ascii="Consolas" w:hAnsi="Consolas" w:cs="Cascadia Mono"/>
@@ -20690,7 +17425,6 @@
         </w:rPr>
         <w:t xml:space="preserve"> </w:t>
       </w:r>
-      <w:proofErr w:type="gramStart"/>
       <w:r>
         <w:rPr>
           <w:rFonts w:ascii="Consolas" w:hAnsi="Consolas" w:cs="Cascadia Mono"/>
@@ -20711,19 +17445,7 @@
           <w:highlight w:val="white"/>
           <w:lang w:val="en-US"/>
         </w:rPr>
-        <w:t>(</w:t>
-      </w:r>
-      <w:proofErr w:type="gramEnd"/>
-      <w:r>
-        <w:rPr>
-          <w:rFonts w:ascii="Consolas" w:hAnsi="Consolas" w:cs="Cascadia Mono"/>
-          <w:color w:val="000000"/>
-          <w:sz w:val="18"/>
-          <w:szCs w:val="18"/>
-          <w:highlight w:val="white"/>
-          <w:lang w:val="en-US"/>
-        </w:rPr>
-        <w:t>3, 4, 0);</w:t>
+        <w:t>(3, 4, 0);</w:t>
       </w:r>
     </w:p>
     <w:p>
@@ -20754,7 +17476,6 @@
         </w:rPr>
         <w:t xml:space="preserve">        </w:t>
       </w:r>
-      <w:proofErr w:type="spellStart"/>
       <w:r>
         <w:rPr>
           <w:rFonts w:ascii="Consolas" w:hAnsi="Consolas" w:cs="Cascadia Mono"/>
@@ -20775,47 +17496,8 @@
           <w:highlight w:val="white"/>
           <w:lang w:val="en-US"/>
         </w:rPr>
-        <w:t>.That</w:t>
-      </w:r>
-      <w:proofErr w:type="spellEnd"/>
-      <w:r>
-        <w:rPr>
-          <w:rFonts w:ascii="Consolas" w:hAnsi="Consolas" w:cs="Cascadia Mono"/>
-          <w:color w:val="000000"/>
-          <w:sz w:val="18"/>
-          <w:szCs w:val="18"/>
-          <w:highlight w:val="white"/>
-          <w:lang w:val="en-US"/>
-        </w:rPr>
-        <w:t>(</w:t>
-      </w:r>
-      <w:proofErr w:type="spellStart"/>
-      <w:proofErr w:type="gramStart"/>
-      <w:r>
-        <w:rPr>
-          <w:rFonts w:ascii="Consolas" w:hAnsi="Consolas" w:cs="Cascadia Mono"/>
-          <w:color w:val="000000"/>
-          <w:sz w:val="18"/>
-          <w:szCs w:val="18"/>
-          <w:highlight w:val="white"/>
-          <w:lang w:val="en-US"/>
-        </w:rPr>
-        <w:t>vector.Length</w:t>
-      </w:r>
-      <w:proofErr w:type="spellEnd"/>
-      <w:proofErr w:type="gramEnd"/>
-      <w:r>
-        <w:rPr>
-          <w:rFonts w:ascii="Consolas" w:hAnsi="Consolas" w:cs="Cascadia Mono"/>
-          <w:color w:val="000000"/>
-          <w:sz w:val="18"/>
-          <w:szCs w:val="18"/>
-          <w:highlight w:val="white"/>
-          <w:lang w:val="en-US"/>
-        </w:rPr>
-        <w:t xml:space="preserve">, </w:t>
-      </w:r>
-      <w:proofErr w:type="spellStart"/>
+        <w:t xml:space="preserve">.That(vector.Length, </w:t>
+      </w:r>
       <w:r>
         <w:rPr>
           <w:rFonts w:ascii="Consolas" w:hAnsi="Consolas" w:cs="Cascadia Mono"/>
@@ -20836,19 +17518,7 @@
           <w:highlight w:val="white"/>
           <w:lang w:val="en-US"/>
         </w:rPr>
-        <w:t>.EqualTo</w:t>
-      </w:r>
-      <w:proofErr w:type="spellEnd"/>
-      <w:r>
-        <w:rPr>
-          <w:rFonts w:ascii="Consolas" w:hAnsi="Consolas" w:cs="Cascadia Mono"/>
-          <w:color w:val="000000"/>
-          <w:sz w:val="18"/>
-          <w:szCs w:val="18"/>
-          <w:highlight w:val="white"/>
-          <w:lang w:val="en-US"/>
-        </w:rPr>
-        <w:t>(5));</w:t>
+        <w:t>.EqualTo(5));</w:t>
       </w:r>
     </w:p>
     <w:p>
@@ -21019,55 +17689,7 @@
           <w:highlight w:val="white"/>
           <w:lang w:val="en-US"/>
         </w:rPr>
-        <w:t xml:space="preserve"> </w:t>
-      </w:r>
-      <w:proofErr w:type="spellStart"/>
-      <w:r>
-        <w:rPr>
-          <w:rFonts w:ascii="Consolas" w:hAnsi="Consolas" w:cs="Cascadia Mono"/>
-          <w:color w:val="000000"/>
-          <w:sz w:val="18"/>
-          <w:szCs w:val="18"/>
-          <w:highlight w:val="white"/>
-          <w:lang w:val="en-US"/>
-        </w:rPr>
-        <w:t>AngleBetween_ZeroLengthVector_</w:t>
-      </w:r>
-      <w:proofErr w:type="gramStart"/>
-      <w:r>
-        <w:rPr>
-          <w:rFonts w:ascii="Consolas" w:hAnsi="Consolas" w:cs="Cascadia Mono"/>
-          <w:color w:val="000000"/>
-          <w:sz w:val="18"/>
-          <w:szCs w:val="18"/>
-          <w:highlight w:val="white"/>
-          <w:lang w:val="en-US"/>
-        </w:rPr>
-        <w:t>ThrowsException</w:t>
-      </w:r>
-      <w:proofErr w:type="spellEnd"/>
-      <w:r>
-        <w:rPr>
-          <w:rFonts w:ascii="Consolas" w:hAnsi="Consolas" w:cs="Cascadia Mono"/>
-          <w:color w:val="000000"/>
-          <w:sz w:val="18"/>
-          <w:szCs w:val="18"/>
-          <w:highlight w:val="white"/>
-          <w:lang w:val="en-US"/>
-        </w:rPr>
-        <w:t>(</w:t>
-      </w:r>
-      <w:proofErr w:type="gramEnd"/>
-      <w:r>
-        <w:rPr>
-          <w:rFonts w:ascii="Consolas" w:hAnsi="Consolas" w:cs="Cascadia Mono"/>
-          <w:color w:val="000000"/>
-          <w:sz w:val="18"/>
-          <w:szCs w:val="18"/>
-          <w:highlight w:val="white"/>
-          <w:lang w:val="en-US"/>
-        </w:rPr>
-        <w:t>)</w:t>
+        <w:t xml:space="preserve"> AngleBetween_ZeroLengthVector_ThrowsException()</w:t>
       </w:r>
     </w:p>
     <w:p>
@@ -21127,7 +17749,6 @@
         </w:rPr>
         <w:t xml:space="preserve">        </w:t>
       </w:r>
-      <w:proofErr w:type="spellStart"/>
       <w:r>
         <w:rPr>
           <w:rFonts w:ascii="Consolas" w:hAnsi="Consolas" w:cs="Cascadia Mono"/>
@@ -21139,7 +17760,6 @@
         </w:rPr>
         <w:t>var</w:t>
       </w:r>
-      <w:proofErr w:type="spellEnd"/>
       <w:r>
         <w:rPr>
           <w:rFonts w:ascii="Consolas" w:hAnsi="Consolas" w:cs="Cascadia Mono"/>
@@ -21173,7 +17793,6 @@
         </w:rPr>
         <w:t xml:space="preserve"> </w:t>
       </w:r>
-      <w:proofErr w:type="gramStart"/>
       <w:r>
         <w:rPr>
           <w:rFonts w:ascii="Consolas" w:hAnsi="Consolas" w:cs="Cascadia Mono"/>
@@ -21194,19 +17813,7 @@
           <w:highlight w:val="white"/>
           <w:lang w:val="en-US"/>
         </w:rPr>
-        <w:t>(</w:t>
-      </w:r>
-      <w:proofErr w:type="gramEnd"/>
-      <w:r>
-        <w:rPr>
-          <w:rFonts w:ascii="Consolas" w:hAnsi="Consolas" w:cs="Cascadia Mono"/>
-          <w:color w:val="000000"/>
-          <w:sz w:val="18"/>
-          <w:szCs w:val="18"/>
-          <w:highlight w:val="white"/>
-          <w:lang w:val="en-US"/>
-        </w:rPr>
-        <w:t>1, 0, 0);</w:t>
+        <w:t>(1, 0, 0);</w:t>
       </w:r>
     </w:p>
     <w:p>
@@ -21237,7 +17844,6 @@
         </w:rPr>
         <w:t xml:space="preserve">        </w:t>
       </w:r>
-      <w:proofErr w:type="spellStart"/>
       <w:r>
         <w:rPr>
           <w:rFonts w:ascii="Consolas" w:hAnsi="Consolas" w:cs="Cascadia Mono"/>
@@ -21249,7 +17855,6 @@
         </w:rPr>
         <w:t>var</w:t>
       </w:r>
-      <w:proofErr w:type="spellEnd"/>
       <w:r>
         <w:rPr>
           <w:rFonts w:ascii="Consolas" w:hAnsi="Consolas" w:cs="Cascadia Mono"/>
@@ -21283,7 +17888,6 @@
         </w:rPr>
         <w:t xml:space="preserve"> </w:t>
       </w:r>
-      <w:proofErr w:type="gramStart"/>
       <w:r>
         <w:rPr>
           <w:rFonts w:ascii="Consolas" w:hAnsi="Consolas" w:cs="Cascadia Mono"/>
@@ -21304,19 +17908,7 @@
           <w:highlight w:val="white"/>
           <w:lang w:val="en-US"/>
         </w:rPr>
-        <w:t>(</w:t>
-      </w:r>
-      <w:proofErr w:type="gramEnd"/>
-      <w:r>
-        <w:rPr>
-          <w:rFonts w:ascii="Consolas" w:hAnsi="Consolas" w:cs="Cascadia Mono"/>
-          <w:color w:val="000000"/>
-          <w:sz w:val="18"/>
-          <w:szCs w:val="18"/>
-          <w:highlight w:val="white"/>
-          <w:lang w:val="en-US"/>
-        </w:rPr>
-        <w:t>0, 0, 0);</w:t>
+        <w:t>(0, 0, 0);</w:t>
       </w:r>
     </w:p>
     <w:p>
@@ -21365,7 +17957,6 @@
         </w:rPr>
         <w:t xml:space="preserve">        </w:t>
       </w:r>
-      <w:proofErr w:type="spellStart"/>
       <w:r>
         <w:rPr>
           <w:rFonts w:ascii="Consolas" w:hAnsi="Consolas" w:cs="Cascadia Mono"/>
@@ -21386,21 +17977,8 @@
           <w:highlight w:val="white"/>
           <w:lang w:val="en-US"/>
         </w:rPr>
-        <w:t>.Throws</w:t>
-      </w:r>
-      <w:proofErr w:type="spellEnd"/>
-      <w:r>
-        <w:rPr>
-          <w:rFonts w:ascii="Consolas" w:hAnsi="Consolas" w:cs="Cascadia Mono"/>
-          <w:color w:val="000000"/>
-          <w:sz w:val="18"/>
-          <w:szCs w:val="18"/>
-          <w:highlight w:val="white"/>
-          <w:lang w:val="en-US"/>
-        </w:rPr>
-        <w:t>&lt;</w:t>
-      </w:r>
-      <w:proofErr w:type="spellStart"/>
+        <w:t>.Throws&lt;</w:t>
+      </w:r>
       <w:r>
         <w:rPr>
           <w:rFonts w:ascii="Consolas" w:hAnsi="Consolas" w:cs="Cascadia Mono"/>
@@ -21412,32 +17990,17 @@
         </w:rPr>
         <w:t>ArgumentException</w:t>
       </w:r>
-      <w:proofErr w:type="spellEnd"/>
-      <w:proofErr w:type="gramStart"/>
-      <w:r>
-        <w:rPr>
-          <w:rFonts w:ascii="Consolas" w:hAnsi="Consolas" w:cs="Cascadia Mono"/>
-          <w:color w:val="000000"/>
-          <w:sz w:val="18"/>
-          <w:szCs w:val="18"/>
-          <w:highlight w:val="white"/>
-          <w:lang w:val="en-US"/>
-        </w:rPr>
-        <w:t>&gt;(</w:t>
-      </w:r>
-      <w:proofErr w:type="gramEnd"/>
-      <w:r>
-        <w:rPr>
-          <w:rFonts w:ascii="Consolas" w:hAnsi="Consolas" w:cs="Cascadia Mono"/>
-          <w:color w:val="000000"/>
-          <w:sz w:val="18"/>
-          <w:szCs w:val="18"/>
-          <w:highlight w:val="white"/>
-          <w:lang w:val="en-US"/>
-        </w:rPr>
-        <w:t xml:space="preserve">() =&gt; </w:t>
-      </w:r>
-      <w:proofErr w:type="spellStart"/>
+      <w:r>
+        <w:rPr>
+          <w:rFonts w:ascii="Consolas" w:hAnsi="Consolas" w:cs="Cascadia Mono"/>
+          <w:color w:val="000000"/>
+          <w:sz w:val="18"/>
+          <w:szCs w:val="18"/>
+          <w:highlight w:val="white"/>
+          <w:lang w:val="en-US"/>
+        </w:rPr>
+        <w:t xml:space="preserve">&gt;(() =&gt; </w:t>
+      </w:r>
       <w:r>
         <w:rPr>
           <w:rFonts w:ascii="Consolas" w:hAnsi="Consolas" w:cs="Cascadia Mono"/>
@@ -21458,19 +18021,7 @@
           <w:highlight w:val="white"/>
           <w:lang w:val="en-US"/>
         </w:rPr>
-        <w:t>.AngleBetween</w:t>
-      </w:r>
-      <w:proofErr w:type="spellEnd"/>
-      <w:r>
-        <w:rPr>
-          <w:rFonts w:ascii="Consolas" w:hAnsi="Consolas" w:cs="Cascadia Mono"/>
-          <w:color w:val="000000"/>
-          <w:sz w:val="18"/>
-          <w:szCs w:val="18"/>
-          <w:highlight w:val="white"/>
-          <w:lang w:val="en-US"/>
-        </w:rPr>
-        <w:t>(v1, v2));</w:t>
+        <w:t>.AngleBetween(v1, v2));</w:t>
       </w:r>
     </w:p>
     <w:p>
@@ -21590,19 +18141,8 @@
           <w:szCs w:val="22"/>
           <w:lang w:val="en-US"/>
         </w:rPr>
-        <w:t xml:space="preserve"> </w:t>
-      </w:r>
-      <w:proofErr w:type="spellStart"/>
-      <w:r>
-        <w:rPr>
-          <w:bCs/>
-          <w:sz w:val="22"/>
-          <w:szCs w:val="22"/>
-          <w:lang w:val="en-US"/>
-        </w:rPr>
-        <w:t>GeoEngine</w:t>
-      </w:r>
-      <w:proofErr w:type="spellEnd"/>
+        <w:t xml:space="preserve"> GeoEngine</w:t>
+      </w:r>
     </w:p>
     <w:p>
       <w:pPr>
@@ -21615,7 +18155,6 @@
           <w:lang w:val="en-US"/>
         </w:rPr>
       </w:pPr>
-      <w:proofErr w:type="spellStart"/>
       <w:r>
         <w:rPr>
           <w:b/>
@@ -21624,18 +18163,7 @@
           <w:szCs w:val="22"/>
           <w:lang w:val="en-US"/>
         </w:rPr>
-        <w:t>GeoEngineTests.cs</w:t>
-      </w:r>
-      <w:proofErr w:type="spellEnd"/>
-      <w:r>
-        <w:rPr>
-          <w:b/>
-          <w:bCs/>
-          <w:sz w:val="22"/>
-          <w:szCs w:val="22"/>
-          <w:lang w:val="en-US"/>
-        </w:rPr>
-        <w:t>:</w:t>
+        <w:t>GeoEngineTests.cs:</w:t>
       </w:r>
     </w:p>
     <w:p>
@@ -21686,31 +18214,7 @@
           <w:highlight w:val="white"/>
           <w:lang w:val="en-US"/>
         </w:rPr>
-        <w:t xml:space="preserve"> </w:t>
-      </w:r>
-      <w:proofErr w:type="spellStart"/>
-      <w:r>
-        <w:rPr>
-          <w:rFonts w:ascii="Consolas" w:hAnsi="Consolas" w:cs="Cascadia Mono"/>
-          <w:color w:val="000000"/>
-          <w:sz w:val="18"/>
-          <w:szCs w:val="19"/>
-          <w:highlight w:val="white"/>
-          <w:lang w:val="en-US"/>
-        </w:rPr>
-        <w:t>GeoEngine.Tests</w:t>
-      </w:r>
-      <w:proofErr w:type="spellEnd"/>
-      <w:r>
-        <w:rPr>
-          <w:rFonts w:ascii="Consolas" w:hAnsi="Consolas" w:cs="Cascadia Mono"/>
-          <w:color w:val="000000"/>
-          <w:sz w:val="18"/>
-          <w:szCs w:val="19"/>
-          <w:highlight w:val="white"/>
-          <w:lang w:val="en-US"/>
-        </w:rPr>
-        <w:t>;</w:t>
+        <w:t xml:space="preserve"> GeoEngine.Tests;</w:t>
       </w:r>
     </w:p>
     <w:p>
@@ -21759,7 +18263,6 @@
         </w:rPr>
         <w:t>[</w:t>
       </w:r>
-      <w:proofErr w:type="spellStart"/>
       <w:r>
         <w:rPr>
           <w:rFonts w:ascii="Consolas" w:hAnsi="Consolas" w:cs="Cascadia Mono"/>
@@ -21771,7 +18274,6 @@
         </w:rPr>
         <w:t>TestFixture</w:t>
       </w:r>
-      <w:proofErr w:type="spellEnd"/>
       <w:r>
         <w:rPr>
           <w:rFonts w:ascii="Consolas" w:hAnsi="Consolas" w:cs="Cascadia Mono"/>
@@ -21845,7 +18347,6 @@
         </w:rPr>
         <w:t xml:space="preserve"> </w:t>
       </w:r>
-      <w:proofErr w:type="spellStart"/>
       <w:r>
         <w:rPr>
           <w:rFonts w:ascii="Consolas" w:hAnsi="Consolas" w:cs="Cascadia Mono"/>
@@ -21857,7 +18358,6 @@
         </w:rPr>
         <w:t>GeoEngineTests</w:t>
       </w:r>
-      <w:proofErr w:type="spellEnd"/>
     </w:p>
     <w:p>
       <w:pPr>
@@ -22009,55 +18509,7 @@
           <w:highlight w:val="white"/>
           <w:lang w:val="en-US"/>
         </w:rPr>
-        <w:t xml:space="preserve"> </w:t>
-      </w:r>
-      <w:proofErr w:type="spellStart"/>
-      <w:r>
-        <w:rPr>
-          <w:rFonts w:ascii="Consolas" w:hAnsi="Consolas" w:cs="Cascadia Mono"/>
-          <w:color w:val="000000"/>
-          <w:sz w:val="18"/>
-          <w:szCs w:val="19"/>
-          <w:highlight w:val="white"/>
-          <w:lang w:val="en-US"/>
-        </w:rPr>
-        <w:t>DotProduct_OrthogonalVectors_</w:t>
-      </w:r>
-      <w:proofErr w:type="gramStart"/>
-      <w:r>
-        <w:rPr>
-          <w:rFonts w:ascii="Consolas" w:hAnsi="Consolas" w:cs="Cascadia Mono"/>
-          <w:color w:val="000000"/>
-          <w:sz w:val="18"/>
-          <w:szCs w:val="19"/>
-          <w:highlight w:val="white"/>
-          <w:lang w:val="en-US"/>
-        </w:rPr>
-        <w:t>ReturnsZero</w:t>
-      </w:r>
-      <w:proofErr w:type="spellEnd"/>
-      <w:r>
-        <w:rPr>
-          <w:rFonts w:ascii="Consolas" w:hAnsi="Consolas" w:cs="Cascadia Mono"/>
-          <w:color w:val="000000"/>
-          <w:sz w:val="18"/>
-          <w:szCs w:val="19"/>
-          <w:highlight w:val="white"/>
-          <w:lang w:val="en-US"/>
-        </w:rPr>
-        <w:t>(</w:t>
-      </w:r>
-      <w:proofErr w:type="gramEnd"/>
-      <w:r>
-        <w:rPr>
-          <w:rFonts w:ascii="Consolas" w:hAnsi="Consolas" w:cs="Cascadia Mono"/>
-          <w:color w:val="000000"/>
-          <w:sz w:val="18"/>
-          <w:szCs w:val="19"/>
-          <w:highlight w:val="white"/>
-          <w:lang w:val="en-US"/>
-        </w:rPr>
-        <w:t>)</w:t>
+        <w:t xml:space="preserve"> DotProduct_OrthogonalVectors_ReturnsZero()</w:t>
       </w:r>
     </w:p>
     <w:p>
@@ -22117,7 +18569,6 @@
         </w:rPr>
         <w:t xml:space="preserve">        </w:t>
       </w:r>
-      <w:proofErr w:type="spellStart"/>
       <w:r>
         <w:rPr>
           <w:rFonts w:ascii="Consolas" w:hAnsi="Consolas" w:cs="Cascadia Mono"/>
@@ -22129,7 +18580,6 @@
         </w:rPr>
         <w:t>var</w:t>
       </w:r>
-      <w:proofErr w:type="spellEnd"/>
       <w:r>
         <w:rPr>
           <w:rFonts w:ascii="Consolas" w:hAnsi="Consolas" w:cs="Cascadia Mono"/>
@@ -22163,7 +18613,6 @@
         </w:rPr>
         <w:t xml:space="preserve"> </w:t>
       </w:r>
-      <w:proofErr w:type="gramStart"/>
       <w:r>
         <w:rPr>
           <w:rFonts w:ascii="Consolas" w:hAnsi="Consolas" w:cs="Cascadia Mono"/>
@@ -22184,19 +18633,7 @@
           <w:highlight w:val="white"/>
           <w:lang w:val="en-US"/>
         </w:rPr>
-        <w:t>(</w:t>
-      </w:r>
-      <w:proofErr w:type="gramEnd"/>
-      <w:r>
-        <w:rPr>
-          <w:rFonts w:ascii="Consolas" w:hAnsi="Consolas" w:cs="Cascadia Mono"/>
-          <w:color w:val="000000"/>
-          <w:sz w:val="18"/>
-          <w:szCs w:val="19"/>
-          <w:highlight w:val="white"/>
-          <w:lang w:val="en-US"/>
-        </w:rPr>
-        <w:t>1, 0, 0);</w:t>
+        <w:t>(1, 0, 0);</w:t>
       </w:r>
     </w:p>
     <w:p>
@@ -22227,7 +18664,6 @@
         </w:rPr>
         <w:t xml:space="preserve">        </w:t>
       </w:r>
-      <w:proofErr w:type="spellStart"/>
       <w:r>
         <w:rPr>
           <w:rFonts w:ascii="Consolas" w:hAnsi="Consolas" w:cs="Cascadia Mono"/>
@@ -22239,7 +18675,6 @@
         </w:rPr>
         <w:t>var</w:t>
       </w:r>
-      <w:proofErr w:type="spellEnd"/>
       <w:r>
         <w:rPr>
           <w:rFonts w:ascii="Consolas" w:hAnsi="Consolas" w:cs="Cascadia Mono"/>
@@ -22273,7 +18708,6 @@
         </w:rPr>
         <w:t xml:space="preserve"> </w:t>
       </w:r>
-      <w:proofErr w:type="gramStart"/>
       <w:r>
         <w:rPr>
           <w:rFonts w:ascii="Consolas" w:hAnsi="Consolas" w:cs="Cascadia Mono"/>
@@ -22294,19 +18728,7 @@
           <w:highlight w:val="white"/>
           <w:lang w:val="en-US"/>
         </w:rPr>
-        <w:t>(</w:t>
-      </w:r>
-      <w:proofErr w:type="gramEnd"/>
-      <w:r>
-        <w:rPr>
-          <w:rFonts w:ascii="Consolas" w:hAnsi="Consolas" w:cs="Cascadia Mono"/>
-          <w:color w:val="000000"/>
-          <w:sz w:val="18"/>
-          <w:szCs w:val="19"/>
-          <w:highlight w:val="white"/>
-          <w:lang w:val="en-US"/>
-        </w:rPr>
-        <w:t>0, 1, 0);</w:t>
+        <w:t>(0, 1, 0);</w:t>
       </w:r>
     </w:p>
     <w:p>
@@ -22355,7 +18777,6 @@
         </w:rPr>
         <w:t xml:space="preserve">        </w:t>
       </w:r>
-      <w:proofErr w:type="spellStart"/>
       <w:r>
         <w:rPr>
           <w:rFonts w:ascii="Consolas" w:hAnsi="Consolas" w:cs="Cascadia Mono"/>
@@ -22367,7 +18788,6 @@
         </w:rPr>
         <w:t>var</w:t>
       </w:r>
-      <w:proofErr w:type="spellEnd"/>
       <w:r>
         <w:rPr>
           <w:rFonts w:ascii="Consolas" w:hAnsi="Consolas" w:cs="Cascadia Mono"/>
@@ -22379,7 +18799,6 @@
         </w:rPr>
         <w:t xml:space="preserve"> result = </w:t>
       </w:r>
-      <w:proofErr w:type="spellStart"/>
       <w:r>
         <w:rPr>
           <w:rFonts w:ascii="Consolas" w:hAnsi="Consolas" w:cs="Cascadia Mono"/>
@@ -22400,19 +18819,7 @@
           <w:highlight w:val="white"/>
           <w:lang w:val="en-US"/>
         </w:rPr>
-        <w:t>.DotProduct</w:t>
-      </w:r>
-      <w:proofErr w:type="spellEnd"/>
-      <w:r>
-        <w:rPr>
-          <w:rFonts w:ascii="Consolas" w:hAnsi="Consolas" w:cs="Cascadia Mono"/>
-          <w:color w:val="000000"/>
-          <w:sz w:val="18"/>
-          <w:szCs w:val="19"/>
-          <w:highlight w:val="white"/>
-          <w:lang w:val="en-US"/>
-        </w:rPr>
-        <w:t>(v1, v2);</w:t>
+        <w:t>.DotProduct(v1, v2);</w:t>
       </w:r>
     </w:p>
     <w:p>
@@ -22461,7 +18868,6 @@
         </w:rPr>
         <w:t xml:space="preserve">        </w:t>
       </w:r>
-      <w:proofErr w:type="spellStart"/>
       <w:r>
         <w:rPr>
           <w:rFonts w:ascii="Consolas" w:hAnsi="Consolas" w:cs="Cascadia Mono"/>
@@ -22482,22 +18888,8 @@
           <w:highlight w:val="white"/>
           <w:lang w:val="en-US"/>
         </w:rPr>
-        <w:t>.That</w:t>
-      </w:r>
-      <w:proofErr w:type="spellEnd"/>
-      <w:r>
-        <w:rPr>
-          <w:rFonts w:ascii="Consolas" w:hAnsi="Consolas" w:cs="Cascadia Mono"/>
-          <w:color w:val="000000"/>
-          <w:sz w:val="18"/>
-          <w:szCs w:val="19"/>
-          <w:highlight w:val="white"/>
-          <w:lang w:val="en-US"/>
-        </w:rPr>
-        <w:t xml:space="preserve">(result, </w:t>
-      </w:r>
-      <w:proofErr w:type="spellStart"/>
-      <w:proofErr w:type="gramStart"/>
+        <w:t xml:space="preserve">.That(result, </w:t>
+      </w:r>
       <w:r>
         <w:rPr>
           <w:rFonts w:ascii="Consolas" w:hAnsi="Consolas" w:cs="Cascadia Mono"/>
@@ -22518,20 +18910,7 @@
           <w:highlight w:val="white"/>
           <w:lang w:val="en-US"/>
         </w:rPr>
-        <w:t>.EqualTo</w:t>
-      </w:r>
-      <w:proofErr w:type="spellEnd"/>
-      <w:proofErr w:type="gramEnd"/>
-      <w:r>
-        <w:rPr>
-          <w:rFonts w:ascii="Consolas" w:hAnsi="Consolas" w:cs="Cascadia Mono"/>
-          <w:color w:val="000000"/>
-          <w:sz w:val="18"/>
-          <w:szCs w:val="19"/>
-          <w:highlight w:val="white"/>
-          <w:lang w:val="en-US"/>
-        </w:rPr>
-        <w:t>(0));</w:t>
+        <w:t>.EqualTo(0));</w:t>
       </w:r>
     </w:p>
     <w:p>
@@ -22713,55 +19092,7 @@
           <w:highlight w:val="white"/>
           <w:lang w:val="en-US"/>
         </w:rPr>
-        <w:t xml:space="preserve"> </w:t>
-      </w:r>
-      <w:proofErr w:type="spellStart"/>
-      <w:r>
-        <w:rPr>
-          <w:rFonts w:ascii="Consolas" w:hAnsi="Consolas" w:cs="Cascadia Mono"/>
-          <w:color w:val="000000"/>
-          <w:sz w:val="18"/>
-          <w:szCs w:val="19"/>
-          <w:highlight w:val="white"/>
-          <w:lang w:val="en-US"/>
-        </w:rPr>
-        <w:t>CrossProduct_StandardBasisVectors_</w:t>
-      </w:r>
-      <w:proofErr w:type="gramStart"/>
-      <w:r>
-        <w:rPr>
-          <w:rFonts w:ascii="Consolas" w:hAnsi="Consolas" w:cs="Cascadia Mono"/>
-          <w:color w:val="000000"/>
-          <w:sz w:val="18"/>
-          <w:szCs w:val="19"/>
-          <w:highlight w:val="white"/>
-          <w:lang w:val="en-US"/>
-        </w:rPr>
-        <w:t>ReturnsThirdBasisVector</w:t>
-      </w:r>
-      <w:proofErr w:type="spellEnd"/>
-      <w:r>
-        <w:rPr>
-          <w:rFonts w:ascii="Consolas" w:hAnsi="Consolas" w:cs="Cascadia Mono"/>
-          <w:color w:val="000000"/>
-          <w:sz w:val="18"/>
-          <w:szCs w:val="19"/>
-          <w:highlight w:val="white"/>
-          <w:lang w:val="en-US"/>
-        </w:rPr>
-        <w:t>(</w:t>
-      </w:r>
-      <w:proofErr w:type="gramEnd"/>
-      <w:r>
-        <w:rPr>
-          <w:rFonts w:ascii="Consolas" w:hAnsi="Consolas" w:cs="Cascadia Mono"/>
-          <w:color w:val="000000"/>
-          <w:sz w:val="18"/>
-          <w:szCs w:val="19"/>
-          <w:highlight w:val="white"/>
-          <w:lang w:val="en-US"/>
-        </w:rPr>
-        <w:t>)</w:t>
+        <w:t xml:space="preserve"> CrossProduct_StandardBasisVectors_ReturnsThirdBasisVector()</w:t>
       </w:r>
     </w:p>
     <w:p>
@@ -22821,7 +19152,6 @@
         </w:rPr>
         <w:t xml:space="preserve">        </w:t>
       </w:r>
-      <w:proofErr w:type="spellStart"/>
       <w:r>
         <w:rPr>
           <w:rFonts w:ascii="Consolas" w:hAnsi="Consolas" w:cs="Cascadia Mono"/>
@@ -22833,7 +19163,6 @@
         </w:rPr>
         <w:t>var</w:t>
       </w:r>
-      <w:proofErr w:type="spellEnd"/>
       <w:r>
         <w:rPr>
           <w:rFonts w:ascii="Consolas" w:hAnsi="Consolas" w:cs="Cascadia Mono"/>
@@ -22867,7 +19196,6 @@
         </w:rPr>
         <w:t xml:space="preserve"> </w:t>
       </w:r>
-      <w:proofErr w:type="gramStart"/>
       <w:r>
         <w:rPr>
           <w:rFonts w:ascii="Consolas" w:hAnsi="Consolas" w:cs="Cascadia Mono"/>
@@ -22888,19 +19216,7 @@
           <w:highlight w:val="white"/>
           <w:lang w:val="en-US"/>
         </w:rPr>
-        <w:t>(</w:t>
-      </w:r>
-      <w:proofErr w:type="gramEnd"/>
-      <w:r>
-        <w:rPr>
-          <w:rFonts w:ascii="Consolas" w:hAnsi="Consolas" w:cs="Cascadia Mono"/>
-          <w:color w:val="000000"/>
-          <w:sz w:val="18"/>
-          <w:szCs w:val="19"/>
-          <w:highlight w:val="white"/>
-          <w:lang w:val="en-US"/>
-        </w:rPr>
-        <w:t>1, 0, 0);</w:t>
+        <w:t>(1, 0, 0);</w:t>
       </w:r>
     </w:p>
     <w:p>
@@ -22931,7 +19247,6 @@
         </w:rPr>
         <w:t xml:space="preserve">        </w:t>
       </w:r>
-      <w:proofErr w:type="spellStart"/>
       <w:r>
         <w:rPr>
           <w:rFonts w:ascii="Consolas" w:hAnsi="Consolas" w:cs="Cascadia Mono"/>
@@ -22943,7 +19258,6 @@
         </w:rPr>
         <w:t>var</w:t>
       </w:r>
-      <w:proofErr w:type="spellEnd"/>
       <w:r>
         <w:rPr>
           <w:rFonts w:ascii="Consolas" w:hAnsi="Consolas" w:cs="Cascadia Mono"/>
@@ -22977,7 +19291,6 @@
         </w:rPr>
         <w:t xml:space="preserve"> </w:t>
       </w:r>
-      <w:proofErr w:type="gramStart"/>
       <w:r>
         <w:rPr>
           <w:rFonts w:ascii="Consolas" w:hAnsi="Consolas" w:cs="Cascadia Mono"/>
@@ -22998,19 +19311,7 @@
           <w:highlight w:val="white"/>
           <w:lang w:val="en-US"/>
         </w:rPr>
-        <w:t>(</w:t>
-      </w:r>
-      <w:proofErr w:type="gramEnd"/>
-      <w:r>
-        <w:rPr>
-          <w:rFonts w:ascii="Consolas" w:hAnsi="Consolas" w:cs="Cascadia Mono"/>
-          <w:color w:val="000000"/>
-          <w:sz w:val="18"/>
-          <w:szCs w:val="19"/>
-          <w:highlight w:val="white"/>
-          <w:lang w:val="en-US"/>
-        </w:rPr>
-        <w:t>0, 1, 0);</w:t>
+        <w:t>(0, 1, 0);</w:t>
       </w:r>
     </w:p>
     <w:p>
@@ -23059,7 +19360,6 @@
         </w:rPr>
         <w:t xml:space="preserve">        </w:t>
       </w:r>
-      <w:proofErr w:type="spellStart"/>
       <w:r>
         <w:rPr>
           <w:rFonts w:ascii="Consolas" w:hAnsi="Consolas" w:cs="Cascadia Mono"/>
@@ -23071,7 +19371,6 @@
         </w:rPr>
         <w:t>var</w:t>
       </w:r>
-      <w:proofErr w:type="spellEnd"/>
       <w:r>
         <w:rPr>
           <w:rFonts w:ascii="Consolas" w:hAnsi="Consolas" w:cs="Cascadia Mono"/>
@@ -23083,7 +19382,6 @@
         </w:rPr>
         <w:t xml:space="preserve"> result = </w:t>
       </w:r>
-      <w:proofErr w:type="spellStart"/>
       <w:r>
         <w:rPr>
           <w:rFonts w:ascii="Consolas" w:hAnsi="Consolas" w:cs="Cascadia Mono"/>
@@ -23104,19 +19402,7 @@
           <w:highlight w:val="white"/>
           <w:lang w:val="en-US"/>
         </w:rPr>
-        <w:t>.CrossProduct</w:t>
-      </w:r>
-      <w:proofErr w:type="spellEnd"/>
-      <w:r>
-        <w:rPr>
-          <w:rFonts w:ascii="Consolas" w:hAnsi="Consolas" w:cs="Cascadia Mono"/>
-          <w:color w:val="000000"/>
-          <w:sz w:val="18"/>
-          <w:szCs w:val="19"/>
-          <w:highlight w:val="white"/>
-          <w:lang w:val="en-US"/>
-        </w:rPr>
-        <w:t>(v1, v2);</w:t>
+        <w:t>.CrossProduct(v1, v2);</w:t>
       </w:r>
     </w:p>
     <w:p>
@@ -23165,7 +19451,6 @@
         </w:rPr>
         <w:t xml:space="preserve">        </w:t>
       </w:r>
-      <w:proofErr w:type="spellStart"/>
       <w:r>
         <w:rPr>
           <w:rFonts w:ascii="Consolas" w:hAnsi="Consolas" w:cs="Cascadia Mono"/>
@@ -23186,22 +19471,8 @@
           <w:highlight w:val="white"/>
           <w:lang w:val="en-US"/>
         </w:rPr>
-        <w:t>.That</w:t>
-      </w:r>
-      <w:proofErr w:type="spellEnd"/>
-      <w:r>
-        <w:rPr>
-          <w:rFonts w:ascii="Consolas" w:hAnsi="Consolas" w:cs="Cascadia Mono"/>
-          <w:color w:val="000000"/>
-          <w:sz w:val="18"/>
-          <w:szCs w:val="19"/>
-          <w:highlight w:val="white"/>
-          <w:lang w:val="en-US"/>
-        </w:rPr>
-        <w:t xml:space="preserve">(result, </w:t>
-      </w:r>
-      <w:proofErr w:type="spellStart"/>
-      <w:proofErr w:type="gramStart"/>
+        <w:t xml:space="preserve">.That(result, </w:t>
+      </w:r>
       <w:r>
         <w:rPr>
           <w:rFonts w:ascii="Consolas" w:hAnsi="Consolas" w:cs="Cascadia Mono"/>
@@ -23222,20 +19493,7 @@
           <w:highlight w:val="white"/>
           <w:lang w:val="en-US"/>
         </w:rPr>
-        <w:t>.EqualTo</w:t>
-      </w:r>
-      <w:proofErr w:type="spellEnd"/>
-      <w:proofErr w:type="gramEnd"/>
-      <w:r>
-        <w:rPr>
-          <w:rFonts w:ascii="Consolas" w:hAnsi="Consolas" w:cs="Cascadia Mono"/>
-          <w:color w:val="000000"/>
-          <w:sz w:val="18"/>
-          <w:szCs w:val="19"/>
-          <w:highlight w:val="white"/>
-          <w:lang w:val="en-US"/>
-        </w:rPr>
-        <w:t>(</w:t>
+        <w:t>.EqualTo(</w:t>
       </w:r>
       <w:r>
         <w:rPr>
@@ -23450,55 +19708,7 @@
           <w:highlight w:val="white"/>
           <w:lang w:val="en-US"/>
         </w:rPr>
-        <w:t xml:space="preserve"> </w:t>
-      </w:r>
-      <w:proofErr w:type="spellStart"/>
-      <w:r>
-        <w:rPr>
-          <w:rFonts w:ascii="Consolas" w:hAnsi="Consolas" w:cs="Cascadia Mono"/>
-          <w:color w:val="000000"/>
-          <w:sz w:val="18"/>
-          <w:szCs w:val="19"/>
-          <w:highlight w:val="white"/>
-          <w:lang w:val="en-US"/>
-        </w:rPr>
-        <w:t>AngleBetween_ParallelVectors_</w:t>
-      </w:r>
-      <w:proofErr w:type="gramStart"/>
-      <w:r>
-        <w:rPr>
-          <w:rFonts w:ascii="Consolas" w:hAnsi="Consolas" w:cs="Cascadia Mono"/>
-          <w:color w:val="000000"/>
-          <w:sz w:val="18"/>
-          <w:szCs w:val="19"/>
-          <w:highlight w:val="white"/>
-          <w:lang w:val="en-US"/>
-        </w:rPr>
-        <w:t>ReturnsZero</w:t>
-      </w:r>
-      <w:proofErr w:type="spellEnd"/>
-      <w:r>
-        <w:rPr>
-          <w:rFonts w:ascii="Consolas" w:hAnsi="Consolas" w:cs="Cascadia Mono"/>
-          <w:color w:val="000000"/>
-          <w:sz w:val="18"/>
-          <w:szCs w:val="19"/>
-          <w:highlight w:val="white"/>
-          <w:lang w:val="en-US"/>
-        </w:rPr>
-        <w:t>(</w:t>
-      </w:r>
-      <w:proofErr w:type="gramEnd"/>
-      <w:r>
-        <w:rPr>
-          <w:rFonts w:ascii="Consolas" w:hAnsi="Consolas" w:cs="Cascadia Mono"/>
-          <w:color w:val="000000"/>
-          <w:sz w:val="18"/>
-          <w:szCs w:val="19"/>
-          <w:highlight w:val="white"/>
-          <w:lang w:val="en-US"/>
-        </w:rPr>
-        <w:t>)</w:t>
+        <w:t xml:space="preserve"> AngleBetween_ParallelVectors_ReturnsZero()</w:t>
       </w:r>
     </w:p>
     <w:p>
@@ -23558,7 +19768,6 @@
         </w:rPr>
         <w:t xml:space="preserve">        </w:t>
       </w:r>
-      <w:proofErr w:type="spellStart"/>
       <w:r>
         <w:rPr>
           <w:rFonts w:ascii="Consolas" w:hAnsi="Consolas" w:cs="Cascadia Mono"/>
@@ -23570,7 +19779,6 @@
         </w:rPr>
         <w:t>var</w:t>
       </w:r>
-      <w:proofErr w:type="spellEnd"/>
       <w:r>
         <w:rPr>
           <w:rFonts w:ascii="Consolas" w:hAnsi="Consolas" w:cs="Cascadia Mono"/>
@@ -23604,7 +19812,6 @@
         </w:rPr>
         <w:t xml:space="preserve"> </w:t>
       </w:r>
-      <w:proofErr w:type="gramStart"/>
       <w:r>
         <w:rPr>
           <w:rFonts w:ascii="Consolas" w:hAnsi="Consolas" w:cs="Cascadia Mono"/>
@@ -23625,19 +19832,7 @@
           <w:highlight w:val="white"/>
           <w:lang w:val="en-US"/>
         </w:rPr>
-        <w:t>(</w:t>
-      </w:r>
-      <w:proofErr w:type="gramEnd"/>
-      <w:r>
-        <w:rPr>
-          <w:rFonts w:ascii="Consolas" w:hAnsi="Consolas" w:cs="Cascadia Mono"/>
-          <w:color w:val="000000"/>
-          <w:sz w:val="18"/>
-          <w:szCs w:val="19"/>
-          <w:highlight w:val="white"/>
-          <w:lang w:val="en-US"/>
-        </w:rPr>
-        <w:t>1, 0, 0);</w:t>
+        <w:t>(1, 0, 0);</w:t>
       </w:r>
     </w:p>
     <w:p>
@@ -23668,7 +19863,6 @@
         </w:rPr>
         <w:t xml:space="preserve">        </w:t>
       </w:r>
-      <w:proofErr w:type="spellStart"/>
       <w:r>
         <w:rPr>
           <w:rFonts w:ascii="Consolas" w:hAnsi="Consolas" w:cs="Cascadia Mono"/>
@@ -23680,7 +19874,6 @@
         </w:rPr>
         <w:t>var</w:t>
       </w:r>
-      <w:proofErr w:type="spellEnd"/>
       <w:r>
         <w:rPr>
           <w:rFonts w:ascii="Consolas" w:hAnsi="Consolas" w:cs="Cascadia Mono"/>
@@ -23714,7 +19907,6 @@
         </w:rPr>
         <w:t xml:space="preserve"> </w:t>
       </w:r>
-      <w:proofErr w:type="gramStart"/>
       <w:r>
         <w:rPr>
           <w:rFonts w:ascii="Consolas" w:hAnsi="Consolas" w:cs="Cascadia Mono"/>
@@ -23735,19 +19927,7 @@
           <w:highlight w:val="white"/>
           <w:lang w:val="en-US"/>
         </w:rPr>
-        <w:t>(</w:t>
-      </w:r>
-      <w:proofErr w:type="gramEnd"/>
-      <w:r>
-        <w:rPr>
-          <w:rFonts w:ascii="Consolas" w:hAnsi="Consolas" w:cs="Cascadia Mono"/>
-          <w:color w:val="000000"/>
-          <w:sz w:val="18"/>
-          <w:szCs w:val="19"/>
-          <w:highlight w:val="white"/>
-          <w:lang w:val="en-US"/>
-        </w:rPr>
-        <w:t>2, 0, 0);</w:t>
+        <w:t>(2, 0, 0);</w:t>
       </w:r>
     </w:p>
     <w:p>
@@ -23796,7 +19976,6 @@
         </w:rPr>
         <w:t xml:space="preserve">        </w:t>
       </w:r>
-      <w:proofErr w:type="spellStart"/>
       <w:r>
         <w:rPr>
           <w:rFonts w:ascii="Consolas" w:hAnsi="Consolas" w:cs="Cascadia Mono"/>
@@ -23808,7 +19987,6 @@
         </w:rPr>
         <w:t>var</w:t>
       </w:r>
-      <w:proofErr w:type="spellEnd"/>
       <w:r>
         <w:rPr>
           <w:rFonts w:ascii="Consolas" w:hAnsi="Consolas" w:cs="Cascadia Mono"/>
@@ -23820,7 +19998,6 @@
         </w:rPr>
         <w:t xml:space="preserve"> angle = </w:t>
       </w:r>
-      <w:proofErr w:type="spellStart"/>
       <w:r>
         <w:rPr>
           <w:rFonts w:ascii="Consolas" w:hAnsi="Consolas" w:cs="Cascadia Mono"/>
@@ -23841,19 +20018,7 @@
           <w:highlight w:val="white"/>
           <w:lang w:val="en-US"/>
         </w:rPr>
-        <w:t>.AngleBetween</w:t>
-      </w:r>
-      <w:proofErr w:type="spellEnd"/>
-      <w:r>
-        <w:rPr>
-          <w:rFonts w:ascii="Consolas" w:hAnsi="Consolas" w:cs="Cascadia Mono"/>
-          <w:color w:val="000000"/>
-          <w:sz w:val="18"/>
-          <w:szCs w:val="19"/>
-          <w:highlight w:val="white"/>
-          <w:lang w:val="en-US"/>
-        </w:rPr>
-        <w:t>(v1, v2);</w:t>
+        <w:t>.AngleBetween(v1, v2);</w:t>
       </w:r>
     </w:p>
     <w:p>
@@ -23902,7 +20067,6 @@
         </w:rPr>
         <w:t xml:space="preserve">        </w:t>
       </w:r>
-      <w:proofErr w:type="spellStart"/>
       <w:r>
         <w:rPr>
           <w:rFonts w:ascii="Consolas" w:hAnsi="Consolas" w:cs="Cascadia Mono"/>
@@ -23923,22 +20087,8 @@
           <w:highlight w:val="white"/>
           <w:lang w:val="en-US"/>
         </w:rPr>
-        <w:t>.That</w:t>
-      </w:r>
-      <w:proofErr w:type="spellEnd"/>
-      <w:r>
-        <w:rPr>
-          <w:rFonts w:ascii="Consolas" w:hAnsi="Consolas" w:cs="Cascadia Mono"/>
-          <w:color w:val="000000"/>
-          <w:sz w:val="18"/>
-          <w:szCs w:val="19"/>
-          <w:highlight w:val="white"/>
-          <w:lang w:val="en-US"/>
-        </w:rPr>
-        <w:t xml:space="preserve">(angle, </w:t>
-      </w:r>
-      <w:proofErr w:type="spellStart"/>
-      <w:proofErr w:type="gramStart"/>
+        <w:t xml:space="preserve">.That(angle, </w:t>
+      </w:r>
       <w:r>
         <w:rPr>
           <w:rFonts w:ascii="Consolas" w:hAnsi="Consolas" w:cs="Cascadia Mono"/>
@@ -23959,20 +20109,7 @@
           <w:highlight w:val="white"/>
           <w:lang w:val="en-US"/>
         </w:rPr>
-        <w:t>.EqualTo</w:t>
-      </w:r>
-      <w:proofErr w:type="spellEnd"/>
-      <w:proofErr w:type="gramEnd"/>
-      <w:r>
-        <w:rPr>
-          <w:rFonts w:ascii="Consolas" w:hAnsi="Consolas" w:cs="Cascadia Mono"/>
-          <w:color w:val="000000"/>
-          <w:sz w:val="18"/>
-          <w:szCs w:val="19"/>
-          <w:highlight w:val="white"/>
-          <w:lang w:val="en-US"/>
-        </w:rPr>
-        <w:t>(0).Within(1e-10));</w:t>
+        <w:t>.EqualTo(0).Within(1e-10));</w:t>
       </w:r>
     </w:p>
     <w:p>
@@ -24143,55 +20280,7 @@
           <w:highlight w:val="white"/>
           <w:lang w:val="en-US"/>
         </w:rPr>
-        <w:t xml:space="preserve"> </w:t>
-      </w:r>
-      <w:proofErr w:type="spellStart"/>
-      <w:r>
-        <w:rPr>
-          <w:rFonts w:ascii="Consolas" w:hAnsi="Consolas" w:cs="Cascadia Mono"/>
-          <w:color w:val="000000"/>
-          <w:sz w:val="18"/>
-          <w:szCs w:val="19"/>
-          <w:highlight w:val="white"/>
-          <w:lang w:val="en-US"/>
-        </w:rPr>
-        <w:t>AreCollinear_ParallelVectors_</w:t>
-      </w:r>
-      <w:proofErr w:type="gramStart"/>
-      <w:r>
-        <w:rPr>
-          <w:rFonts w:ascii="Consolas" w:hAnsi="Consolas" w:cs="Cascadia Mono"/>
-          <w:color w:val="000000"/>
-          <w:sz w:val="18"/>
-          <w:szCs w:val="19"/>
-          <w:highlight w:val="white"/>
-          <w:lang w:val="en-US"/>
-        </w:rPr>
-        <w:t>ReturnsTrue</w:t>
-      </w:r>
-      <w:proofErr w:type="spellEnd"/>
-      <w:r>
-        <w:rPr>
-          <w:rFonts w:ascii="Consolas" w:hAnsi="Consolas" w:cs="Cascadia Mono"/>
-          <w:color w:val="000000"/>
-          <w:sz w:val="18"/>
-          <w:szCs w:val="19"/>
-          <w:highlight w:val="white"/>
-          <w:lang w:val="en-US"/>
-        </w:rPr>
-        <w:t>(</w:t>
-      </w:r>
-      <w:proofErr w:type="gramEnd"/>
-      <w:r>
-        <w:rPr>
-          <w:rFonts w:ascii="Consolas" w:hAnsi="Consolas" w:cs="Cascadia Mono"/>
-          <w:color w:val="000000"/>
-          <w:sz w:val="18"/>
-          <w:szCs w:val="19"/>
-          <w:highlight w:val="white"/>
-          <w:lang w:val="en-US"/>
-        </w:rPr>
-        <w:t>)</w:t>
+        <w:t xml:space="preserve"> AreCollinear_ParallelVectors_ReturnsTrue()</w:t>
       </w:r>
     </w:p>
     <w:p>
@@ -24251,7 +20340,6 @@
         </w:rPr>
         <w:t xml:space="preserve">        </w:t>
       </w:r>
-      <w:proofErr w:type="spellStart"/>
       <w:r>
         <w:rPr>
           <w:rFonts w:ascii="Consolas" w:hAnsi="Consolas" w:cs="Cascadia Mono"/>
@@ -24263,7 +20351,6 @@
         </w:rPr>
         <w:t>var</w:t>
       </w:r>
-      <w:proofErr w:type="spellEnd"/>
       <w:r>
         <w:rPr>
           <w:rFonts w:ascii="Consolas" w:hAnsi="Consolas" w:cs="Cascadia Mono"/>
@@ -24297,7 +20384,6 @@
         </w:rPr>
         <w:t xml:space="preserve"> </w:t>
       </w:r>
-      <w:proofErr w:type="gramStart"/>
       <w:r>
         <w:rPr>
           <w:rFonts w:ascii="Consolas" w:hAnsi="Consolas" w:cs="Cascadia Mono"/>
@@ -24318,19 +20404,7 @@
           <w:highlight w:val="white"/>
           <w:lang w:val="en-US"/>
         </w:rPr>
-        <w:t>(</w:t>
-      </w:r>
-      <w:proofErr w:type="gramEnd"/>
-      <w:r>
-        <w:rPr>
-          <w:rFonts w:ascii="Consolas" w:hAnsi="Consolas" w:cs="Cascadia Mono"/>
-          <w:color w:val="000000"/>
-          <w:sz w:val="18"/>
-          <w:szCs w:val="19"/>
-          <w:highlight w:val="white"/>
-          <w:lang w:val="en-US"/>
-        </w:rPr>
-        <w:t>1, 2, 3);</w:t>
+        <w:t>(1, 2, 3);</w:t>
       </w:r>
     </w:p>
     <w:p>
@@ -24361,7 +20435,6 @@
         </w:rPr>
         <w:t xml:space="preserve">        </w:t>
       </w:r>
-      <w:proofErr w:type="spellStart"/>
       <w:r>
         <w:rPr>
           <w:rFonts w:ascii="Consolas" w:hAnsi="Consolas" w:cs="Cascadia Mono"/>
@@ -24373,7 +20446,6 @@
         </w:rPr>
         <w:t>var</w:t>
       </w:r>
-      <w:proofErr w:type="spellEnd"/>
       <w:r>
         <w:rPr>
           <w:rFonts w:ascii="Consolas" w:hAnsi="Consolas" w:cs="Cascadia Mono"/>
@@ -24407,7 +20479,6 @@
         </w:rPr>
         <w:t xml:space="preserve"> </w:t>
       </w:r>
-      <w:proofErr w:type="gramStart"/>
       <w:r>
         <w:rPr>
           <w:rFonts w:ascii="Consolas" w:hAnsi="Consolas" w:cs="Cascadia Mono"/>
@@ -24428,19 +20499,7 @@
           <w:highlight w:val="white"/>
           <w:lang w:val="en-US"/>
         </w:rPr>
-        <w:t>(</w:t>
-      </w:r>
-      <w:proofErr w:type="gramEnd"/>
-      <w:r>
-        <w:rPr>
-          <w:rFonts w:ascii="Consolas" w:hAnsi="Consolas" w:cs="Cascadia Mono"/>
-          <w:color w:val="000000"/>
-          <w:sz w:val="18"/>
-          <w:szCs w:val="19"/>
-          <w:highlight w:val="white"/>
-          <w:lang w:val="en-US"/>
-        </w:rPr>
-        <w:t>2, 4, 6);</w:t>
+        <w:t>(2, 4, 6);</w:t>
       </w:r>
     </w:p>
     <w:p>
@@ -24489,7 +20548,6 @@
         </w:rPr>
         <w:t xml:space="preserve">        </w:t>
       </w:r>
-      <w:proofErr w:type="spellStart"/>
       <w:r>
         <w:rPr>
           <w:rFonts w:ascii="Consolas" w:hAnsi="Consolas" w:cs="Cascadia Mono"/>
@@ -24510,21 +20568,8 @@
           <w:highlight w:val="white"/>
           <w:lang w:val="en-US"/>
         </w:rPr>
-        <w:t>.That</w:t>
-      </w:r>
-      <w:proofErr w:type="spellEnd"/>
-      <w:r>
-        <w:rPr>
-          <w:rFonts w:ascii="Consolas" w:hAnsi="Consolas" w:cs="Cascadia Mono"/>
-          <w:color w:val="000000"/>
-          <w:sz w:val="18"/>
-          <w:szCs w:val="19"/>
-          <w:highlight w:val="white"/>
-          <w:lang w:val="en-US"/>
-        </w:rPr>
-        <w:t>(</w:t>
-      </w:r>
-      <w:proofErr w:type="spellStart"/>
+        <w:t>.That(</w:t>
+      </w:r>
       <w:r>
         <w:rPr>
           <w:rFonts w:ascii="Consolas" w:hAnsi="Consolas" w:cs="Cascadia Mono"/>
@@ -24545,22 +20590,8 @@
           <w:highlight w:val="white"/>
           <w:lang w:val="en-US"/>
         </w:rPr>
-        <w:t>.AreCollinear</w:t>
-      </w:r>
-      <w:proofErr w:type="spellEnd"/>
-      <w:r>
-        <w:rPr>
-          <w:rFonts w:ascii="Consolas" w:hAnsi="Consolas" w:cs="Cascadia Mono"/>
-          <w:color w:val="000000"/>
-          <w:sz w:val="18"/>
-          <w:szCs w:val="19"/>
-          <w:highlight w:val="white"/>
-          <w:lang w:val="en-US"/>
-        </w:rPr>
-        <w:t xml:space="preserve">(v1, v2), </w:t>
-      </w:r>
-      <w:proofErr w:type="spellStart"/>
-      <w:proofErr w:type="gramStart"/>
+        <w:t xml:space="preserve">.AreCollinear(v1, v2), </w:t>
+      </w:r>
       <w:r>
         <w:rPr>
           <w:rFonts w:ascii="Consolas" w:hAnsi="Consolas" w:cs="Cascadia Mono"/>
@@ -24581,20 +20612,7 @@
           <w:highlight w:val="white"/>
           <w:lang w:val="en-US"/>
         </w:rPr>
-        <w:t>.True</w:t>
-      </w:r>
-      <w:proofErr w:type="spellEnd"/>
-      <w:proofErr w:type="gramEnd"/>
-      <w:r>
-        <w:rPr>
-          <w:rFonts w:ascii="Consolas" w:hAnsi="Consolas" w:cs="Cascadia Mono"/>
-          <w:color w:val="000000"/>
-          <w:sz w:val="18"/>
-          <w:szCs w:val="19"/>
-          <w:highlight w:val="white"/>
-          <w:lang w:val="en-US"/>
-        </w:rPr>
-        <w:t>);</w:t>
+        <w:t>.True);</w:t>
       </w:r>
     </w:p>
     <w:p>
@@ -24709,43 +20727,7 @@
           <w:sz w:val="22"/>
           <w:szCs w:val="22"/>
         </w:rPr>
-        <w:t xml:space="preserve">Откройте </w:t>
-      </w:r>
-      <w:proofErr w:type="spellStart"/>
-      <w:r>
-        <w:rPr>
-          <w:bCs/>
-          <w:sz w:val="22"/>
-          <w:szCs w:val="22"/>
-        </w:rPr>
-        <w:t>Test</w:t>
-      </w:r>
-      <w:proofErr w:type="spellEnd"/>
-      <w:r>
-        <w:rPr>
-          <w:bCs/>
-          <w:sz w:val="22"/>
-          <w:szCs w:val="22"/>
-        </w:rPr>
-        <w:t xml:space="preserve"> </w:t>
-      </w:r>
-      <w:proofErr w:type="spellStart"/>
-      <w:r>
-        <w:rPr>
-          <w:bCs/>
-          <w:sz w:val="22"/>
-          <w:szCs w:val="22"/>
-        </w:rPr>
-        <w:t>Explorer</w:t>
-      </w:r>
-      <w:proofErr w:type="spellEnd"/>
-      <w:r>
-        <w:rPr>
-          <w:bCs/>
-          <w:sz w:val="22"/>
-          <w:szCs w:val="22"/>
-        </w:rPr>
-        <w:t xml:space="preserve"> (Тест → Обозреватель тестов)</w:t>
+        <w:t>Откройте Test Explorer (Тест → Обозреватель тестов)</w:t>
       </w:r>
     </w:p>
     <w:p>
@@ -25206,55 +21188,7 @@
           <w:sz w:val="22"/>
           <w:szCs w:val="22"/>
         </w:rPr>
-        <w:t xml:space="preserve"> MS </w:t>
-      </w:r>
-      <w:proofErr w:type="spellStart"/>
-      <w:r>
-        <w:rPr>
-          <w:sz w:val="22"/>
-          <w:szCs w:val="22"/>
-        </w:rPr>
-        <w:t>Visual</w:t>
-      </w:r>
-      <w:proofErr w:type="spellEnd"/>
-      <w:r>
-        <w:rPr>
-          <w:sz w:val="22"/>
-          <w:szCs w:val="22"/>
-        </w:rPr>
-        <w:t xml:space="preserve"> </w:t>
-      </w:r>
-      <w:proofErr w:type="spellStart"/>
-      <w:r>
-        <w:rPr>
-          <w:sz w:val="22"/>
-          <w:szCs w:val="22"/>
-        </w:rPr>
-        <w:t>Studio</w:t>
-      </w:r>
-      <w:proofErr w:type="spellEnd"/>
-      <w:r>
-        <w:rPr>
-          <w:sz w:val="22"/>
-          <w:szCs w:val="22"/>
-        </w:rPr>
-        <w:t xml:space="preserve"> </w:t>
-      </w:r>
-      <w:proofErr w:type="spellStart"/>
-      <w:r>
-        <w:rPr>
-          <w:sz w:val="22"/>
-          <w:szCs w:val="22"/>
-        </w:rPr>
-        <w:t>Community</w:t>
-      </w:r>
-      <w:proofErr w:type="spellEnd"/>
-      <w:r>
-        <w:rPr>
-          <w:sz w:val="22"/>
-          <w:szCs w:val="22"/>
-        </w:rPr>
-        <w:t xml:space="preserve"> 20</w:t>
+        <w:t xml:space="preserve"> MS Visual Studio Community 20</w:t>
       </w:r>
       <w:r>
         <w:rPr>
@@ -25307,7 +21241,6 @@
           <w:szCs w:val="22"/>
         </w:rPr>
       </w:pPr>
-      <w:proofErr w:type="spellStart"/>
       <w:r>
         <w:rPr>
           <w:sz w:val="22"/>
@@ -25315,29 +21248,12 @@
         </w:rPr>
         <w:t>Open</w:t>
       </w:r>
-      <w:proofErr w:type="spellEnd"/>
-      <w:r>
-        <w:rPr>
-          <w:sz w:val="22"/>
-          <w:szCs w:val="22"/>
-        </w:rPr>
-        <w:t xml:space="preserve"> </w:t>
-      </w:r>
-      <w:proofErr w:type="spellStart"/>
-      <w:r>
-        <w:rPr>
-          <w:sz w:val="22"/>
-          <w:szCs w:val="22"/>
-        </w:rPr>
-        <w:t>Office</w:t>
-      </w:r>
-      <w:proofErr w:type="spellEnd"/>
-      <w:r>
-        <w:rPr>
-          <w:sz w:val="22"/>
-          <w:szCs w:val="22"/>
-        </w:rPr>
-        <w:t xml:space="preserve"> (Свободно распространяемое программное обеспечение).</w:t>
+      <w:r>
+        <w:rPr>
+          <w:sz w:val="22"/>
+          <w:szCs w:val="22"/>
+        </w:rPr>
+        <w:t xml:space="preserve"> Office (Свободно распространяемое программное обеспечение).</w:t>
       </w:r>
     </w:p>
     <w:p>
@@ -25479,101 +21395,12 @@
           <w:szCs w:val="22"/>
         </w:rPr>
       </w:pPr>
-      <w:proofErr w:type="spellStart"/>
-      <w:r>
-        <w:rPr>
-          <w:sz w:val="22"/>
-          <w:szCs w:val="22"/>
-        </w:rPr>
-        <w:t>Биллиг</w:t>
-      </w:r>
-      <w:proofErr w:type="spellEnd"/>
-      <w:r>
-        <w:rPr>
-          <w:sz w:val="22"/>
-          <w:szCs w:val="22"/>
-        </w:rPr>
-        <w:t xml:space="preserve">, В. A. Основы объектного программирования на С# (C# 3.0, </w:t>
-      </w:r>
-      <w:proofErr w:type="spellStart"/>
-      <w:r>
-        <w:rPr>
-          <w:sz w:val="22"/>
-          <w:szCs w:val="22"/>
-        </w:rPr>
-        <w:t>Visual</w:t>
-      </w:r>
-      <w:proofErr w:type="spellEnd"/>
-      <w:r>
-        <w:rPr>
-          <w:sz w:val="22"/>
-          <w:szCs w:val="22"/>
-        </w:rPr>
-        <w:t xml:space="preserve"> </w:t>
-      </w:r>
-      <w:proofErr w:type="spellStart"/>
-      <w:r>
-        <w:rPr>
-          <w:sz w:val="22"/>
-          <w:szCs w:val="22"/>
-        </w:rPr>
-        <w:t>Studio</w:t>
-      </w:r>
-      <w:proofErr w:type="spellEnd"/>
-      <w:r>
-        <w:rPr>
-          <w:sz w:val="22"/>
-          <w:szCs w:val="22"/>
-        </w:rPr>
-        <w:t xml:space="preserve"> 2008) [Электронный ресурс</w:t>
-      </w:r>
-      <w:proofErr w:type="gramStart"/>
-      <w:r>
-        <w:rPr>
-          <w:sz w:val="22"/>
-          <w:szCs w:val="22"/>
-        </w:rPr>
-        <w:t>] :</w:t>
-      </w:r>
-      <w:proofErr w:type="gramEnd"/>
-      <w:r>
-        <w:rPr>
-          <w:sz w:val="22"/>
-          <w:szCs w:val="22"/>
-        </w:rPr>
-        <w:t xml:space="preserve"> учебное пособие / В. A. </w:t>
-      </w:r>
-      <w:proofErr w:type="spellStart"/>
-      <w:r>
-        <w:rPr>
-          <w:sz w:val="22"/>
-          <w:szCs w:val="22"/>
-        </w:rPr>
-        <w:t>Биллиг</w:t>
-      </w:r>
-      <w:proofErr w:type="spellEnd"/>
-      <w:r>
-        <w:rPr>
-          <w:sz w:val="22"/>
-          <w:szCs w:val="22"/>
-        </w:rPr>
-        <w:t xml:space="preserve">. — Электрон. текстовые данные. — Москва, </w:t>
-      </w:r>
-      <w:proofErr w:type="gramStart"/>
-      <w:r>
-        <w:rPr>
-          <w:sz w:val="22"/>
-          <w:szCs w:val="22"/>
-        </w:rPr>
-        <w:t>Саратов :</w:t>
-      </w:r>
-      <w:proofErr w:type="gramEnd"/>
-      <w:r>
-        <w:rPr>
-          <w:sz w:val="22"/>
-          <w:szCs w:val="22"/>
-        </w:rPr>
-        <w:t xml:space="preserve"> Интернет-Университет Информационных Технологий (ИНТУИТ), Вузовское образование, 2017. — 583 c. — 978-5-4487-0145-0. — Режим доступа: http://www.iprbookshop.ru/72339.html</w:t>
+      <w:r>
+        <w:rPr>
+          <w:sz w:val="22"/>
+          <w:szCs w:val="22"/>
+        </w:rPr>
+        <w:t>Биллиг, В. A. Основы объектного программирования на С# (C# 3.0, Visual Studio 2008) [Электронный ресурс] : учебное пособие / В. A. Биллиг. — Электрон. текстовые данные. — Москва, Саратов : Интернет-Университет Информационных Технологий (ИНТУИТ), Вузовское образование, 2017. — 583 c. — 978-5-4487-0145-0. — Режим доступа: http://www.iprbookshop.ru/72339.html</w:t>
       </w:r>
     </w:p>
     <w:p>
@@ -25594,23 +21421,7 @@
           <w:sz w:val="22"/>
           <w:szCs w:val="22"/>
         </w:rPr>
-        <w:t xml:space="preserve">Павловская, Т. А. Программирование на языке высокого уровня C# [Электронный ресурс] / Т. А. Павловская. — 2-е изд. — Электрон. текстовые данные. — </w:t>
-      </w:r>
-      <w:proofErr w:type="gramStart"/>
-      <w:r>
-        <w:rPr>
-          <w:sz w:val="22"/>
-          <w:szCs w:val="22"/>
-        </w:rPr>
-        <w:t>М. :</w:t>
-      </w:r>
-      <w:proofErr w:type="gramEnd"/>
-      <w:r>
-        <w:rPr>
-          <w:sz w:val="22"/>
-          <w:szCs w:val="22"/>
-        </w:rPr>
-        <w:t xml:space="preserve"> Интернет-Университет Информационных Технологий (ИНТУИТ), 2016. — 245 c. — 2227-8397. — Режим доступа: http://www.iprbookshop.ru/73713.html</w:t>
+        <w:t>Павловская, Т. А. Программирование на языке высокого уровня C# [Электронный ресурс] / Т. А. Павловская. — 2-е изд. — Электрон. текстовые данные. — М. : Интернет-Университет Информационных Технологий (ИНТУИТ), 2016. — 245 c. — 2227-8397. — Режим доступа: http://www.iprbookshop.ru/73713.html</w:t>
       </w:r>
     </w:p>
     <w:p>
@@ -25631,39 +21442,7 @@
           <w:sz w:val="22"/>
           <w:szCs w:val="22"/>
         </w:rPr>
-        <w:t>Агапов, В. П. Основы программирования на языке С# [Электронный ресурс</w:t>
-      </w:r>
-      <w:proofErr w:type="gramStart"/>
-      <w:r>
-        <w:rPr>
-          <w:sz w:val="22"/>
-          <w:szCs w:val="22"/>
-        </w:rPr>
-        <w:t>] :</w:t>
-      </w:r>
-      <w:proofErr w:type="gramEnd"/>
-      <w:r>
-        <w:rPr>
-          <w:sz w:val="22"/>
-          <w:szCs w:val="22"/>
-        </w:rPr>
-        <w:t xml:space="preserve"> учебное пособие / В. П. Агапов. — Электрон. текстовые данные. — </w:t>
-      </w:r>
-      <w:proofErr w:type="gramStart"/>
-      <w:r>
-        <w:rPr>
-          <w:sz w:val="22"/>
-          <w:szCs w:val="22"/>
-        </w:rPr>
-        <w:t>М. :</w:t>
-      </w:r>
-      <w:proofErr w:type="gramEnd"/>
-      <w:r>
-        <w:rPr>
-          <w:sz w:val="22"/>
-          <w:szCs w:val="22"/>
-        </w:rPr>
-        <w:t xml:space="preserve"> Московский государственный строительный университет, ЭБС АСВ, 2012. — 128 c. — 978-5-7264-0576-6. — Режим доступа: http://www.iprbookshop.ru/16366.html</w:t>
+        <w:t>Агапов, В. П. Основы программирования на языке С# [Электронный ресурс] : учебное пособие / В. П. Агапов. — Электрон. текстовые данные. — М. : Московский государственный строительный университет, ЭБС АСВ, 2012. — 128 c. — 978-5-7264-0576-6. — Режим доступа: http://www.iprbookshop.ru/16366.html</w:t>
       </w:r>
     </w:p>
     <w:p>
@@ -25684,39 +21463,7 @@
           <w:sz w:val="22"/>
           <w:szCs w:val="22"/>
         </w:rPr>
-        <w:t>Медведев, М. А. Программирование на СИ# [Электронный ресурс</w:t>
-      </w:r>
-      <w:proofErr w:type="gramStart"/>
-      <w:r>
-        <w:rPr>
-          <w:sz w:val="22"/>
-          <w:szCs w:val="22"/>
-        </w:rPr>
-        <w:t>] :</w:t>
-      </w:r>
-      <w:proofErr w:type="gramEnd"/>
-      <w:r>
-        <w:rPr>
-          <w:sz w:val="22"/>
-          <w:szCs w:val="22"/>
-        </w:rPr>
-        <w:t xml:space="preserve"> учебное пособие / М. А. Медведев, А. Н. Медведев ; под ред. А. В. Присяжный. — Электрон. текстовые данные. — </w:t>
-      </w:r>
-      <w:proofErr w:type="gramStart"/>
-      <w:r>
-        <w:rPr>
-          <w:sz w:val="22"/>
-          <w:szCs w:val="22"/>
-        </w:rPr>
-        <w:t>Екатеринбург :</w:t>
-      </w:r>
-      <w:proofErr w:type="gramEnd"/>
-      <w:r>
-        <w:rPr>
-          <w:sz w:val="22"/>
-          <w:szCs w:val="22"/>
-        </w:rPr>
-        <w:t xml:space="preserve"> Уральский федеральный университет, ЭБС АСВ, 2015. — 64 c. — 978-5-7996-1561-1. — Режим доступа: http://www.iprbookshop.ru/69667.html</w:t>
+        <w:t>Медведев, М. А. Программирование на СИ# [Электронный ресурс] : учебное пособие / М. А. Медведев, А. Н. Медведев ; под ред. А. В. Присяжный. — Электрон. текстовые данные. — Екатеринбург : Уральский федеральный университет, ЭБС АСВ, 2015. — 64 c. — 978-5-7996-1561-1. — Режим доступа: http://www.iprbookshop.ru/69667.html</w:t>
       </w:r>
     </w:p>
     <w:p>
@@ -25737,119 +21484,7 @@
           <w:sz w:val="22"/>
           <w:szCs w:val="22"/>
         </w:rPr>
-        <w:t xml:space="preserve">Казанский А.А. Объектно-ориентированное программирование на языке </w:t>
-      </w:r>
-      <w:proofErr w:type="spellStart"/>
-      <w:r>
-        <w:rPr>
-          <w:sz w:val="22"/>
-          <w:szCs w:val="22"/>
-        </w:rPr>
-        <w:t>Microsoft</w:t>
-      </w:r>
-      <w:proofErr w:type="spellEnd"/>
-      <w:r>
-        <w:rPr>
-          <w:sz w:val="22"/>
-          <w:szCs w:val="22"/>
-        </w:rPr>
-        <w:t xml:space="preserve"> </w:t>
-      </w:r>
-      <w:proofErr w:type="spellStart"/>
-      <w:r>
-        <w:rPr>
-          <w:sz w:val="22"/>
-          <w:szCs w:val="22"/>
-        </w:rPr>
-        <w:t>Visual</w:t>
-      </w:r>
-      <w:proofErr w:type="spellEnd"/>
-      <w:r>
-        <w:rPr>
-          <w:sz w:val="22"/>
-          <w:szCs w:val="22"/>
-        </w:rPr>
-        <w:t xml:space="preserve"> С# в среде разработки </w:t>
-      </w:r>
-      <w:proofErr w:type="spellStart"/>
-      <w:r>
-        <w:rPr>
-          <w:sz w:val="22"/>
-          <w:szCs w:val="22"/>
-        </w:rPr>
-        <w:t>Microsoft</w:t>
-      </w:r>
-      <w:proofErr w:type="spellEnd"/>
-      <w:r>
-        <w:rPr>
-          <w:sz w:val="22"/>
-          <w:szCs w:val="22"/>
-        </w:rPr>
-        <w:t xml:space="preserve"> </w:t>
-      </w:r>
-      <w:proofErr w:type="spellStart"/>
-      <w:r>
-        <w:rPr>
-          <w:sz w:val="22"/>
-          <w:szCs w:val="22"/>
-        </w:rPr>
-        <w:t>Visual</w:t>
-      </w:r>
-      <w:proofErr w:type="spellEnd"/>
-      <w:r>
-        <w:rPr>
-          <w:sz w:val="22"/>
-          <w:szCs w:val="22"/>
-        </w:rPr>
-        <w:t xml:space="preserve"> </w:t>
-      </w:r>
-      <w:proofErr w:type="spellStart"/>
-      <w:r>
-        <w:rPr>
-          <w:sz w:val="22"/>
-          <w:szCs w:val="22"/>
-        </w:rPr>
-        <w:t>Studio</w:t>
-      </w:r>
-      <w:proofErr w:type="spellEnd"/>
-      <w:r>
-        <w:rPr>
-          <w:sz w:val="22"/>
-          <w:szCs w:val="22"/>
-        </w:rPr>
-        <w:t xml:space="preserve"> 2008 и .NET </w:t>
-      </w:r>
-      <w:proofErr w:type="spellStart"/>
-      <w:r>
-        <w:rPr>
-          <w:sz w:val="22"/>
-          <w:szCs w:val="22"/>
-        </w:rPr>
-        <w:t>Framework</w:t>
-      </w:r>
-      <w:proofErr w:type="spellEnd"/>
-      <w:r>
-        <w:rPr>
-          <w:sz w:val="22"/>
-          <w:szCs w:val="22"/>
-        </w:rPr>
-        <w:t xml:space="preserve">. 4.3 [Электронный ресурс]: учебное пособие и практикум/ Казанский А.А.— Электрон. текстовые </w:t>
-      </w:r>
-      <w:proofErr w:type="gramStart"/>
-      <w:r>
-        <w:rPr>
-          <w:sz w:val="22"/>
-          <w:szCs w:val="22"/>
-        </w:rPr>
-        <w:t>данные.—</w:t>
-      </w:r>
-      <w:proofErr w:type="gramEnd"/>
-      <w:r>
-        <w:rPr>
-          <w:sz w:val="22"/>
-          <w:szCs w:val="22"/>
-        </w:rPr>
-        <w:t xml:space="preserve"> М.: Московский государственный строительный университет, ЭБС АСВ, 2011.— 180 c</w:t>
+        <w:t>Казанский А.А. Объектно-ориентированное программирование на языке Microsoft Visual С# в среде разработки Microsoft Visual Studio 2008 и .NET Framework. 4.3 [Электронный ресурс]: учебное пособие и практикум/ Казанский А.А.— Электрон. текстовые данные.— М.: Московский государственный строительный университет, ЭБС АСВ, 2011.— 180 c</w:t>
       </w:r>
     </w:p>
     <w:p>
@@ -25865,86 +21500,13 @@
           <w:szCs w:val="22"/>
         </w:rPr>
       </w:pPr>
-      <w:proofErr w:type="spellStart"/>
       <w:r>
         <w:rPr>
           <w:sz w:val="22"/>
           <w:szCs w:val="22"/>
         </w:rPr>
         <w:lastRenderedPageBreak/>
-        <w:t>Уйманова</w:t>
-      </w:r>
-      <w:proofErr w:type="spellEnd"/>
-      <w:r>
-        <w:rPr>
-          <w:sz w:val="22"/>
-          <w:szCs w:val="22"/>
-        </w:rPr>
-        <w:t xml:space="preserve"> Н.А. Основы объектно-ориентированного программирования [Электронный ресурс]: практикум/ </w:t>
-      </w:r>
-      <w:proofErr w:type="spellStart"/>
-      <w:r>
-        <w:rPr>
-          <w:sz w:val="22"/>
-          <w:szCs w:val="22"/>
-        </w:rPr>
-        <w:t>Уйманова</w:t>
-      </w:r>
-      <w:proofErr w:type="spellEnd"/>
-      <w:r>
-        <w:rPr>
-          <w:sz w:val="22"/>
-          <w:szCs w:val="22"/>
-        </w:rPr>
-        <w:t xml:space="preserve"> Н.А., </w:t>
-      </w:r>
-      <w:proofErr w:type="spellStart"/>
-      <w:r>
-        <w:rPr>
-          <w:sz w:val="22"/>
-          <w:szCs w:val="22"/>
-        </w:rPr>
-        <w:t>Таспаева</w:t>
-      </w:r>
-      <w:proofErr w:type="spellEnd"/>
-      <w:r>
-        <w:rPr>
-          <w:sz w:val="22"/>
-          <w:szCs w:val="22"/>
-        </w:rPr>
-        <w:t xml:space="preserve"> М.Г.— Электрон. текстовые </w:t>
-      </w:r>
-      <w:proofErr w:type="gramStart"/>
-      <w:r>
-        <w:rPr>
-          <w:sz w:val="22"/>
-          <w:szCs w:val="22"/>
-        </w:rPr>
-        <w:t>данные.—</w:t>
-      </w:r>
-      <w:proofErr w:type="gramEnd"/>
-      <w:r>
-        <w:rPr>
-          <w:sz w:val="22"/>
-          <w:szCs w:val="22"/>
-        </w:rPr>
-        <w:t xml:space="preserve"> Оренбург: Оренбургский государственный университет, ЭБС АСВ, 2017.— 156 c.— Режим доступа: http://www.iprbookshop.ru/78808.html.— ЭБС «</w:t>
-      </w:r>
-      <w:proofErr w:type="spellStart"/>
-      <w:r>
-        <w:rPr>
-          <w:sz w:val="22"/>
-          <w:szCs w:val="22"/>
-        </w:rPr>
-        <w:t>IPRbooks</w:t>
-      </w:r>
-      <w:proofErr w:type="spellEnd"/>
-      <w:r>
-        <w:rPr>
-          <w:sz w:val="22"/>
-          <w:szCs w:val="22"/>
-        </w:rPr>
-        <w:t>»</w:t>
+        <w:t>Уйманова Н.А. Основы объектно-ориентированного программирования [Электронный ресурс]: практикум/ Уйманова Н.А., Таспаева М.Г.— Электрон. текстовые данные.— Оренбург: Оренбургский государственный университет, ЭБС АСВ, 2017.— 156 c.— Режим доступа: http://www.iprbookshop.ru/78808.html.— ЭБС «IPRbooks»</w:t>
       </w:r>
     </w:p>
     <w:p>
@@ -25965,39 +21527,7 @@
           <w:sz w:val="22"/>
           <w:szCs w:val="22"/>
         </w:rPr>
-        <w:t xml:space="preserve">Новиков П.В. Объектно-ориентированное программирование [Электронный ресурс]: учебно-методическое пособие к лабораторным работам/ Новиков П.В.— Электрон. текстовые </w:t>
-      </w:r>
-      <w:proofErr w:type="gramStart"/>
-      <w:r>
-        <w:rPr>
-          <w:sz w:val="22"/>
-          <w:szCs w:val="22"/>
-        </w:rPr>
-        <w:t>данные.—</w:t>
-      </w:r>
-      <w:proofErr w:type="gramEnd"/>
-      <w:r>
-        <w:rPr>
-          <w:sz w:val="22"/>
-          <w:szCs w:val="22"/>
-        </w:rPr>
-        <w:t xml:space="preserve"> Саратов: Вузовское образование, 2017.— 124 c.— Режим доступа: http://www.iprbookshop.ru/64650.html.— ЭБС «</w:t>
-      </w:r>
-      <w:proofErr w:type="spellStart"/>
-      <w:r>
-        <w:rPr>
-          <w:sz w:val="22"/>
-          <w:szCs w:val="22"/>
-        </w:rPr>
-        <w:t>IPRbooks</w:t>
-      </w:r>
-      <w:proofErr w:type="spellEnd"/>
-      <w:r>
-        <w:rPr>
-          <w:sz w:val="22"/>
-          <w:szCs w:val="22"/>
-        </w:rPr>
-        <w:t>»</w:t>
+        <w:t>Новиков П.В. Объектно-ориентированное программирование [Электронный ресурс]: учебно-методическое пособие к лабораторным работам/ Новиков П.В.— Электрон. текстовые данные.— Саратов: Вузовское образование, 2017.— 124 c.— Режим доступа: http://www.iprbookshop.ru/64650.html.— ЭБС «IPRbooks»</w:t>
       </w:r>
     </w:p>
     <w:sectPr>
@@ -26015,7 +21545,7 @@
 </file>
 
 <file path=word/endnotes.xml><?xml version="1.0" encoding="utf-8"?>
-<w:endnotes xmlns:wpc="http://schemas.microsoft.com/office/word/2010/wordprocessingCanvas" xmlns:cx="http://schemas.microsoft.com/office/drawing/2014/chartex" xmlns:mc="http://schemas.openxmlformats.org/markup-compatibility/2006" xmlns:o="urn:schemas-microsoft-com:office:office" xmlns:r="http://schemas.openxmlformats.org/officeDocument/2006/relationships" xmlns:m="http://schemas.openxmlformats.org/officeDocument/2006/math" xmlns:v="urn:schemas-microsoft-com:vml" xmlns:wp14="http://schemas.microsoft.com/office/word/2010/wordprocessingDrawing" xmlns:wp="http://schemas.openxmlformats.org/drawingml/2006/wordprocessingDrawing" xmlns:w10="urn:schemas-microsoft-com:office:word" xmlns:w="http://schemas.openxmlformats.org/wordprocessingml/2006/main" xmlns:w14="http://schemas.microsoft.com/office/word/2010/wordml" xmlns:w15="http://schemas.microsoft.com/office/word/2012/wordml" xmlns:w16se="http://schemas.microsoft.com/office/word/2015/wordml/symex" xmlns:wpg="http://schemas.microsoft.com/office/word/2010/wordprocessingGroup" xmlns:wpi="http://schemas.microsoft.com/office/word/2010/wordprocessingInk" xmlns:wne="http://schemas.microsoft.com/office/word/2006/wordml" xmlns:wps="http://schemas.microsoft.com/office/word/2010/wordprocessingShape" mc:Ignorable="w14 w15 w16se wp14">
+<w:endnotes xmlns:wpc="http://schemas.microsoft.com/office/word/2010/wordprocessingCanvas" xmlns:mc="http://schemas.openxmlformats.org/markup-compatibility/2006" xmlns:o="urn:schemas-microsoft-com:office:office" xmlns:r="http://schemas.openxmlformats.org/officeDocument/2006/relationships" xmlns:m="http://schemas.openxmlformats.org/officeDocument/2006/math" xmlns:v="urn:schemas-microsoft-com:vml" xmlns:wp14="http://schemas.microsoft.com/office/word/2010/wordprocessingDrawing" xmlns:wp="http://schemas.openxmlformats.org/drawingml/2006/wordprocessingDrawing" xmlns:w10="urn:schemas-microsoft-com:office:word" xmlns:w="http://schemas.openxmlformats.org/wordprocessingml/2006/main" xmlns:w14="http://schemas.microsoft.com/office/word/2010/wordml" xmlns:w15="http://schemas.microsoft.com/office/word/2012/wordml" xmlns:wpg="http://schemas.microsoft.com/office/word/2010/wordprocessingGroup" xmlns:wpi="http://schemas.microsoft.com/office/word/2010/wordprocessingInk" xmlns:wne="http://schemas.microsoft.com/office/word/2006/wordml" xmlns:wps="http://schemas.microsoft.com/office/word/2010/wordprocessingShape" mc:Ignorable="w14 w15 wp14">
   <w:endnote w:type="separator" w:id="-1">
     <w:p>
       <w:r>
@@ -26034,7 +21564,7 @@
 </file>
 
 <file path=word/footer1.xml><?xml version="1.0" encoding="utf-8"?>
-<w:ftr xmlns:wpc="http://schemas.microsoft.com/office/word/2010/wordprocessingCanvas" xmlns:cx="http://schemas.microsoft.com/office/drawing/2014/chartex" xmlns:mc="http://schemas.openxmlformats.org/markup-compatibility/2006" xmlns:o="urn:schemas-microsoft-com:office:office" xmlns:r="http://schemas.openxmlformats.org/officeDocument/2006/relationships" xmlns:m="http://schemas.openxmlformats.org/officeDocument/2006/math" xmlns:v="urn:schemas-microsoft-com:vml" xmlns:wp14="http://schemas.microsoft.com/office/word/2010/wordprocessingDrawing" xmlns:wp="http://schemas.openxmlformats.org/drawingml/2006/wordprocessingDrawing" xmlns:w10="urn:schemas-microsoft-com:office:word" xmlns:w="http://schemas.openxmlformats.org/wordprocessingml/2006/main" xmlns:w14="http://schemas.microsoft.com/office/word/2010/wordml" xmlns:w15="http://schemas.microsoft.com/office/word/2012/wordml" xmlns:w16se="http://schemas.microsoft.com/office/word/2015/wordml/symex" xmlns:wpg="http://schemas.microsoft.com/office/word/2010/wordprocessingGroup" xmlns:wpi="http://schemas.microsoft.com/office/word/2010/wordprocessingInk" xmlns:wne="http://schemas.microsoft.com/office/word/2006/wordml" xmlns:wps="http://schemas.microsoft.com/office/word/2010/wordprocessingShape" mc:Ignorable="w14 w15 w16se wp14">
+<w:ftr xmlns:wpc="http://schemas.microsoft.com/office/word/2010/wordprocessingCanvas" xmlns:mc="http://schemas.openxmlformats.org/markup-compatibility/2006" xmlns:o="urn:schemas-microsoft-com:office:office" xmlns:r="http://schemas.openxmlformats.org/officeDocument/2006/relationships" xmlns:m="http://schemas.openxmlformats.org/officeDocument/2006/math" xmlns:v="urn:schemas-microsoft-com:vml" xmlns:wp14="http://schemas.microsoft.com/office/word/2010/wordprocessingDrawing" xmlns:wp="http://schemas.openxmlformats.org/drawingml/2006/wordprocessingDrawing" xmlns:w10="urn:schemas-microsoft-com:office:word" xmlns:w="http://schemas.openxmlformats.org/wordprocessingml/2006/main" xmlns:w14="http://schemas.microsoft.com/office/word/2010/wordml" xmlns:w15="http://schemas.microsoft.com/office/word/2012/wordml" xmlns:wpg="http://schemas.microsoft.com/office/word/2010/wordprocessingGroup" xmlns:wpi="http://schemas.microsoft.com/office/word/2010/wordprocessingInk" xmlns:wne="http://schemas.microsoft.com/office/word/2006/wordml" xmlns:wps="http://schemas.microsoft.com/office/word/2010/wordprocessingShape" mc:Ignorable="w14 w15 wp14">
   <w:p>
     <w:pPr>
       <w:pStyle w:val="a8"/>
@@ -26053,7 +21583,7 @@
       <w:rPr>
         <w:noProof/>
       </w:rPr>
-      <w:t>6</w:t>
+      <w:t>7</w:t>
     </w:r>
     <w:r>
       <w:fldChar w:fldCharType="end"/>
@@ -26068,7 +21598,7 @@
 </file>
 
 <file path=word/footnotes.xml><?xml version="1.0" encoding="utf-8"?>
-<w:footnotes xmlns:wpc="http://schemas.microsoft.com/office/word/2010/wordprocessingCanvas" xmlns:cx="http://schemas.microsoft.com/office/drawing/2014/chartex" xmlns:mc="http://schemas.openxmlformats.org/markup-compatibility/2006" xmlns:o="urn:schemas-microsoft-com:office:office" xmlns:r="http://schemas.openxmlformats.org/officeDocument/2006/relationships" xmlns:m="http://schemas.openxmlformats.org/officeDocument/2006/math" xmlns:v="urn:schemas-microsoft-com:vml" xmlns:wp14="http://schemas.microsoft.com/office/word/2010/wordprocessingDrawing" xmlns:wp="http://schemas.openxmlformats.org/drawingml/2006/wordprocessingDrawing" xmlns:w10="urn:schemas-microsoft-com:office:word" xmlns:w="http://schemas.openxmlformats.org/wordprocessingml/2006/main" xmlns:w14="http://schemas.microsoft.com/office/word/2010/wordml" xmlns:w15="http://schemas.microsoft.com/office/word/2012/wordml" xmlns:w16se="http://schemas.microsoft.com/office/word/2015/wordml/symex" xmlns:wpg="http://schemas.microsoft.com/office/word/2010/wordprocessingGroup" xmlns:wpi="http://schemas.microsoft.com/office/word/2010/wordprocessingInk" xmlns:wne="http://schemas.microsoft.com/office/word/2006/wordml" xmlns:wps="http://schemas.microsoft.com/office/word/2010/wordprocessingShape" mc:Ignorable="w14 w15 w16se wp14">
+<w:footnotes xmlns:wpc="http://schemas.microsoft.com/office/word/2010/wordprocessingCanvas" xmlns:mc="http://schemas.openxmlformats.org/markup-compatibility/2006" xmlns:o="urn:schemas-microsoft-com:office:office" xmlns:r="http://schemas.openxmlformats.org/officeDocument/2006/relationships" xmlns:m="http://schemas.openxmlformats.org/officeDocument/2006/math" xmlns:v="urn:schemas-microsoft-com:vml" xmlns:wp14="http://schemas.microsoft.com/office/word/2010/wordprocessingDrawing" xmlns:wp="http://schemas.openxmlformats.org/drawingml/2006/wordprocessingDrawing" xmlns:w10="urn:schemas-microsoft-com:office:word" xmlns:w="http://schemas.openxmlformats.org/wordprocessingml/2006/main" xmlns:w14="http://schemas.microsoft.com/office/word/2010/wordml" xmlns:w15="http://schemas.microsoft.com/office/word/2012/wordml" xmlns:wpg="http://schemas.microsoft.com/office/word/2010/wordprocessingGroup" xmlns:wpi="http://schemas.microsoft.com/office/word/2010/wordprocessingInk" xmlns:wne="http://schemas.microsoft.com/office/word/2006/wordml" xmlns:wps="http://schemas.microsoft.com/office/word/2010/wordprocessingShape" mc:Ignorable="w14 w15 wp14">
   <w:footnote w:type="separator" w:id="-1">
     <w:p>
       <w:r>
@@ -26087,8 +21617,8 @@
 </file>
 
 <file path=word/numbering.xml><?xml version="1.0" encoding="utf-8"?>
-<w:numbering xmlns:wpc="http://schemas.microsoft.com/office/word/2010/wordprocessingCanvas" xmlns:cx="http://schemas.microsoft.com/office/drawing/2014/chartex" xmlns:mc="http://schemas.openxmlformats.org/markup-compatibility/2006" xmlns:o="urn:schemas-microsoft-com:office:office" xmlns:r="http://schemas.openxmlformats.org/officeDocument/2006/relationships" xmlns:m="http://schemas.openxmlformats.org/officeDocument/2006/math" xmlns:v="urn:schemas-microsoft-com:vml" xmlns:wp14="http://schemas.microsoft.com/office/word/2010/wordprocessingDrawing" xmlns:wp="http://schemas.openxmlformats.org/drawingml/2006/wordprocessingDrawing" xmlns:w10="urn:schemas-microsoft-com:office:word" xmlns:w="http://schemas.openxmlformats.org/wordprocessingml/2006/main" xmlns:w14="http://schemas.microsoft.com/office/word/2010/wordml" xmlns:w15="http://schemas.microsoft.com/office/word/2012/wordml" xmlns:w16se="http://schemas.microsoft.com/office/word/2015/wordml/symex" xmlns:wpg="http://schemas.microsoft.com/office/word/2010/wordprocessingGroup" xmlns:wpi="http://schemas.microsoft.com/office/word/2010/wordprocessingInk" xmlns:wne="http://schemas.microsoft.com/office/word/2006/wordml" xmlns:wps="http://schemas.microsoft.com/office/word/2010/wordprocessingShape" mc:Ignorable="w14 w15 w16se wp14">
-  <w:abstractNum w:abstractNumId="0" w15:restartNumberingAfterBreak="0">
+<w:numbering xmlns:wpc="http://schemas.microsoft.com/office/word/2010/wordprocessingCanvas" xmlns:mc="http://schemas.openxmlformats.org/markup-compatibility/2006" xmlns:o="urn:schemas-microsoft-com:office:office" xmlns:r="http://schemas.openxmlformats.org/officeDocument/2006/relationships" xmlns:m="http://schemas.openxmlformats.org/officeDocument/2006/math" xmlns:v="urn:schemas-microsoft-com:vml" xmlns:wp14="http://schemas.microsoft.com/office/word/2010/wordprocessingDrawing" xmlns:wp="http://schemas.openxmlformats.org/drawingml/2006/wordprocessingDrawing" xmlns:w10="urn:schemas-microsoft-com:office:word" xmlns:w="http://schemas.openxmlformats.org/wordprocessingml/2006/main" xmlns:w14="http://schemas.microsoft.com/office/word/2010/wordml" xmlns:w15="http://schemas.microsoft.com/office/word/2012/wordml" xmlns:wpg="http://schemas.microsoft.com/office/word/2010/wordprocessingGroup" xmlns:wpi="http://schemas.microsoft.com/office/word/2010/wordprocessingInk" xmlns:wne="http://schemas.microsoft.com/office/word/2006/wordml" xmlns:wps="http://schemas.microsoft.com/office/word/2010/wordprocessingShape" mc:Ignorable="w14 w15 wp14">
+  <w:abstractNum w:abstractNumId="0">
     <w:nsid w:val="FFFFFFFB"/>
     <w:multiLevelType w:val="multilevel"/>
     <w:tmpl w:val="FFFFFFFF"/>
@@ -26157,7 +21687,7 @@
       <w:lvlJc w:val="left"/>
     </w:lvl>
   </w:abstractNum>
-  <w:abstractNum w:abstractNumId="1" w15:restartNumberingAfterBreak="0">
+  <w:abstractNum w:abstractNumId="1">
     <w:nsid w:val="01234710"/>
     <w:multiLevelType w:val="multilevel"/>
     <w:tmpl w:val="0419001F"/>
@@ -26297,7 +21827,7 @@
       </w:rPr>
     </w:lvl>
   </w:abstractNum>
-  <w:abstractNum w:abstractNumId="2" w15:restartNumberingAfterBreak="0">
+  <w:abstractNum w:abstractNumId="2">
     <w:nsid w:val="033E1116"/>
     <w:multiLevelType w:val="hybridMultilevel"/>
     <w:tmpl w:val="391C45D0"/>
@@ -26406,7 +21936,7 @@
       </w:rPr>
     </w:lvl>
   </w:abstractNum>
-  <w:abstractNum w:abstractNumId="3" w15:restartNumberingAfterBreak="0">
+  <w:abstractNum w:abstractNumId="3">
     <w:nsid w:val="06895500"/>
     <w:multiLevelType w:val="hybridMultilevel"/>
     <w:tmpl w:val="6F5EFE5C"/>
@@ -26519,7 +22049,7 @@
       </w:pPr>
     </w:lvl>
   </w:abstractNum>
-  <w:abstractNum w:abstractNumId="4" w15:restartNumberingAfterBreak="0">
+  <w:abstractNum w:abstractNumId="4">
     <w:nsid w:val="09EB1B30"/>
     <w:multiLevelType w:val="multilevel"/>
     <w:tmpl w:val="8478566A"/>
@@ -26632,7 +22162,7 @@
       </w:pPr>
     </w:lvl>
   </w:abstractNum>
-  <w:abstractNum w:abstractNumId="5" w15:restartNumberingAfterBreak="0">
+  <w:abstractNum w:abstractNumId="5">
     <w:nsid w:val="0A3D7110"/>
     <w:multiLevelType w:val="multilevel"/>
     <w:tmpl w:val="93B8659C"/>
@@ -26781,7 +22311,7 @@
       </w:rPr>
     </w:lvl>
   </w:abstractNum>
-  <w:abstractNum w:abstractNumId="6" w15:restartNumberingAfterBreak="0">
+  <w:abstractNum w:abstractNumId="6">
     <w:nsid w:val="16FA297A"/>
     <w:multiLevelType w:val="multilevel"/>
     <w:tmpl w:val="D800F01C"/>
@@ -26930,7 +22460,7 @@
       </w:rPr>
     </w:lvl>
   </w:abstractNum>
-  <w:abstractNum w:abstractNumId="7" w15:restartNumberingAfterBreak="0">
+  <w:abstractNum w:abstractNumId="7">
     <w:nsid w:val="1B1654BA"/>
     <w:multiLevelType w:val="multilevel"/>
     <w:tmpl w:val="0419001F"/>
@@ -27070,7 +22600,7 @@
       </w:rPr>
     </w:lvl>
   </w:abstractNum>
-  <w:abstractNum w:abstractNumId="8" w15:restartNumberingAfterBreak="0">
+  <w:abstractNum w:abstractNumId="8">
     <w:nsid w:val="1E902315"/>
     <w:multiLevelType w:val="hybridMultilevel"/>
     <w:tmpl w:val="8A905AE0"/>
@@ -27156,7 +22686,7 @@
       </w:pPr>
     </w:lvl>
   </w:abstractNum>
-  <w:abstractNum w:abstractNumId="9" w15:restartNumberingAfterBreak="0">
+  <w:abstractNum w:abstractNumId="9">
     <w:nsid w:val="283F2C58"/>
     <w:multiLevelType w:val="multilevel"/>
     <w:tmpl w:val="C8F88644"/>
@@ -27305,7 +22835,7 @@
       </w:rPr>
     </w:lvl>
   </w:abstractNum>
-  <w:abstractNum w:abstractNumId="10" w15:restartNumberingAfterBreak="0">
+  <w:abstractNum w:abstractNumId="10">
     <w:nsid w:val="2A217B70"/>
     <w:multiLevelType w:val="hybridMultilevel"/>
     <w:tmpl w:val="E598995E"/>
@@ -27418,7 +22948,7 @@
       </w:rPr>
     </w:lvl>
   </w:abstractNum>
-  <w:abstractNum w:abstractNumId="11" w15:restartNumberingAfterBreak="0">
+  <w:abstractNum w:abstractNumId="11">
     <w:nsid w:val="2BF05E2B"/>
     <w:multiLevelType w:val="hybridMultilevel"/>
     <w:tmpl w:val="2B54B3FE"/>
@@ -27507,7 +23037,7 @@
       </w:pPr>
     </w:lvl>
   </w:abstractNum>
-  <w:abstractNum w:abstractNumId="12" w15:restartNumberingAfterBreak="0">
+  <w:abstractNum w:abstractNumId="12">
     <w:nsid w:val="2D5666D5"/>
     <w:multiLevelType w:val="multilevel"/>
     <w:tmpl w:val="9CACFEBE"/>
@@ -27656,7 +23186,7 @@
       </w:rPr>
     </w:lvl>
   </w:abstractNum>
-  <w:abstractNum w:abstractNumId="13" w15:restartNumberingAfterBreak="0">
+  <w:abstractNum w:abstractNumId="13">
     <w:nsid w:val="2F66174C"/>
     <w:multiLevelType w:val="hybridMultilevel"/>
     <w:tmpl w:val="0972A38A"/>
@@ -27745,7 +23275,7 @@
       </w:pPr>
     </w:lvl>
   </w:abstractNum>
-  <w:abstractNum w:abstractNumId="14" w15:restartNumberingAfterBreak="0">
+  <w:abstractNum w:abstractNumId="14">
     <w:nsid w:val="34D87CA1"/>
     <w:multiLevelType w:val="hybridMultilevel"/>
     <w:tmpl w:val="5E0EC716"/>
@@ -27834,7 +23364,7 @@
       </w:pPr>
     </w:lvl>
   </w:abstractNum>
-  <w:abstractNum w:abstractNumId="15" w15:restartNumberingAfterBreak="0">
+  <w:abstractNum w:abstractNumId="15">
     <w:nsid w:val="36133F95"/>
     <w:multiLevelType w:val="hybridMultilevel"/>
     <w:tmpl w:val="448042E6"/>
@@ -27923,7 +23453,7 @@
       </w:pPr>
     </w:lvl>
   </w:abstractNum>
-  <w:abstractNum w:abstractNumId="16" w15:restartNumberingAfterBreak="0">
+  <w:abstractNum w:abstractNumId="16">
     <w:nsid w:val="36966530"/>
     <w:multiLevelType w:val="hybridMultilevel"/>
     <w:tmpl w:val="6B4CB50E"/>
@@ -28036,7 +23566,7 @@
       </w:rPr>
     </w:lvl>
   </w:abstractNum>
-  <w:abstractNum w:abstractNumId="17" w15:restartNumberingAfterBreak="0">
+  <w:abstractNum w:abstractNumId="17">
     <w:nsid w:val="39757999"/>
     <w:multiLevelType w:val="multilevel"/>
     <w:tmpl w:val="70501F6A"/>
@@ -28153,7 +23683,7 @@
       </w:pPr>
     </w:lvl>
   </w:abstractNum>
-  <w:abstractNum w:abstractNumId="18" w15:restartNumberingAfterBreak="0">
+  <w:abstractNum w:abstractNumId="18">
     <w:nsid w:val="3F724CA6"/>
     <w:multiLevelType w:val="multilevel"/>
     <w:tmpl w:val="A918A7FC"/>
@@ -28302,7 +23832,7 @@
       </w:rPr>
     </w:lvl>
   </w:abstractNum>
-  <w:abstractNum w:abstractNumId="19" w15:restartNumberingAfterBreak="0">
+  <w:abstractNum w:abstractNumId="19">
     <w:nsid w:val="410F0D26"/>
     <w:multiLevelType w:val="multilevel"/>
     <w:tmpl w:val="0419001F"/>
@@ -28442,7 +23972,7 @@
       </w:rPr>
     </w:lvl>
   </w:abstractNum>
-  <w:abstractNum w:abstractNumId="20" w15:restartNumberingAfterBreak="0">
+  <w:abstractNum w:abstractNumId="20">
     <w:nsid w:val="419E164C"/>
     <w:multiLevelType w:val="hybridMultilevel"/>
     <w:tmpl w:val="4A6C6880"/>
@@ -28531,7 +24061,7 @@
       </w:pPr>
     </w:lvl>
   </w:abstractNum>
-  <w:abstractNum w:abstractNumId="21" w15:restartNumberingAfterBreak="0">
+  <w:abstractNum w:abstractNumId="21">
     <w:nsid w:val="457B49EF"/>
     <w:multiLevelType w:val="multilevel"/>
     <w:tmpl w:val="2CB80FBE"/>
@@ -28680,7 +24210,7 @@
       </w:rPr>
     </w:lvl>
   </w:abstractNum>
-  <w:abstractNum w:abstractNumId="22" w15:restartNumberingAfterBreak="0">
+  <w:abstractNum w:abstractNumId="22">
     <w:nsid w:val="4B0A0E3D"/>
     <w:multiLevelType w:val="multilevel"/>
     <w:tmpl w:val="82822BD4"/>
@@ -28825,7 +24355,7 @@
       </w:rPr>
     </w:lvl>
   </w:abstractNum>
-  <w:abstractNum w:abstractNumId="23" w15:restartNumberingAfterBreak="0">
+  <w:abstractNum w:abstractNumId="23">
     <w:nsid w:val="4C867453"/>
     <w:multiLevelType w:val="hybridMultilevel"/>
     <w:tmpl w:val="AE629056"/>
@@ -28911,7 +24441,7 @@
       </w:pPr>
     </w:lvl>
   </w:abstractNum>
-  <w:abstractNum w:abstractNumId="24" w15:restartNumberingAfterBreak="0">
+  <w:abstractNum w:abstractNumId="24">
     <w:nsid w:val="4E4F00FE"/>
     <w:multiLevelType w:val="hybridMultilevel"/>
     <w:tmpl w:val="D042195C"/>
@@ -29000,7 +24530,7 @@
       </w:pPr>
     </w:lvl>
   </w:abstractNum>
-  <w:abstractNum w:abstractNumId="25" w15:restartNumberingAfterBreak="0">
+  <w:abstractNum w:abstractNumId="25">
     <w:nsid w:val="4F9D0533"/>
     <w:multiLevelType w:val="hybridMultilevel"/>
     <w:tmpl w:val="62DC2BCA"/>
@@ -29089,7 +24619,7 @@
       </w:pPr>
     </w:lvl>
   </w:abstractNum>
-  <w:abstractNum w:abstractNumId="26" w15:restartNumberingAfterBreak="0">
+  <w:abstractNum w:abstractNumId="26">
     <w:nsid w:val="50E9310E"/>
     <w:multiLevelType w:val="multilevel"/>
     <w:tmpl w:val="61F43A8A"/>
@@ -29238,7 +24768,7 @@
       </w:rPr>
     </w:lvl>
   </w:abstractNum>
-  <w:abstractNum w:abstractNumId="27" w15:restartNumberingAfterBreak="0">
+  <w:abstractNum w:abstractNumId="27">
     <w:nsid w:val="51C41250"/>
     <w:multiLevelType w:val="hybridMultilevel"/>
     <w:tmpl w:val="5E0EC716"/>
@@ -29327,7 +24857,7 @@
       </w:pPr>
     </w:lvl>
   </w:abstractNum>
-  <w:abstractNum w:abstractNumId="28" w15:restartNumberingAfterBreak="0">
+  <w:abstractNum w:abstractNumId="28">
     <w:nsid w:val="5B3A1896"/>
     <w:multiLevelType w:val="hybridMultilevel"/>
     <w:tmpl w:val="CE8E9A2A"/>
@@ -29440,7 +24970,7 @@
       </w:rPr>
     </w:lvl>
   </w:abstractNum>
-  <w:abstractNum w:abstractNumId="29" w15:restartNumberingAfterBreak="0">
+  <w:abstractNum w:abstractNumId="29">
     <w:nsid w:val="65BF2472"/>
     <w:multiLevelType w:val="hybridMultilevel"/>
     <w:tmpl w:val="E94E1CC0"/>
@@ -29553,7 +25083,7 @@
       </w:pPr>
     </w:lvl>
   </w:abstractNum>
-  <w:abstractNum w:abstractNumId="30" w15:restartNumberingAfterBreak="0">
+  <w:abstractNum w:abstractNumId="30">
     <w:nsid w:val="696470AF"/>
     <w:multiLevelType w:val="multilevel"/>
     <w:tmpl w:val="7BC6DA9E"/>
@@ -29670,7 +25200,7 @@
       </w:pPr>
     </w:lvl>
   </w:abstractNum>
-  <w:abstractNum w:abstractNumId="31" w15:restartNumberingAfterBreak="0">
+  <w:abstractNum w:abstractNumId="31">
     <w:nsid w:val="6BBB3AA8"/>
     <w:multiLevelType w:val="hybridMultilevel"/>
     <w:tmpl w:val="0B482586"/>
@@ -29783,7 +25313,7 @@
       </w:pPr>
     </w:lvl>
   </w:abstractNum>
-  <w:abstractNum w:abstractNumId="32" w15:restartNumberingAfterBreak="0">
+  <w:abstractNum w:abstractNumId="32">
     <w:nsid w:val="6D2F0128"/>
     <w:multiLevelType w:val="hybridMultilevel"/>
     <w:tmpl w:val="119855F4"/>
@@ -29923,7 +25453,7 @@
       </w:rPr>
     </w:lvl>
   </w:abstractNum>
-  <w:abstractNum w:abstractNumId="33" w15:restartNumberingAfterBreak="0">
+  <w:abstractNum w:abstractNumId="33">
     <w:nsid w:val="6EB26574"/>
     <w:multiLevelType w:val="hybridMultilevel"/>
     <w:tmpl w:val="9056A692"/>
@@ -30012,7 +25542,7 @@
       </w:pPr>
     </w:lvl>
   </w:abstractNum>
-  <w:abstractNum w:abstractNumId="34" w15:restartNumberingAfterBreak="0">
+  <w:abstractNum w:abstractNumId="34">
     <w:nsid w:val="74DE31F1"/>
     <w:multiLevelType w:val="multilevel"/>
     <w:tmpl w:val="51081FA2"/>
@@ -30161,7 +25691,7 @@
       </w:rPr>
     </w:lvl>
   </w:abstractNum>
-  <w:abstractNum w:abstractNumId="35" w15:restartNumberingAfterBreak="0">
+  <w:abstractNum w:abstractNumId="35">
     <w:nsid w:val="769163D8"/>
     <w:multiLevelType w:val="hybridMultilevel"/>
     <w:tmpl w:val="207CC17E"/>
@@ -30274,7 +25804,7 @@
       </w:pPr>
     </w:lvl>
   </w:abstractNum>
-  <w:abstractNum w:abstractNumId="36" w15:restartNumberingAfterBreak="0">
+  <w:abstractNum w:abstractNumId="36">
     <w:nsid w:val="7B540F05"/>
     <w:multiLevelType w:val="hybridMultilevel"/>
     <w:tmpl w:val="E598995E"/>
@@ -30387,7 +25917,7 @@
       </w:rPr>
     </w:lvl>
   </w:abstractNum>
-  <w:abstractNum w:abstractNumId="37" w15:restartNumberingAfterBreak="0">
+  <w:abstractNum w:abstractNumId="37">
     <w:nsid w:val="7D3B0E55"/>
     <w:multiLevelType w:val="hybridMultilevel"/>
     <w:tmpl w:val="F06AD808"/>
@@ -30657,7 +26187,7 @@
 </file>
 
 <file path=word/styles.xml><?xml version="1.0" encoding="utf-8"?>
-<w:styles xmlns:mc="http://schemas.openxmlformats.org/markup-compatibility/2006" xmlns:r="http://schemas.openxmlformats.org/officeDocument/2006/relationships" xmlns:w="http://schemas.openxmlformats.org/wordprocessingml/2006/main" xmlns:w14="http://schemas.microsoft.com/office/word/2010/wordml" xmlns:w15="http://schemas.microsoft.com/office/word/2012/wordml" xmlns:w16se="http://schemas.microsoft.com/office/word/2015/wordml/symex" mc:Ignorable="w14 w15 w16se">
+<w:styles xmlns:mc="http://schemas.openxmlformats.org/markup-compatibility/2006" xmlns:r="http://schemas.openxmlformats.org/officeDocument/2006/relationships" xmlns:w="http://schemas.openxmlformats.org/wordprocessingml/2006/main" xmlns:w14="http://schemas.microsoft.com/office/word/2010/wordml" xmlns:w15="http://schemas.microsoft.com/office/word/2012/wordml" mc:Ignorable="w14 w15">
   <w:docDefaults>
     <w:rPrDefault>
       <w:rPr>
@@ -31199,6 +26729,7 @@
     <w:uiPriority w:val="59"/>
     <w:rsid w:val="00F50CEE"/>
     <w:tblPr>
+      <w:tblInd w:w="0" w:type="dxa"/>
       <w:tblBorders>
         <w:top w:val="single" w:sz="4" w:space="0" w:color="auto"/>
         <w:left w:val="single" w:sz="4" w:space="0" w:color="auto"/>
@@ -31207,6 +26738,12 @@
         <w:insideH w:val="single" w:sz="4" w:space="0" w:color="auto"/>
         <w:insideV w:val="single" w:sz="4" w:space="0" w:color="auto"/>
       </w:tblBorders>
+      <w:tblCellMar>
+        <w:top w:w="0" w:type="dxa"/>
+        <w:left w:w="108" w:type="dxa"/>
+        <w:bottom w:w="0" w:type="dxa"/>
+        <w:right w:w="108" w:type="dxa"/>
+      </w:tblCellMar>
     </w:tblPr>
   </w:style>
   <w:style w:type="paragraph" w:customStyle="1" w:styleId="12">
@@ -31785,7 +27322,7 @@
 </file>
 
 <file path=customXml/itemProps1.xml><?xml version="1.0" encoding="utf-8"?>
-<ds:datastoreItem xmlns:ds="http://schemas.openxmlformats.org/officeDocument/2006/customXml" ds:itemID="{D5B79155-8B88-4293-903B-0BDC3FD8EF55}">
+<ds:datastoreItem xmlns:ds="http://schemas.openxmlformats.org/officeDocument/2006/customXml" ds:itemID="{408AA10A-D767-452D-A5C9-AAA1D855C663}">
   <ds:schemaRefs>
     <ds:schemaRef ds:uri="http://schemas.openxmlformats.org/officeDocument/2006/bibliography"/>
   </ds:schemaRefs>
